--- a/LABlogbook/LABlogbook-2443597-w10.docx
+++ b/LABlogbook/LABlogbook-2443597-w10.docx
@@ -5943,6 +5943,17 @@
           <w14:ligatures w14:val="none"/>
         </w:rPr>
         <w:br/>
+      </w:r>
+      <w:proofErr w:type="spellStart"/>
+      <w:r>
+        <w:rPr>
+          <w:rFonts w:ascii="inherit" w:eastAsia="Times New Roman" w:hAnsi="inherit" w:cs="Segoe UI"/>
+          <w:kern w:val="0"/>
+          <w:sz w:val="20"/>
+          <w:szCs w:val="20"/>
+          <w:lang w:eastAsia="en-GB"/>
+          <w14:ligatures w14:val="none"/>
+        </w:rPr>
         <w:t>model.</w:t>
       </w:r>
       <w:r>
@@ -5957,6 +5968,7 @@
         </w:rPr>
         <w:t>summary</w:t>
       </w:r>
+      <w:proofErr w:type="spellEnd"/>
       <w:r>
         <w:rPr>
           <w:rFonts w:ascii="inherit" w:eastAsia="Times New Roman" w:hAnsi="inherit" w:cs="Segoe UI"/>
@@ -6265,7 +6277,31 @@
           <w:lang w:eastAsia="en-GB"/>
           <w14:ligatures w14:val="none"/>
         </w:rPr>
-        <w:t>│ gru (</w:t>
+        <w:t xml:space="preserve">│ </w:t>
+      </w:r>
+      <w:proofErr w:type="spellStart"/>
+      <w:r>
+        <w:rPr>
+          <w:rFonts w:ascii="Consolas" w:eastAsia="Times New Roman" w:hAnsi="Consolas" w:cs="Courier New"/>
+          <w:kern w:val="0"/>
+          <w:sz w:val="20"/>
+          <w:szCs w:val="20"/>
+          <w:lang w:eastAsia="en-GB"/>
+          <w14:ligatures w14:val="none"/>
+        </w:rPr>
+        <w:t>gru</w:t>
+      </w:r>
+      <w:proofErr w:type="spellEnd"/>
+      <w:r>
+        <w:rPr>
+          <w:rFonts w:ascii="Consolas" w:eastAsia="Times New Roman" w:hAnsi="Consolas" w:cs="Courier New"/>
+          <w:kern w:val="0"/>
+          <w:sz w:val="20"/>
+          <w:szCs w:val="20"/>
+          <w:lang w:eastAsia="en-GB"/>
+          <w14:ligatures w14:val="none"/>
+        </w:rPr>
+        <w:t xml:space="preserve"> (</w:t>
       </w:r>
       <w:r>
         <w:rPr>
@@ -8503,7 +8539,31 @@
           <w:lang w:eastAsia="en-GB"/>
           <w14:ligatures w14:val="none"/>
         </w:rPr>
-        <w:t>│ lstm (</w:t>
+        <w:t xml:space="preserve">│ </w:t>
+      </w:r>
+      <w:proofErr w:type="spellStart"/>
+      <w:r>
+        <w:rPr>
+          <w:rFonts w:ascii="Consolas" w:eastAsia="Times New Roman" w:hAnsi="Consolas" w:cs="Courier New"/>
+          <w:kern w:val="0"/>
+          <w:sz w:val="20"/>
+          <w:szCs w:val="20"/>
+          <w:lang w:eastAsia="en-GB"/>
+          <w14:ligatures w14:val="none"/>
+        </w:rPr>
+        <w:t>lstm</w:t>
+      </w:r>
+      <w:proofErr w:type="spellEnd"/>
+      <w:r>
+        <w:rPr>
+          <w:rFonts w:ascii="Consolas" w:eastAsia="Times New Roman" w:hAnsi="Consolas" w:cs="Courier New"/>
+          <w:kern w:val="0"/>
+          <w:sz w:val="20"/>
+          <w:szCs w:val="20"/>
+          <w:lang w:eastAsia="en-GB"/>
+          <w14:ligatures w14:val="none"/>
+        </w:rPr>
+        <w:t xml:space="preserve"> (</w:t>
       </w:r>
       <w:r>
         <w:rPr>
@@ -9699,6 +9759,4949 @@
     </w:p>
     <w:p>
       <w:pPr>
+        <w:shd w:val="clear" w:color="auto" w:fill="FFFFFF"/>
+        <w:tabs>
+          <w:tab w:val="left" w:pos="916"/>
+          <w:tab w:val="left" w:pos="1832"/>
+          <w:tab w:val="left" w:pos="2748"/>
+          <w:tab w:val="left" w:pos="3664"/>
+          <w:tab w:val="left" w:pos="4580"/>
+          <w:tab w:val="left" w:pos="5496"/>
+          <w:tab w:val="left" w:pos="6412"/>
+          <w:tab w:val="left" w:pos="7328"/>
+          <w:tab w:val="left" w:pos="8244"/>
+          <w:tab w:val="left" w:pos="9160"/>
+          <w:tab w:val="left" w:pos="10076"/>
+          <w:tab w:val="left" w:pos="10992"/>
+          <w:tab w:val="left" w:pos="11908"/>
+          <w:tab w:val="left" w:pos="12824"/>
+          <w:tab w:val="left" w:pos="13740"/>
+          <w:tab w:val="left" w:pos="14656"/>
+        </w:tabs>
+        <w:wordWrap w:val="0"/>
+        <w:spacing w:before="360" w:after="360" w:line="240" w:lineRule="auto"/>
+        <w:ind w:right="480"/>
+        <w:rPr>
+          <w:rFonts w:ascii="Consolas" w:eastAsia="Times New Roman" w:hAnsi="Consolas" w:cs="Courier New"/>
+          <w:b/>
+          <w:bCs/>
+          <w:kern w:val="0"/>
+          <w:sz w:val="20"/>
+          <w:szCs w:val="20"/>
+          <w:lang w:eastAsia="en-GB"/>
+          <w14:ligatures w14:val="none"/>
+        </w:rPr>
+      </w:pPr>
+      <w:r>
+        <w:rPr>
+          <w:rFonts w:ascii="Consolas" w:eastAsia="Times New Roman" w:hAnsi="Consolas" w:cs="Courier New"/>
+          <w:b/>
+          <w:bCs/>
+          <w:kern w:val="0"/>
+          <w:sz w:val="20"/>
+          <w:szCs w:val="20"/>
+          <w:lang w:eastAsia="en-GB"/>
+          <w14:ligatures w14:val="none"/>
+        </w:rPr>
+        <w:t>Encoder:</w:t>
+      </w:r>
+    </w:p>
+    <w:p>
+      <w:pPr>
+        <w:shd w:val="clear" w:color="auto" w:fill="FFFFFF"/>
+        <w:tabs>
+          <w:tab w:val="left" w:pos="916"/>
+          <w:tab w:val="left" w:pos="1832"/>
+          <w:tab w:val="left" w:pos="2748"/>
+          <w:tab w:val="left" w:pos="3664"/>
+          <w:tab w:val="left" w:pos="4580"/>
+          <w:tab w:val="left" w:pos="5496"/>
+          <w:tab w:val="left" w:pos="6412"/>
+          <w:tab w:val="left" w:pos="7328"/>
+          <w:tab w:val="left" w:pos="8244"/>
+          <w:tab w:val="left" w:pos="9160"/>
+          <w:tab w:val="left" w:pos="10076"/>
+          <w:tab w:val="left" w:pos="10992"/>
+          <w:tab w:val="left" w:pos="11908"/>
+          <w:tab w:val="left" w:pos="12824"/>
+          <w:tab w:val="left" w:pos="13740"/>
+          <w:tab w:val="left" w:pos="14656"/>
+        </w:tabs>
+        <w:wordWrap w:val="0"/>
+        <w:spacing w:before="360" w:after="360" w:line="240" w:lineRule="auto"/>
+        <w:ind w:right="480"/>
+        <w:rPr>
+          <w:rFonts w:ascii="Consolas" w:eastAsia="Times New Roman" w:hAnsi="Consolas" w:cs="Courier New"/>
+          <w:kern w:val="0"/>
+          <w:sz w:val="20"/>
+          <w:szCs w:val="20"/>
+          <w:lang w:eastAsia="en-GB"/>
+          <w14:ligatures w14:val="none"/>
+        </w:rPr>
+      </w:pPr>
+      <w:r>
+        <w:rPr>
+          <w:rFonts w:ascii="Consolas" w:eastAsia="Times New Roman" w:hAnsi="Consolas" w:cs="Courier New"/>
+          <w:b/>
+          <w:bCs/>
+          <w:kern w:val="0"/>
+          <w:sz w:val="20"/>
+          <w:szCs w:val="20"/>
+          <w:lang w:eastAsia="en-GB"/>
+          <w14:ligatures w14:val="none"/>
+        </w:rPr>
+        <w:t>Model: "sequential_10"</w:t>
+      </w:r>
+    </w:p>
+    <w:p>
+      <w:pPr>
+        <w:shd w:val="clear" w:color="auto" w:fill="FFFFFF"/>
+        <w:tabs>
+          <w:tab w:val="left" w:pos="916"/>
+          <w:tab w:val="left" w:pos="1832"/>
+          <w:tab w:val="left" w:pos="2748"/>
+          <w:tab w:val="left" w:pos="3664"/>
+          <w:tab w:val="left" w:pos="4580"/>
+          <w:tab w:val="left" w:pos="5496"/>
+          <w:tab w:val="left" w:pos="6412"/>
+          <w:tab w:val="left" w:pos="7328"/>
+          <w:tab w:val="left" w:pos="8244"/>
+          <w:tab w:val="left" w:pos="9160"/>
+          <w:tab w:val="left" w:pos="10076"/>
+          <w:tab w:val="left" w:pos="10992"/>
+          <w:tab w:val="left" w:pos="11908"/>
+          <w:tab w:val="left" w:pos="12824"/>
+          <w:tab w:val="left" w:pos="13740"/>
+          <w:tab w:val="left" w:pos="14656"/>
+        </w:tabs>
+        <w:wordWrap w:val="0"/>
+        <w:spacing w:before="360" w:after="360" w:line="240" w:lineRule="auto"/>
+        <w:ind w:right="480"/>
+        <w:rPr>
+          <w:rFonts w:ascii="Consolas" w:eastAsia="Times New Roman" w:hAnsi="Consolas" w:cs="Courier New"/>
+          <w:kern w:val="0"/>
+          <w:sz w:val="20"/>
+          <w:szCs w:val="20"/>
+          <w:lang w:eastAsia="en-GB"/>
+          <w14:ligatures w14:val="none"/>
+        </w:rPr>
+      </w:pPr>
+      <w:r>
+        <w:rPr>
+          <w:rFonts w:ascii="Consolas" w:eastAsia="Times New Roman" w:hAnsi="Consolas" w:cs="Courier New"/>
+          <w:kern w:val="0"/>
+          <w:sz w:val="20"/>
+          <w:szCs w:val="20"/>
+          <w:lang w:eastAsia="en-GB"/>
+          <w14:ligatures w14:val="none"/>
+        </w:rPr>
+        <w:t>┏━━━━━━━━━━━━━━━━━━━━━━━━━━━━━━━━━┳━━━━━━━━━━━━━━━━━━━━━━━━┳━━━━━━━━━━━━━━━┓</w:t>
+      </w:r>
+    </w:p>
+    <w:p>
+      <w:pPr>
+        <w:shd w:val="clear" w:color="auto" w:fill="FFFFFF"/>
+        <w:tabs>
+          <w:tab w:val="left" w:pos="916"/>
+          <w:tab w:val="left" w:pos="1832"/>
+          <w:tab w:val="left" w:pos="2748"/>
+          <w:tab w:val="left" w:pos="3664"/>
+          <w:tab w:val="left" w:pos="4580"/>
+          <w:tab w:val="left" w:pos="5496"/>
+          <w:tab w:val="left" w:pos="6412"/>
+          <w:tab w:val="left" w:pos="7328"/>
+          <w:tab w:val="left" w:pos="8244"/>
+          <w:tab w:val="left" w:pos="9160"/>
+          <w:tab w:val="left" w:pos="10076"/>
+          <w:tab w:val="left" w:pos="10992"/>
+          <w:tab w:val="left" w:pos="11908"/>
+          <w:tab w:val="left" w:pos="12824"/>
+          <w:tab w:val="left" w:pos="13740"/>
+          <w:tab w:val="left" w:pos="14656"/>
+        </w:tabs>
+        <w:wordWrap w:val="0"/>
+        <w:spacing w:before="360" w:after="360" w:line="240" w:lineRule="auto"/>
+        <w:ind w:right="480"/>
+        <w:rPr>
+          <w:rFonts w:ascii="Consolas" w:eastAsia="Times New Roman" w:hAnsi="Consolas" w:cs="Courier New"/>
+          <w:kern w:val="0"/>
+          <w:sz w:val="20"/>
+          <w:szCs w:val="20"/>
+          <w:lang w:eastAsia="en-GB"/>
+          <w14:ligatures w14:val="none"/>
+        </w:rPr>
+      </w:pPr>
+      <w:r>
+        <w:rPr>
+          <w:rFonts w:ascii="Consolas" w:eastAsia="Times New Roman" w:hAnsi="Consolas" w:cs="Courier New"/>
+          <w:kern w:val="0"/>
+          <w:sz w:val="20"/>
+          <w:szCs w:val="20"/>
+          <w:lang w:eastAsia="en-GB"/>
+          <w14:ligatures w14:val="none"/>
+        </w:rPr>
+        <w:t>┃</w:t>
+      </w:r>
+      <w:r>
+        <w:rPr>
+          <w:rFonts w:ascii="Consolas" w:eastAsia="Times New Roman" w:hAnsi="Consolas" w:cs="Courier New"/>
+          <w:b/>
+          <w:bCs/>
+          <w:kern w:val="0"/>
+          <w:sz w:val="20"/>
+          <w:szCs w:val="20"/>
+          <w:lang w:eastAsia="en-GB"/>
+          <w14:ligatures w14:val="none"/>
+        </w:rPr>
+        <w:t xml:space="preserve"> Layer (type)                    </w:t>
+      </w:r>
+      <w:r>
+        <w:rPr>
+          <w:rFonts w:ascii="Consolas" w:eastAsia="Times New Roman" w:hAnsi="Consolas" w:cs="Courier New"/>
+          <w:kern w:val="0"/>
+          <w:sz w:val="20"/>
+          <w:szCs w:val="20"/>
+          <w:lang w:eastAsia="en-GB"/>
+          <w14:ligatures w14:val="none"/>
+        </w:rPr>
+        <w:t>┃</w:t>
+      </w:r>
+      <w:r>
+        <w:rPr>
+          <w:rFonts w:ascii="Consolas" w:eastAsia="Times New Roman" w:hAnsi="Consolas" w:cs="Courier New"/>
+          <w:b/>
+          <w:bCs/>
+          <w:kern w:val="0"/>
+          <w:sz w:val="20"/>
+          <w:szCs w:val="20"/>
+          <w:lang w:eastAsia="en-GB"/>
+          <w14:ligatures w14:val="none"/>
+        </w:rPr>
+        <w:t xml:space="preserve"> Output Shape           </w:t>
+      </w:r>
+      <w:r>
+        <w:rPr>
+          <w:rFonts w:ascii="Consolas" w:eastAsia="Times New Roman" w:hAnsi="Consolas" w:cs="Courier New"/>
+          <w:kern w:val="0"/>
+          <w:sz w:val="20"/>
+          <w:szCs w:val="20"/>
+          <w:lang w:eastAsia="en-GB"/>
+          <w14:ligatures w14:val="none"/>
+        </w:rPr>
+        <w:t>┃</w:t>
+      </w:r>
+      <w:r>
+        <w:rPr>
+          <w:rFonts w:ascii="Consolas" w:eastAsia="Times New Roman" w:hAnsi="Consolas" w:cs="Courier New"/>
+          <w:b/>
+          <w:bCs/>
+          <w:kern w:val="0"/>
+          <w:sz w:val="20"/>
+          <w:szCs w:val="20"/>
+          <w:lang w:eastAsia="en-GB"/>
+          <w14:ligatures w14:val="none"/>
+        </w:rPr>
+        <w:t xml:space="preserve">       Param # </w:t>
+      </w:r>
+      <w:r>
+        <w:rPr>
+          <w:rFonts w:ascii="Consolas" w:eastAsia="Times New Roman" w:hAnsi="Consolas" w:cs="Courier New"/>
+          <w:kern w:val="0"/>
+          <w:sz w:val="20"/>
+          <w:szCs w:val="20"/>
+          <w:lang w:eastAsia="en-GB"/>
+          <w14:ligatures w14:val="none"/>
+        </w:rPr>
+        <w:t>┃</w:t>
+      </w:r>
+    </w:p>
+    <w:p>
+      <w:pPr>
+        <w:shd w:val="clear" w:color="auto" w:fill="FFFFFF"/>
+        <w:tabs>
+          <w:tab w:val="left" w:pos="916"/>
+          <w:tab w:val="left" w:pos="1832"/>
+          <w:tab w:val="left" w:pos="2748"/>
+          <w:tab w:val="left" w:pos="3664"/>
+          <w:tab w:val="left" w:pos="4580"/>
+          <w:tab w:val="left" w:pos="5496"/>
+          <w:tab w:val="left" w:pos="6412"/>
+          <w:tab w:val="left" w:pos="7328"/>
+          <w:tab w:val="left" w:pos="8244"/>
+          <w:tab w:val="left" w:pos="9160"/>
+          <w:tab w:val="left" w:pos="10076"/>
+          <w:tab w:val="left" w:pos="10992"/>
+          <w:tab w:val="left" w:pos="11908"/>
+          <w:tab w:val="left" w:pos="12824"/>
+          <w:tab w:val="left" w:pos="13740"/>
+          <w:tab w:val="left" w:pos="14656"/>
+        </w:tabs>
+        <w:wordWrap w:val="0"/>
+        <w:spacing w:before="360" w:after="360" w:line="240" w:lineRule="auto"/>
+        <w:ind w:right="480"/>
+        <w:rPr>
+          <w:rFonts w:ascii="Consolas" w:eastAsia="Times New Roman" w:hAnsi="Consolas" w:cs="Courier New"/>
+          <w:kern w:val="0"/>
+          <w:sz w:val="20"/>
+          <w:szCs w:val="20"/>
+          <w:lang w:eastAsia="en-GB"/>
+          <w14:ligatures w14:val="none"/>
+        </w:rPr>
+      </w:pPr>
+      <w:r>
+        <w:rPr>
+          <w:rFonts w:ascii="Consolas" w:eastAsia="Times New Roman" w:hAnsi="Consolas" w:cs="Courier New"/>
+          <w:kern w:val="0"/>
+          <w:sz w:val="20"/>
+          <w:szCs w:val="20"/>
+          <w:lang w:eastAsia="en-GB"/>
+          <w14:ligatures w14:val="none"/>
+        </w:rPr>
+        <w:t>┡━━━━━━━━━━━━━━━━━━━━━━━━━━━━━━━━━╇━━━━━━━━━━━━━━━━━━━━━━━━╇━━━━━━━━━━━━━━━┩</w:t>
+      </w:r>
+    </w:p>
+    <w:p>
+      <w:pPr>
+        <w:shd w:val="clear" w:color="auto" w:fill="FFFFFF"/>
+        <w:tabs>
+          <w:tab w:val="left" w:pos="916"/>
+          <w:tab w:val="left" w:pos="1832"/>
+          <w:tab w:val="left" w:pos="2748"/>
+          <w:tab w:val="left" w:pos="3664"/>
+          <w:tab w:val="left" w:pos="4580"/>
+          <w:tab w:val="left" w:pos="5496"/>
+          <w:tab w:val="left" w:pos="6412"/>
+          <w:tab w:val="left" w:pos="7328"/>
+          <w:tab w:val="left" w:pos="8244"/>
+          <w:tab w:val="left" w:pos="9160"/>
+          <w:tab w:val="left" w:pos="10076"/>
+          <w:tab w:val="left" w:pos="10992"/>
+          <w:tab w:val="left" w:pos="11908"/>
+          <w:tab w:val="left" w:pos="12824"/>
+          <w:tab w:val="left" w:pos="13740"/>
+          <w:tab w:val="left" w:pos="14656"/>
+        </w:tabs>
+        <w:wordWrap w:val="0"/>
+        <w:spacing w:before="360" w:after="360" w:line="240" w:lineRule="auto"/>
+        <w:ind w:right="480"/>
+        <w:rPr>
+          <w:rFonts w:ascii="Consolas" w:eastAsia="Times New Roman" w:hAnsi="Consolas" w:cs="Courier New"/>
+          <w:kern w:val="0"/>
+          <w:sz w:val="20"/>
+          <w:szCs w:val="20"/>
+          <w:lang w:eastAsia="en-GB"/>
+          <w14:ligatures w14:val="none"/>
+        </w:rPr>
+      </w:pPr>
+      <w:r>
+        <w:rPr>
+          <w:rFonts w:ascii="Consolas" w:eastAsia="Times New Roman" w:hAnsi="Consolas" w:cs="Courier New"/>
+          <w:kern w:val="0"/>
+          <w:sz w:val="20"/>
+          <w:szCs w:val="20"/>
+          <w:lang w:eastAsia="en-GB"/>
+          <w14:ligatures w14:val="none"/>
+        </w:rPr>
+        <w:t>│ flatten_2 (</w:t>
+      </w:r>
+      <w:r>
+        <w:rPr>
+          <w:rFonts w:ascii="Consolas" w:eastAsia="Times New Roman" w:hAnsi="Consolas" w:cs="Courier New"/>
+          <w:color w:val="0087FF"/>
+          <w:kern w:val="0"/>
+          <w:sz w:val="20"/>
+          <w:szCs w:val="20"/>
+          <w:lang w:eastAsia="en-GB"/>
+          <w14:ligatures w14:val="none"/>
+        </w:rPr>
+        <w:t>Flatten</w:t>
+      </w:r>
+      <w:r>
+        <w:rPr>
+          <w:rFonts w:ascii="Consolas" w:eastAsia="Times New Roman" w:hAnsi="Consolas" w:cs="Courier New"/>
+          <w:kern w:val="0"/>
+          <w:sz w:val="20"/>
+          <w:szCs w:val="20"/>
+          <w:lang w:eastAsia="en-GB"/>
+          <w14:ligatures w14:val="none"/>
+        </w:rPr>
+        <w:t>)             │ (</w:t>
+      </w:r>
+      <w:r>
+        <w:rPr>
+          <w:rFonts w:ascii="Consolas" w:eastAsia="Times New Roman" w:hAnsi="Consolas" w:cs="Courier New"/>
+          <w:color w:val="00D7FF"/>
+          <w:kern w:val="0"/>
+          <w:sz w:val="20"/>
+          <w:szCs w:val="20"/>
+          <w:lang w:eastAsia="en-GB"/>
+          <w14:ligatures w14:val="none"/>
+        </w:rPr>
+        <w:t>None</w:t>
+      </w:r>
+      <w:r>
+        <w:rPr>
+          <w:rFonts w:ascii="Consolas" w:eastAsia="Times New Roman" w:hAnsi="Consolas" w:cs="Courier New"/>
+          <w:kern w:val="0"/>
+          <w:sz w:val="20"/>
+          <w:szCs w:val="20"/>
+          <w:lang w:eastAsia="en-GB"/>
+          <w14:ligatures w14:val="none"/>
+        </w:rPr>
+        <w:t xml:space="preserve">, </w:t>
+      </w:r>
+      <w:r>
+        <w:rPr>
+          <w:rFonts w:ascii="Consolas" w:eastAsia="Times New Roman" w:hAnsi="Consolas" w:cs="Courier New"/>
+          <w:color w:val="00AF00"/>
+          <w:kern w:val="0"/>
+          <w:sz w:val="20"/>
+          <w:szCs w:val="20"/>
+          <w:lang w:eastAsia="en-GB"/>
+          <w14:ligatures w14:val="none"/>
+        </w:rPr>
+        <w:t>784</w:t>
+      </w:r>
+      <w:r>
+        <w:rPr>
+          <w:rFonts w:ascii="Consolas" w:eastAsia="Times New Roman" w:hAnsi="Consolas" w:cs="Courier New"/>
+          <w:kern w:val="0"/>
+          <w:sz w:val="20"/>
+          <w:szCs w:val="20"/>
+          <w:lang w:eastAsia="en-GB"/>
+          <w14:ligatures w14:val="none"/>
+        </w:rPr>
+        <w:t xml:space="preserve">)            │             </w:t>
+      </w:r>
+      <w:r>
+        <w:rPr>
+          <w:rFonts w:ascii="Consolas" w:eastAsia="Times New Roman" w:hAnsi="Consolas" w:cs="Courier New"/>
+          <w:color w:val="00AF00"/>
+          <w:kern w:val="0"/>
+          <w:sz w:val="20"/>
+          <w:szCs w:val="20"/>
+          <w:lang w:eastAsia="en-GB"/>
+          <w14:ligatures w14:val="none"/>
+        </w:rPr>
+        <w:t>0</w:t>
+      </w:r>
+      <w:r>
+        <w:rPr>
+          <w:rFonts w:ascii="Consolas" w:eastAsia="Times New Roman" w:hAnsi="Consolas" w:cs="Courier New"/>
+          <w:kern w:val="0"/>
+          <w:sz w:val="20"/>
+          <w:szCs w:val="20"/>
+          <w:lang w:eastAsia="en-GB"/>
+          <w14:ligatures w14:val="none"/>
+        </w:rPr>
+        <w:t xml:space="preserve"> │</w:t>
+      </w:r>
+    </w:p>
+    <w:p>
+      <w:pPr>
+        <w:shd w:val="clear" w:color="auto" w:fill="FFFFFF"/>
+        <w:tabs>
+          <w:tab w:val="left" w:pos="916"/>
+          <w:tab w:val="left" w:pos="1832"/>
+          <w:tab w:val="left" w:pos="2748"/>
+          <w:tab w:val="left" w:pos="3664"/>
+          <w:tab w:val="left" w:pos="4580"/>
+          <w:tab w:val="left" w:pos="5496"/>
+          <w:tab w:val="left" w:pos="6412"/>
+          <w:tab w:val="left" w:pos="7328"/>
+          <w:tab w:val="left" w:pos="8244"/>
+          <w:tab w:val="left" w:pos="9160"/>
+          <w:tab w:val="left" w:pos="10076"/>
+          <w:tab w:val="left" w:pos="10992"/>
+          <w:tab w:val="left" w:pos="11908"/>
+          <w:tab w:val="left" w:pos="12824"/>
+          <w:tab w:val="left" w:pos="13740"/>
+          <w:tab w:val="left" w:pos="14656"/>
+        </w:tabs>
+        <w:wordWrap w:val="0"/>
+        <w:spacing w:before="360" w:after="360" w:line="240" w:lineRule="auto"/>
+        <w:ind w:right="480"/>
+        <w:rPr>
+          <w:rFonts w:ascii="Consolas" w:eastAsia="Times New Roman" w:hAnsi="Consolas" w:cs="Courier New"/>
+          <w:kern w:val="0"/>
+          <w:sz w:val="20"/>
+          <w:szCs w:val="20"/>
+          <w:lang w:eastAsia="en-GB"/>
+          <w14:ligatures w14:val="none"/>
+        </w:rPr>
+      </w:pPr>
+      <w:r>
+        <w:rPr>
+          <w:rFonts w:ascii="Consolas" w:eastAsia="Times New Roman" w:hAnsi="Consolas" w:cs="Courier New"/>
+          <w:kern w:val="0"/>
+          <w:sz w:val="20"/>
+          <w:szCs w:val="20"/>
+          <w:lang w:eastAsia="en-GB"/>
+          <w14:ligatures w14:val="none"/>
+        </w:rPr>
+        <w:t>├─────────────────────────────────┼────────────────────────┼───────────────┤</w:t>
+      </w:r>
+    </w:p>
+    <w:p>
+      <w:pPr>
+        <w:shd w:val="clear" w:color="auto" w:fill="FFFFFF"/>
+        <w:tabs>
+          <w:tab w:val="left" w:pos="916"/>
+          <w:tab w:val="left" w:pos="1832"/>
+          <w:tab w:val="left" w:pos="2748"/>
+          <w:tab w:val="left" w:pos="3664"/>
+          <w:tab w:val="left" w:pos="4580"/>
+          <w:tab w:val="left" w:pos="5496"/>
+          <w:tab w:val="left" w:pos="6412"/>
+          <w:tab w:val="left" w:pos="7328"/>
+          <w:tab w:val="left" w:pos="8244"/>
+          <w:tab w:val="left" w:pos="9160"/>
+          <w:tab w:val="left" w:pos="10076"/>
+          <w:tab w:val="left" w:pos="10992"/>
+          <w:tab w:val="left" w:pos="11908"/>
+          <w:tab w:val="left" w:pos="12824"/>
+          <w:tab w:val="left" w:pos="13740"/>
+          <w:tab w:val="left" w:pos="14656"/>
+        </w:tabs>
+        <w:wordWrap w:val="0"/>
+        <w:spacing w:before="360" w:after="360" w:line="240" w:lineRule="auto"/>
+        <w:ind w:right="480"/>
+        <w:rPr>
+          <w:rFonts w:ascii="Consolas" w:eastAsia="Times New Roman" w:hAnsi="Consolas" w:cs="Courier New"/>
+          <w:kern w:val="0"/>
+          <w:sz w:val="20"/>
+          <w:szCs w:val="20"/>
+          <w:lang w:eastAsia="en-GB"/>
+          <w14:ligatures w14:val="none"/>
+        </w:rPr>
+      </w:pPr>
+      <w:r>
+        <w:rPr>
+          <w:rFonts w:ascii="Consolas" w:eastAsia="Times New Roman" w:hAnsi="Consolas" w:cs="Courier New"/>
+          <w:kern w:val="0"/>
+          <w:sz w:val="20"/>
+          <w:szCs w:val="20"/>
+          <w:lang w:eastAsia="en-GB"/>
+          <w14:ligatures w14:val="none"/>
+        </w:rPr>
+        <w:t>│ gaussian_noise_2                │ (</w:t>
+      </w:r>
+      <w:r>
+        <w:rPr>
+          <w:rFonts w:ascii="Consolas" w:eastAsia="Times New Roman" w:hAnsi="Consolas" w:cs="Courier New"/>
+          <w:color w:val="00D7FF"/>
+          <w:kern w:val="0"/>
+          <w:sz w:val="20"/>
+          <w:szCs w:val="20"/>
+          <w:lang w:eastAsia="en-GB"/>
+          <w14:ligatures w14:val="none"/>
+        </w:rPr>
+        <w:t>None</w:t>
+      </w:r>
+      <w:r>
+        <w:rPr>
+          <w:rFonts w:ascii="Consolas" w:eastAsia="Times New Roman" w:hAnsi="Consolas" w:cs="Courier New"/>
+          <w:kern w:val="0"/>
+          <w:sz w:val="20"/>
+          <w:szCs w:val="20"/>
+          <w:lang w:eastAsia="en-GB"/>
+          <w14:ligatures w14:val="none"/>
+        </w:rPr>
+        <w:t xml:space="preserve">, </w:t>
+      </w:r>
+      <w:r>
+        <w:rPr>
+          <w:rFonts w:ascii="Consolas" w:eastAsia="Times New Roman" w:hAnsi="Consolas" w:cs="Courier New"/>
+          <w:color w:val="00AF00"/>
+          <w:kern w:val="0"/>
+          <w:sz w:val="20"/>
+          <w:szCs w:val="20"/>
+          <w:lang w:eastAsia="en-GB"/>
+          <w14:ligatures w14:val="none"/>
+        </w:rPr>
+        <w:t>784</w:t>
+      </w:r>
+      <w:r>
+        <w:rPr>
+          <w:rFonts w:ascii="Consolas" w:eastAsia="Times New Roman" w:hAnsi="Consolas" w:cs="Courier New"/>
+          <w:kern w:val="0"/>
+          <w:sz w:val="20"/>
+          <w:szCs w:val="20"/>
+          <w:lang w:eastAsia="en-GB"/>
+          <w14:ligatures w14:val="none"/>
+        </w:rPr>
+        <w:t xml:space="preserve">)            │             </w:t>
+      </w:r>
+      <w:r>
+        <w:rPr>
+          <w:rFonts w:ascii="Consolas" w:eastAsia="Times New Roman" w:hAnsi="Consolas" w:cs="Courier New"/>
+          <w:color w:val="00AF00"/>
+          <w:kern w:val="0"/>
+          <w:sz w:val="20"/>
+          <w:szCs w:val="20"/>
+          <w:lang w:eastAsia="en-GB"/>
+          <w14:ligatures w14:val="none"/>
+        </w:rPr>
+        <w:t>0</w:t>
+      </w:r>
+      <w:r>
+        <w:rPr>
+          <w:rFonts w:ascii="Consolas" w:eastAsia="Times New Roman" w:hAnsi="Consolas" w:cs="Courier New"/>
+          <w:kern w:val="0"/>
+          <w:sz w:val="20"/>
+          <w:szCs w:val="20"/>
+          <w:lang w:eastAsia="en-GB"/>
+          <w14:ligatures w14:val="none"/>
+        </w:rPr>
+        <w:t xml:space="preserve"> │</w:t>
+      </w:r>
+    </w:p>
+    <w:p>
+      <w:pPr>
+        <w:shd w:val="clear" w:color="auto" w:fill="FFFFFF"/>
+        <w:tabs>
+          <w:tab w:val="left" w:pos="916"/>
+          <w:tab w:val="left" w:pos="1832"/>
+          <w:tab w:val="left" w:pos="2748"/>
+          <w:tab w:val="left" w:pos="3664"/>
+          <w:tab w:val="left" w:pos="4580"/>
+          <w:tab w:val="left" w:pos="5496"/>
+          <w:tab w:val="left" w:pos="6412"/>
+          <w:tab w:val="left" w:pos="7328"/>
+          <w:tab w:val="left" w:pos="8244"/>
+          <w:tab w:val="left" w:pos="9160"/>
+          <w:tab w:val="left" w:pos="10076"/>
+          <w:tab w:val="left" w:pos="10992"/>
+          <w:tab w:val="left" w:pos="11908"/>
+          <w:tab w:val="left" w:pos="12824"/>
+          <w:tab w:val="left" w:pos="13740"/>
+          <w:tab w:val="left" w:pos="14656"/>
+        </w:tabs>
+        <w:wordWrap w:val="0"/>
+        <w:spacing w:before="360" w:after="360" w:line="240" w:lineRule="auto"/>
+        <w:ind w:right="480"/>
+        <w:rPr>
+          <w:rFonts w:ascii="Consolas" w:eastAsia="Times New Roman" w:hAnsi="Consolas" w:cs="Courier New"/>
+          <w:kern w:val="0"/>
+          <w:sz w:val="20"/>
+          <w:szCs w:val="20"/>
+          <w:lang w:eastAsia="en-GB"/>
+          <w14:ligatures w14:val="none"/>
+        </w:rPr>
+      </w:pPr>
+      <w:r>
+        <w:rPr>
+          <w:rFonts w:ascii="Consolas" w:eastAsia="Times New Roman" w:hAnsi="Consolas" w:cs="Courier New"/>
+          <w:kern w:val="0"/>
+          <w:sz w:val="20"/>
+          <w:szCs w:val="20"/>
+          <w:lang w:eastAsia="en-GB"/>
+          <w14:ligatures w14:val="none"/>
+        </w:rPr>
+        <w:t>│ (</w:t>
+      </w:r>
+      <w:proofErr w:type="spellStart"/>
+      <w:r>
+        <w:rPr>
+          <w:rFonts w:ascii="Consolas" w:eastAsia="Times New Roman" w:hAnsi="Consolas" w:cs="Courier New"/>
+          <w:color w:val="0087FF"/>
+          <w:kern w:val="0"/>
+          <w:sz w:val="20"/>
+          <w:szCs w:val="20"/>
+          <w:lang w:eastAsia="en-GB"/>
+          <w14:ligatures w14:val="none"/>
+        </w:rPr>
+        <w:t>GaussianNoise</w:t>
+      </w:r>
+      <w:proofErr w:type="spellEnd"/>
+      <w:r>
+        <w:rPr>
+          <w:rFonts w:ascii="Consolas" w:eastAsia="Times New Roman" w:hAnsi="Consolas" w:cs="Courier New"/>
+          <w:kern w:val="0"/>
+          <w:sz w:val="20"/>
+          <w:szCs w:val="20"/>
+          <w:lang w:eastAsia="en-GB"/>
+          <w14:ligatures w14:val="none"/>
+        </w:rPr>
+        <w:t>)                 │                        │               │</w:t>
+      </w:r>
+    </w:p>
+    <w:p>
+      <w:pPr>
+        <w:shd w:val="clear" w:color="auto" w:fill="FFFFFF"/>
+        <w:tabs>
+          <w:tab w:val="left" w:pos="916"/>
+          <w:tab w:val="left" w:pos="1832"/>
+          <w:tab w:val="left" w:pos="2748"/>
+          <w:tab w:val="left" w:pos="3664"/>
+          <w:tab w:val="left" w:pos="4580"/>
+          <w:tab w:val="left" w:pos="5496"/>
+          <w:tab w:val="left" w:pos="6412"/>
+          <w:tab w:val="left" w:pos="7328"/>
+          <w:tab w:val="left" w:pos="8244"/>
+          <w:tab w:val="left" w:pos="9160"/>
+          <w:tab w:val="left" w:pos="10076"/>
+          <w:tab w:val="left" w:pos="10992"/>
+          <w:tab w:val="left" w:pos="11908"/>
+          <w:tab w:val="left" w:pos="12824"/>
+          <w:tab w:val="left" w:pos="13740"/>
+          <w:tab w:val="left" w:pos="14656"/>
+        </w:tabs>
+        <w:wordWrap w:val="0"/>
+        <w:spacing w:before="360" w:after="360" w:line="240" w:lineRule="auto"/>
+        <w:ind w:right="480"/>
+        <w:rPr>
+          <w:rFonts w:ascii="Consolas" w:eastAsia="Times New Roman" w:hAnsi="Consolas" w:cs="Courier New"/>
+          <w:kern w:val="0"/>
+          <w:sz w:val="20"/>
+          <w:szCs w:val="20"/>
+          <w:lang w:eastAsia="en-GB"/>
+          <w14:ligatures w14:val="none"/>
+        </w:rPr>
+      </w:pPr>
+      <w:r>
+        <w:rPr>
+          <w:rFonts w:ascii="Consolas" w:eastAsia="Times New Roman" w:hAnsi="Consolas" w:cs="Courier New"/>
+          <w:kern w:val="0"/>
+          <w:sz w:val="20"/>
+          <w:szCs w:val="20"/>
+          <w:lang w:eastAsia="en-GB"/>
+          <w14:ligatures w14:val="none"/>
+        </w:rPr>
+        <w:t>├─────────────────────────────────┼────────────────────────┼───────────────┤</w:t>
+      </w:r>
+    </w:p>
+    <w:p>
+      <w:pPr>
+        <w:shd w:val="clear" w:color="auto" w:fill="FFFFFF"/>
+        <w:tabs>
+          <w:tab w:val="left" w:pos="916"/>
+          <w:tab w:val="left" w:pos="1832"/>
+          <w:tab w:val="left" w:pos="2748"/>
+          <w:tab w:val="left" w:pos="3664"/>
+          <w:tab w:val="left" w:pos="4580"/>
+          <w:tab w:val="left" w:pos="5496"/>
+          <w:tab w:val="left" w:pos="6412"/>
+          <w:tab w:val="left" w:pos="7328"/>
+          <w:tab w:val="left" w:pos="8244"/>
+          <w:tab w:val="left" w:pos="9160"/>
+          <w:tab w:val="left" w:pos="10076"/>
+          <w:tab w:val="left" w:pos="10992"/>
+          <w:tab w:val="left" w:pos="11908"/>
+          <w:tab w:val="left" w:pos="12824"/>
+          <w:tab w:val="left" w:pos="13740"/>
+          <w:tab w:val="left" w:pos="14656"/>
+        </w:tabs>
+        <w:wordWrap w:val="0"/>
+        <w:spacing w:before="360" w:after="360" w:line="240" w:lineRule="auto"/>
+        <w:ind w:right="480"/>
+        <w:rPr>
+          <w:rFonts w:ascii="Consolas" w:eastAsia="Times New Roman" w:hAnsi="Consolas" w:cs="Courier New"/>
+          <w:kern w:val="0"/>
+          <w:sz w:val="20"/>
+          <w:szCs w:val="20"/>
+          <w:lang w:eastAsia="en-GB"/>
+          <w14:ligatures w14:val="none"/>
+        </w:rPr>
+      </w:pPr>
+      <w:r>
+        <w:rPr>
+          <w:rFonts w:ascii="Consolas" w:eastAsia="Times New Roman" w:hAnsi="Consolas" w:cs="Courier New"/>
+          <w:kern w:val="0"/>
+          <w:sz w:val="20"/>
+          <w:szCs w:val="20"/>
+          <w:lang w:eastAsia="en-GB"/>
+          <w14:ligatures w14:val="none"/>
+        </w:rPr>
+        <w:t>│ dense_35 (</w:t>
+      </w:r>
+      <w:r>
+        <w:rPr>
+          <w:rFonts w:ascii="Consolas" w:eastAsia="Times New Roman" w:hAnsi="Consolas" w:cs="Courier New"/>
+          <w:color w:val="0087FF"/>
+          <w:kern w:val="0"/>
+          <w:sz w:val="20"/>
+          <w:szCs w:val="20"/>
+          <w:lang w:eastAsia="en-GB"/>
+          <w14:ligatures w14:val="none"/>
+        </w:rPr>
+        <w:t>Dense</w:t>
+      </w:r>
+      <w:r>
+        <w:rPr>
+          <w:rFonts w:ascii="Consolas" w:eastAsia="Times New Roman" w:hAnsi="Consolas" w:cs="Courier New"/>
+          <w:kern w:val="0"/>
+          <w:sz w:val="20"/>
+          <w:szCs w:val="20"/>
+          <w:lang w:eastAsia="en-GB"/>
+          <w14:ligatures w14:val="none"/>
+        </w:rPr>
+        <w:t>)                │ (</w:t>
+      </w:r>
+      <w:r>
+        <w:rPr>
+          <w:rFonts w:ascii="Consolas" w:eastAsia="Times New Roman" w:hAnsi="Consolas" w:cs="Courier New"/>
+          <w:color w:val="00D7FF"/>
+          <w:kern w:val="0"/>
+          <w:sz w:val="20"/>
+          <w:szCs w:val="20"/>
+          <w:lang w:eastAsia="en-GB"/>
+          <w14:ligatures w14:val="none"/>
+        </w:rPr>
+        <w:t>None</w:t>
+      </w:r>
+      <w:r>
+        <w:rPr>
+          <w:rFonts w:ascii="Consolas" w:eastAsia="Times New Roman" w:hAnsi="Consolas" w:cs="Courier New"/>
+          <w:kern w:val="0"/>
+          <w:sz w:val="20"/>
+          <w:szCs w:val="20"/>
+          <w:lang w:eastAsia="en-GB"/>
+          <w14:ligatures w14:val="none"/>
+        </w:rPr>
+        <w:t xml:space="preserve">, </w:t>
+      </w:r>
+      <w:r>
+        <w:rPr>
+          <w:rFonts w:ascii="Consolas" w:eastAsia="Times New Roman" w:hAnsi="Consolas" w:cs="Courier New"/>
+          <w:color w:val="00AF00"/>
+          <w:kern w:val="0"/>
+          <w:sz w:val="20"/>
+          <w:szCs w:val="20"/>
+          <w:lang w:eastAsia="en-GB"/>
+          <w14:ligatures w14:val="none"/>
+        </w:rPr>
+        <w:t>500</w:t>
+      </w:r>
+      <w:r>
+        <w:rPr>
+          <w:rFonts w:ascii="Consolas" w:eastAsia="Times New Roman" w:hAnsi="Consolas" w:cs="Courier New"/>
+          <w:kern w:val="0"/>
+          <w:sz w:val="20"/>
+          <w:szCs w:val="20"/>
+          <w:lang w:eastAsia="en-GB"/>
+          <w14:ligatures w14:val="none"/>
+        </w:rPr>
+        <w:t xml:space="preserve">)            │       </w:t>
+      </w:r>
+      <w:r>
+        <w:rPr>
+          <w:rFonts w:ascii="Consolas" w:eastAsia="Times New Roman" w:hAnsi="Consolas" w:cs="Courier New"/>
+          <w:color w:val="00AF00"/>
+          <w:kern w:val="0"/>
+          <w:sz w:val="20"/>
+          <w:szCs w:val="20"/>
+          <w:lang w:eastAsia="en-GB"/>
+          <w14:ligatures w14:val="none"/>
+        </w:rPr>
+        <w:t>392,500</w:t>
+      </w:r>
+      <w:r>
+        <w:rPr>
+          <w:rFonts w:ascii="Consolas" w:eastAsia="Times New Roman" w:hAnsi="Consolas" w:cs="Courier New"/>
+          <w:kern w:val="0"/>
+          <w:sz w:val="20"/>
+          <w:szCs w:val="20"/>
+          <w:lang w:eastAsia="en-GB"/>
+          <w14:ligatures w14:val="none"/>
+        </w:rPr>
+        <w:t xml:space="preserve"> │</w:t>
+      </w:r>
+    </w:p>
+    <w:p>
+      <w:pPr>
+        <w:shd w:val="clear" w:color="auto" w:fill="FFFFFF"/>
+        <w:tabs>
+          <w:tab w:val="left" w:pos="916"/>
+          <w:tab w:val="left" w:pos="1832"/>
+          <w:tab w:val="left" w:pos="2748"/>
+          <w:tab w:val="left" w:pos="3664"/>
+          <w:tab w:val="left" w:pos="4580"/>
+          <w:tab w:val="left" w:pos="5496"/>
+          <w:tab w:val="left" w:pos="6412"/>
+          <w:tab w:val="left" w:pos="7328"/>
+          <w:tab w:val="left" w:pos="8244"/>
+          <w:tab w:val="left" w:pos="9160"/>
+          <w:tab w:val="left" w:pos="10076"/>
+          <w:tab w:val="left" w:pos="10992"/>
+          <w:tab w:val="left" w:pos="11908"/>
+          <w:tab w:val="left" w:pos="12824"/>
+          <w:tab w:val="left" w:pos="13740"/>
+          <w:tab w:val="left" w:pos="14656"/>
+        </w:tabs>
+        <w:wordWrap w:val="0"/>
+        <w:spacing w:before="360" w:after="360" w:line="240" w:lineRule="auto"/>
+        <w:ind w:right="480"/>
+        <w:rPr>
+          <w:rFonts w:ascii="Consolas" w:eastAsia="Times New Roman" w:hAnsi="Consolas" w:cs="Courier New"/>
+          <w:kern w:val="0"/>
+          <w:sz w:val="20"/>
+          <w:szCs w:val="20"/>
+          <w:lang w:eastAsia="en-GB"/>
+          <w14:ligatures w14:val="none"/>
+        </w:rPr>
+      </w:pPr>
+      <w:r>
+        <w:rPr>
+          <w:rFonts w:ascii="Consolas" w:eastAsia="Times New Roman" w:hAnsi="Consolas" w:cs="Courier New"/>
+          <w:kern w:val="0"/>
+          <w:sz w:val="20"/>
+          <w:szCs w:val="20"/>
+          <w:lang w:eastAsia="en-GB"/>
+          <w14:ligatures w14:val="none"/>
+        </w:rPr>
+        <w:lastRenderedPageBreak/>
+        <w:t>├─────────────────────────────────┼────────────────────────┼───────────────┤</w:t>
+      </w:r>
+    </w:p>
+    <w:p>
+      <w:pPr>
+        <w:shd w:val="clear" w:color="auto" w:fill="FFFFFF"/>
+        <w:tabs>
+          <w:tab w:val="left" w:pos="916"/>
+          <w:tab w:val="left" w:pos="1832"/>
+          <w:tab w:val="left" w:pos="2748"/>
+          <w:tab w:val="left" w:pos="3664"/>
+          <w:tab w:val="left" w:pos="4580"/>
+          <w:tab w:val="left" w:pos="5496"/>
+          <w:tab w:val="left" w:pos="6412"/>
+          <w:tab w:val="left" w:pos="7328"/>
+          <w:tab w:val="left" w:pos="8244"/>
+          <w:tab w:val="left" w:pos="9160"/>
+          <w:tab w:val="left" w:pos="10076"/>
+          <w:tab w:val="left" w:pos="10992"/>
+          <w:tab w:val="left" w:pos="11908"/>
+          <w:tab w:val="left" w:pos="12824"/>
+          <w:tab w:val="left" w:pos="13740"/>
+          <w:tab w:val="left" w:pos="14656"/>
+        </w:tabs>
+        <w:wordWrap w:val="0"/>
+        <w:spacing w:before="360" w:after="360" w:line="240" w:lineRule="auto"/>
+        <w:ind w:right="480"/>
+        <w:rPr>
+          <w:rFonts w:ascii="Consolas" w:eastAsia="Times New Roman" w:hAnsi="Consolas" w:cs="Courier New"/>
+          <w:kern w:val="0"/>
+          <w:sz w:val="20"/>
+          <w:szCs w:val="20"/>
+          <w:lang w:eastAsia="en-GB"/>
+          <w14:ligatures w14:val="none"/>
+        </w:rPr>
+      </w:pPr>
+      <w:r>
+        <w:rPr>
+          <w:rFonts w:ascii="Consolas" w:eastAsia="Times New Roman" w:hAnsi="Consolas" w:cs="Courier New"/>
+          <w:kern w:val="0"/>
+          <w:sz w:val="20"/>
+          <w:szCs w:val="20"/>
+          <w:lang w:eastAsia="en-GB"/>
+          <w14:ligatures w14:val="none"/>
+        </w:rPr>
+        <w:t>│ dense_36 (</w:t>
+      </w:r>
+      <w:r>
+        <w:rPr>
+          <w:rFonts w:ascii="Consolas" w:eastAsia="Times New Roman" w:hAnsi="Consolas" w:cs="Courier New"/>
+          <w:color w:val="0087FF"/>
+          <w:kern w:val="0"/>
+          <w:sz w:val="20"/>
+          <w:szCs w:val="20"/>
+          <w:lang w:eastAsia="en-GB"/>
+          <w14:ligatures w14:val="none"/>
+        </w:rPr>
+        <w:t>Dense</w:t>
+      </w:r>
+      <w:r>
+        <w:rPr>
+          <w:rFonts w:ascii="Consolas" w:eastAsia="Times New Roman" w:hAnsi="Consolas" w:cs="Courier New"/>
+          <w:kern w:val="0"/>
+          <w:sz w:val="20"/>
+          <w:szCs w:val="20"/>
+          <w:lang w:eastAsia="en-GB"/>
+          <w14:ligatures w14:val="none"/>
+        </w:rPr>
+        <w:t>)                │ (</w:t>
+      </w:r>
+      <w:r>
+        <w:rPr>
+          <w:rFonts w:ascii="Consolas" w:eastAsia="Times New Roman" w:hAnsi="Consolas" w:cs="Courier New"/>
+          <w:color w:val="00D7FF"/>
+          <w:kern w:val="0"/>
+          <w:sz w:val="20"/>
+          <w:szCs w:val="20"/>
+          <w:lang w:eastAsia="en-GB"/>
+          <w14:ligatures w14:val="none"/>
+        </w:rPr>
+        <w:t>None</w:t>
+      </w:r>
+      <w:r>
+        <w:rPr>
+          <w:rFonts w:ascii="Consolas" w:eastAsia="Times New Roman" w:hAnsi="Consolas" w:cs="Courier New"/>
+          <w:kern w:val="0"/>
+          <w:sz w:val="20"/>
+          <w:szCs w:val="20"/>
+          <w:lang w:eastAsia="en-GB"/>
+          <w14:ligatures w14:val="none"/>
+        </w:rPr>
+        <w:t xml:space="preserve">, </w:t>
+      </w:r>
+      <w:r>
+        <w:rPr>
+          <w:rFonts w:ascii="Consolas" w:eastAsia="Times New Roman" w:hAnsi="Consolas" w:cs="Courier New"/>
+          <w:color w:val="00AF00"/>
+          <w:kern w:val="0"/>
+          <w:sz w:val="20"/>
+          <w:szCs w:val="20"/>
+          <w:lang w:eastAsia="en-GB"/>
+          <w14:ligatures w14:val="none"/>
+        </w:rPr>
+        <w:t>300</w:t>
+      </w:r>
+      <w:r>
+        <w:rPr>
+          <w:rFonts w:ascii="Consolas" w:eastAsia="Times New Roman" w:hAnsi="Consolas" w:cs="Courier New"/>
+          <w:kern w:val="0"/>
+          <w:sz w:val="20"/>
+          <w:szCs w:val="20"/>
+          <w:lang w:eastAsia="en-GB"/>
+          <w14:ligatures w14:val="none"/>
+        </w:rPr>
+        <w:t xml:space="preserve">)            │       </w:t>
+      </w:r>
+      <w:r>
+        <w:rPr>
+          <w:rFonts w:ascii="Consolas" w:eastAsia="Times New Roman" w:hAnsi="Consolas" w:cs="Courier New"/>
+          <w:color w:val="00AF00"/>
+          <w:kern w:val="0"/>
+          <w:sz w:val="20"/>
+          <w:szCs w:val="20"/>
+          <w:lang w:eastAsia="en-GB"/>
+          <w14:ligatures w14:val="none"/>
+        </w:rPr>
+        <w:t>150,300</w:t>
+      </w:r>
+      <w:r>
+        <w:rPr>
+          <w:rFonts w:ascii="Consolas" w:eastAsia="Times New Roman" w:hAnsi="Consolas" w:cs="Courier New"/>
+          <w:kern w:val="0"/>
+          <w:sz w:val="20"/>
+          <w:szCs w:val="20"/>
+          <w:lang w:eastAsia="en-GB"/>
+          <w14:ligatures w14:val="none"/>
+        </w:rPr>
+        <w:t xml:space="preserve"> │</w:t>
+      </w:r>
+    </w:p>
+    <w:p>
+      <w:pPr>
+        <w:shd w:val="clear" w:color="auto" w:fill="FFFFFF"/>
+        <w:tabs>
+          <w:tab w:val="left" w:pos="916"/>
+          <w:tab w:val="left" w:pos="1832"/>
+          <w:tab w:val="left" w:pos="2748"/>
+          <w:tab w:val="left" w:pos="3664"/>
+          <w:tab w:val="left" w:pos="4580"/>
+          <w:tab w:val="left" w:pos="5496"/>
+          <w:tab w:val="left" w:pos="6412"/>
+          <w:tab w:val="left" w:pos="7328"/>
+          <w:tab w:val="left" w:pos="8244"/>
+          <w:tab w:val="left" w:pos="9160"/>
+          <w:tab w:val="left" w:pos="10076"/>
+          <w:tab w:val="left" w:pos="10992"/>
+          <w:tab w:val="left" w:pos="11908"/>
+          <w:tab w:val="left" w:pos="12824"/>
+          <w:tab w:val="left" w:pos="13740"/>
+          <w:tab w:val="left" w:pos="14656"/>
+        </w:tabs>
+        <w:wordWrap w:val="0"/>
+        <w:spacing w:before="360" w:after="360" w:line="240" w:lineRule="auto"/>
+        <w:ind w:right="480"/>
+        <w:rPr>
+          <w:rFonts w:ascii="Consolas" w:eastAsia="Times New Roman" w:hAnsi="Consolas" w:cs="Courier New"/>
+          <w:kern w:val="0"/>
+          <w:sz w:val="20"/>
+          <w:szCs w:val="20"/>
+          <w:lang w:eastAsia="en-GB"/>
+          <w14:ligatures w14:val="none"/>
+        </w:rPr>
+      </w:pPr>
+      <w:r>
+        <w:rPr>
+          <w:rFonts w:ascii="Consolas" w:eastAsia="Times New Roman" w:hAnsi="Consolas" w:cs="Courier New"/>
+          <w:kern w:val="0"/>
+          <w:sz w:val="20"/>
+          <w:szCs w:val="20"/>
+          <w:lang w:eastAsia="en-GB"/>
+          <w14:ligatures w14:val="none"/>
+        </w:rPr>
+        <w:t>├─────────────────────────────────┼────────────────────────┼───────────────┤</w:t>
+      </w:r>
+    </w:p>
+    <w:p>
+      <w:pPr>
+        <w:shd w:val="clear" w:color="auto" w:fill="FFFFFF"/>
+        <w:tabs>
+          <w:tab w:val="left" w:pos="916"/>
+          <w:tab w:val="left" w:pos="1832"/>
+          <w:tab w:val="left" w:pos="2748"/>
+          <w:tab w:val="left" w:pos="3664"/>
+          <w:tab w:val="left" w:pos="4580"/>
+          <w:tab w:val="left" w:pos="5496"/>
+          <w:tab w:val="left" w:pos="6412"/>
+          <w:tab w:val="left" w:pos="7328"/>
+          <w:tab w:val="left" w:pos="8244"/>
+          <w:tab w:val="left" w:pos="9160"/>
+          <w:tab w:val="left" w:pos="10076"/>
+          <w:tab w:val="left" w:pos="10992"/>
+          <w:tab w:val="left" w:pos="11908"/>
+          <w:tab w:val="left" w:pos="12824"/>
+          <w:tab w:val="left" w:pos="13740"/>
+          <w:tab w:val="left" w:pos="14656"/>
+        </w:tabs>
+        <w:wordWrap w:val="0"/>
+        <w:spacing w:before="360" w:after="360" w:line="240" w:lineRule="auto"/>
+        <w:ind w:right="480"/>
+        <w:rPr>
+          <w:rFonts w:ascii="Consolas" w:eastAsia="Times New Roman" w:hAnsi="Consolas" w:cs="Courier New"/>
+          <w:kern w:val="0"/>
+          <w:sz w:val="20"/>
+          <w:szCs w:val="20"/>
+          <w:lang w:eastAsia="en-GB"/>
+          <w14:ligatures w14:val="none"/>
+        </w:rPr>
+      </w:pPr>
+      <w:r>
+        <w:rPr>
+          <w:rFonts w:ascii="Consolas" w:eastAsia="Times New Roman" w:hAnsi="Consolas" w:cs="Courier New"/>
+          <w:kern w:val="0"/>
+          <w:sz w:val="20"/>
+          <w:szCs w:val="20"/>
+          <w:lang w:eastAsia="en-GB"/>
+          <w14:ligatures w14:val="none"/>
+        </w:rPr>
+        <w:t>│ dense_37 (</w:t>
+      </w:r>
+      <w:r>
+        <w:rPr>
+          <w:rFonts w:ascii="Consolas" w:eastAsia="Times New Roman" w:hAnsi="Consolas" w:cs="Courier New"/>
+          <w:color w:val="0087FF"/>
+          <w:kern w:val="0"/>
+          <w:sz w:val="20"/>
+          <w:szCs w:val="20"/>
+          <w:lang w:eastAsia="en-GB"/>
+          <w14:ligatures w14:val="none"/>
+        </w:rPr>
+        <w:t>Dense</w:t>
+      </w:r>
+      <w:r>
+        <w:rPr>
+          <w:rFonts w:ascii="Consolas" w:eastAsia="Times New Roman" w:hAnsi="Consolas" w:cs="Courier New"/>
+          <w:kern w:val="0"/>
+          <w:sz w:val="20"/>
+          <w:szCs w:val="20"/>
+          <w:lang w:eastAsia="en-GB"/>
+          <w14:ligatures w14:val="none"/>
+        </w:rPr>
+        <w:t>)                │ (</w:t>
+      </w:r>
+      <w:r>
+        <w:rPr>
+          <w:rFonts w:ascii="Consolas" w:eastAsia="Times New Roman" w:hAnsi="Consolas" w:cs="Courier New"/>
+          <w:color w:val="00D7FF"/>
+          <w:kern w:val="0"/>
+          <w:sz w:val="20"/>
+          <w:szCs w:val="20"/>
+          <w:lang w:eastAsia="en-GB"/>
+          <w14:ligatures w14:val="none"/>
+        </w:rPr>
+        <w:t>None</w:t>
+      </w:r>
+      <w:r>
+        <w:rPr>
+          <w:rFonts w:ascii="Consolas" w:eastAsia="Times New Roman" w:hAnsi="Consolas" w:cs="Courier New"/>
+          <w:kern w:val="0"/>
+          <w:sz w:val="20"/>
+          <w:szCs w:val="20"/>
+          <w:lang w:eastAsia="en-GB"/>
+          <w14:ligatures w14:val="none"/>
+        </w:rPr>
+        <w:t xml:space="preserve">, </w:t>
+      </w:r>
+      <w:r>
+        <w:rPr>
+          <w:rFonts w:ascii="Consolas" w:eastAsia="Times New Roman" w:hAnsi="Consolas" w:cs="Courier New"/>
+          <w:color w:val="00AF00"/>
+          <w:kern w:val="0"/>
+          <w:sz w:val="20"/>
+          <w:szCs w:val="20"/>
+          <w:lang w:eastAsia="en-GB"/>
+          <w14:ligatures w14:val="none"/>
+        </w:rPr>
+        <w:t>150</w:t>
+      </w:r>
+      <w:r>
+        <w:rPr>
+          <w:rFonts w:ascii="Consolas" w:eastAsia="Times New Roman" w:hAnsi="Consolas" w:cs="Courier New"/>
+          <w:kern w:val="0"/>
+          <w:sz w:val="20"/>
+          <w:szCs w:val="20"/>
+          <w:lang w:eastAsia="en-GB"/>
+          <w14:ligatures w14:val="none"/>
+        </w:rPr>
+        <w:t xml:space="preserve">)            │        </w:t>
+      </w:r>
+      <w:r>
+        <w:rPr>
+          <w:rFonts w:ascii="Consolas" w:eastAsia="Times New Roman" w:hAnsi="Consolas" w:cs="Courier New"/>
+          <w:color w:val="00AF00"/>
+          <w:kern w:val="0"/>
+          <w:sz w:val="20"/>
+          <w:szCs w:val="20"/>
+          <w:lang w:eastAsia="en-GB"/>
+          <w14:ligatures w14:val="none"/>
+        </w:rPr>
+        <w:t>45,150</w:t>
+      </w:r>
+      <w:r>
+        <w:rPr>
+          <w:rFonts w:ascii="Consolas" w:eastAsia="Times New Roman" w:hAnsi="Consolas" w:cs="Courier New"/>
+          <w:kern w:val="0"/>
+          <w:sz w:val="20"/>
+          <w:szCs w:val="20"/>
+          <w:lang w:eastAsia="en-GB"/>
+          <w14:ligatures w14:val="none"/>
+        </w:rPr>
+        <w:t xml:space="preserve"> │</w:t>
+      </w:r>
+    </w:p>
+    <w:p>
+      <w:pPr>
+        <w:shd w:val="clear" w:color="auto" w:fill="FFFFFF"/>
+        <w:tabs>
+          <w:tab w:val="left" w:pos="916"/>
+          <w:tab w:val="left" w:pos="1832"/>
+          <w:tab w:val="left" w:pos="2748"/>
+          <w:tab w:val="left" w:pos="3664"/>
+          <w:tab w:val="left" w:pos="4580"/>
+          <w:tab w:val="left" w:pos="5496"/>
+          <w:tab w:val="left" w:pos="6412"/>
+          <w:tab w:val="left" w:pos="7328"/>
+          <w:tab w:val="left" w:pos="8244"/>
+          <w:tab w:val="left" w:pos="9160"/>
+          <w:tab w:val="left" w:pos="10076"/>
+          <w:tab w:val="left" w:pos="10992"/>
+          <w:tab w:val="left" w:pos="11908"/>
+          <w:tab w:val="left" w:pos="12824"/>
+          <w:tab w:val="left" w:pos="13740"/>
+          <w:tab w:val="left" w:pos="14656"/>
+        </w:tabs>
+        <w:wordWrap w:val="0"/>
+        <w:spacing w:before="360" w:after="360" w:line="240" w:lineRule="auto"/>
+        <w:ind w:right="480"/>
+        <w:rPr>
+          <w:rFonts w:ascii="Consolas" w:eastAsia="Times New Roman" w:hAnsi="Consolas" w:cs="Courier New"/>
+          <w:kern w:val="0"/>
+          <w:sz w:val="20"/>
+          <w:szCs w:val="20"/>
+          <w:lang w:eastAsia="en-GB"/>
+          <w14:ligatures w14:val="none"/>
+        </w:rPr>
+      </w:pPr>
+      <w:r>
+        <w:rPr>
+          <w:rFonts w:ascii="Consolas" w:eastAsia="Times New Roman" w:hAnsi="Consolas" w:cs="Courier New"/>
+          <w:kern w:val="0"/>
+          <w:sz w:val="20"/>
+          <w:szCs w:val="20"/>
+          <w:lang w:eastAsia="en-GB"/>
+          <w14:ligatures w14:val="none"/>
+        </w:rPr>
+        <w:t>├─────────────────────────────────┼────────────────────────┼───────────────┤</w:t>
+      </w:r>
+    </w:p>
+    <w:p>
+      <w:pPr>
+        <w:shd w:val="clear" w:color="auto" w:fill="FFFFFF"/>
+        <w:tabs>
+          <w:tab w:val="left" w:pos="916"/>
+          <w:tab w:val="left" w:pos="1832"/>
+          <w:tab w:val="left" w:pos="2748"/>
+          <w:tab w:val="left" w:pos="3664"/>
+          <w:tab w:val="left" w:pos="4580"/>
+          <w:tab w:val="left" w:pos="5496"/>
+          <w:tab w:val="left" w:pos="6412"/>
+          <w:tab w:val="left" w:pos="7328"/>
+          <w:tab w:val="left" w:pos="8244"/>
+          <w:tab w:val="left" w:pos="9160"/>
+          <w:tab w:val="left" w:pos="10076"/>
+          <w:tab w:val="left" w:pos="10992"/>
+          <w:tab w:val="left" w:pos="11908"/>
+          <w:tab w:val="left" w:pos="12824"/>
+          <w:tab w:val="left" w:pos="13740"/>
+          <w:tab w:val="left" w:pos="14656"/>
+        </w:tabs>
+        <w:wordWrap w:val="0"/>
+        <w:spacing w:before="360" w:after="360" w:line="240" w:lineRule="auto"/>
+        <w:ind w:right="480"/>
+        <w:rPr>
+          <w:rFonts w:ascii="Consolas" w:eastAsia="Times New Roman" w:hAnsi="Consolas" w:cs="Courier New"/>
+          <w:kern w:val="0"/>
+          <w:sz w:val="20"/>
+          <w:szCs w:val="20"/>
+          <w:lang w:eastAsia="en-GB"/>
+          <w14:ligatures w14:val="none"/>
+        </w:rPr>
+      </w:pPr>
+      <w:r>
+        <w:rPr>
+          <w:rFonts w:ascii="Consolas" w:eastAsia="Times New Roman" w:hAnsi="Consolas" w:cs="Courier New"/>
+          <w:kern w:val="0"/>
+          <w:sz w:val="20"/>
+          <w:szCs w:val="20"/>
+          <w:lang w:eastAsia="en-GB"/>
+          <w14:ligatures w14:val="none"/>
+        </w:rPr>
+        <w:t>│ dense_38 (</w:t>
+      </w:r>
+      <w:r>
+        <w:rPr>
+          <w:rFonts w:ascii="Consolas" w:eastAsia="Times New Roman" w:hAnsi="Consolas" w:cs="Courier New"/>
+          <w:color w:val="0087FF"/>
+          <w:kern w:val="0"/>
+          <w:sz w:val="20"/>
+          <w:szCs w:val="20"/>
+          <w:lang w:eastAsia="en-GB"/>
+          <w14:ligatures w14:val="none"/>
+        </w:rPr>
+        <w:t>Dense</w:t>
+      </w:r>
+      <w:r>
+        <w:rPr>
+          <w:rFonts w:ascii="Consolas" w:eastAsia="Times New Roman" w:hAnsi="Consolas" w:cs="Courier New"/>
+          <w:kern w:val="0"/>
+          <w:sz w:val="20"/>
+          <w:szCs w:val="20"/>
+          <w:lang w:eastAsia="en-GB"/>
+          <w14:ligatures w14:val="none"/>
+        </w:rPr>
+        <w:t>)                │ (</w:t>
+      </w:r>
+      <w:r>
+        <w:rPr>
+          <w:rFonts w:ascii="Consolas" w:eastAsia="Times New Roman" w:hAnsi="Consolas" w:cs="Courier New"/>
+          <w:color w:val="00D7FF"/>
+          <w:kern w:val="0"/>
+          <w:sz w:val="20"/>
+          <w:szCs w:val="20"/>
+          <w:lang w:eastAsia="en-GB"/>
+          <w14:ligatures w14:val="none"/>
+        </w:rPr>
+        <w:t>None</w:t>
+      </w:r>
+      <w:r>
+        <w:rPr>
+          <w:rFonts w:ascii="Consolas" w:eastAsia="Times New Roman" w:hAnsi="Consolas" w:cs="Courier New"/>
+          <w:kern w:val="0"/>
+          <w:sz w:val="20"/>
+          <w:szCs w:val="20"/>
+          <w:lang w:eastAsia="en-GB"/>
+          <w14:ligatures w14:val="none"/>
+        </w:rPr>
+        <w:t xml:space="preserve">, </w:t>
+      </w:r>
+      <w:r>
+        <w:rPr>
+          <w:rFonts w:ascii="Consolas" w:eastAsia="Times New Roman" w:hAnsi="Consolas" w:cs="Courier New"/>
+          <w:color w:val="00AF00"/>
+          <w:kern w:val="0"/>
+          <w:sz w:val="20"/>
+          <w:szCs w:val="20"/>
+          <w:lang w:eastAsia="en-GB"/>
+          <w14:ligatures w14:val="none"/>
+        </w:rPr>
+        <w:t>75</w:t>
+      </w:r>
+      <w:r>
+        <w:rPr>
+          <w:rFonts w:ascii="Consolas" w:eastAsia="Times New Roman" w:hAnsi="Consolas" w:cs="Courier New"/>
+          <w:kern w:val="0"/>
+          <w:sz w:val="20"/>
+          <w:szCs w:val="20"/>
+          <w:lang w:eastAsia="en-GB"/>
+          <w14:ligatures w14:val="none"/>
+        </w:rPr>
+        <w:t xml:space="preserve">)             │        </w:t>
+      </w:r>
+      <w:r>
+        <w:rPr>
+          <w:rFonts w:ascii="Consolas" w:eastAsia="Times New Roman" w:hAnsi="Consolas" w:cs="Courier New"/>
+          <w:color w:val="00AF00"/>
+          <w:kern w:val="0"/>
+          <w:sz w:val="20"/>
+          <w:szCs w:val="20"/>
+          <w:lang w:eastAsia="en-GB"/>
+          <w14:ligatures w14:val="none"/>
+        </w:rPr>
+        <w:t>11,325</w:t>
+      </w:r>
+      <w:r>
+        <w:rPr>
+          <w:rFonts w:ascii="Consolas" w:eastAsia="Times New Roman" w:hAnsi="Consolas" w:cs="Courier New"/>
+          <w:kern w:val="0"/>
+          <w:sz w:val="20"/>
+          <w:szCs w:val="20"/>
+          <w:lang w:eastAsia="en-GB"/>
+          <w14:ligatures w14:val="none"/>
+        </w:rPr>
+        <w:t xml:space="preserve"> │</w:t>
+      </w:r>
+    </w:p>
+    <w:p>
+      <w:pPr>
+        <w:shd w:val="clear" w:color="auto" w:fill="FFFFFF"/>
+        <w:tabs>
+          <w:tab w:val="left" w:pos="916"/>
+          <w:tab w:val="left" w:pos="1832"/>
+          <w:tab w:val="left" w:pos="2748"/>
+          <w:tab w:val="left" w:pos="3664"/>
+          <w:tab w:val="left" w:pos="4580"/>
+          <w:tab w:val="left" w:pos="5496"/>
+          <w:tab w:val="left" w:pos="6412"/>
+          <w:tab w:val="left" w:pos="7328"/>
+          <w:tab w:val="left" w:pos="8244"/>
+          <w:tab w:val="left" w:pos="9160"/>
+          <w:tab w:val="left" w:pos="10076"/>
+          <w:tab w:val="left" w:pos="10992"/>
+          <w:tab w:val="left" w:pos="11908"/>
+          <w:tab w:val="left" w:pos="12824"/>
+          <w:tab w:val="left" w:pos="13740"/>
+          <w:tab w:val="left" w:pos="14656"/>
+        </w:tabs>
+        <w:wordWrap w:val="0"/>
+        <w:spacing w:before="360" w:after="360" w:line="240" w:lineRule="auto"/>
+        <w:ind w:right="480"/>
+        <w:rPr>
+          <w:rFonts w:ascii="Consolas" w:eastAsia="Times New Roman" w:hAnsi="Consolas" w:cs="Courier New"/>
+          <w:kern w:val="0"/>
+          <w:sz w:val="20"/>
+          <w:szCs w:val="20"/>
+          <w:lang w:eastAsia="en-GB"/>
+          <w14:ligatures w14:val="none"/>
+        </w:rPr>
+      </w:pPr>
+      <w:r>
+        <w:rPr>
+          <w:rFonts w:ascii="Consolas" w:eastAsia="Times New Roman" w:hAnsi="Consolas" w:cs="Courier New"/>
+          <w:kern w:val="0"/>
+          <w:sz w:val="20"/>
+          <w:szCs w:val="20"/>
+          <w:lang w:eastAsia="en-GB"/>
+          <w14:ligatures w14:val="none"/>
+        </w:rPr>
+        <w:t>├─────────────────────────────────┼────────────────────────┼───────────────┤</w:t>
+      </w:r>
+    </w:p>
+    <w:p>
+      <w:pPr>
+        <w:shd w:val="clear" w:color="auto" w:fill="FFFFFF"/>
+        <w:tabs>
+          <w:tab w:val="left" w:pos="916"/>
+          <w:tab w:val="left" w:pos="1832"/>
+          <w:tab w:val="left" w:pos="2748"/>
+          <w:tab w:val="left" w:pos="3664"/>
+          <w:tab w:val="left" w:pos="4580"/>
+          <w:tab w:val="left" w:pos="5496"/>
+          <w:tab w:val="left" w:pos="6412"/>
+          <w:tab w:val="left" w:pos="7328"/>
+          <w:tab w:val="left" w:pos="8244"/>
+          <w:tab w:val="left" w:pos="9160"/>
+          <w:tab w:val="left" w:pos="10076"/>
+          <w:tab w:val="left" w:pos="10992"/>
+          <w:tab w:val="left" w:pos="11908"/>
+          <w:tab w:val="left" w:pos="12824"/>
+          <w:tab w:val="left" w:pos="13740"/>
+          <w:tab w:val="left" w:pos="14656"/>
+        </w:tabs>
+        <w:wordWrap w:val="0"/>
+        <w:spacing w:before="360" w:after="360" w:line="240" w:lineRule="auto"/>
+        <w:ind w:right="480"/>
+        <w:rPr>
+          <w:rFonts w:ascii="Consolas" w:eastAsia="Times New Roman" w:hAnsi="Consolas" w:cs="Courier New"/>
+          <w:kern w:val="0"/>
+          <w:sz w:val="20"/>
+          <w:szCs w:val="20"/>
+          <w:lang w:eastAsia="en-GB"/>
+          <w14:ligatures w14:val="none"/>
+        </w:rPr>
+      </w:pPr>
+      <w:r>
+        <w:rPr>
+          <w:rFonts w:ascii="Consolas" w:eastAsia="Times New Roman" w:hAnsi="Consolas" w:cs="Courier New"/>
+          <w:kern w:val="0"/>
+          <w:sz w:val="20"/>
+          <w:szCs w:val="20"/>
+          <w:lang w:eastAsia="en-GB"/>
+          <w14:ligatures w14:val="none"/>
+        </w:rPr>
+        <w:t>│ dense_39 (</w:t>
+      </w:r>
+      <w:r>
+        <w:rPr>
+          <w:rFonts w:ascii="Consolas" w:eastAsia="Times New Roman" w:hAnsi="Consolas" w:cs="Courier New"/>
+          <w:color w:val="0087FF"/>
+          <w:kern w:val="0"/>
+          <w:sz w:val="20"/>
+          <w:szCs w:val="20"/>
+          <w:lang w:eastAsia="en-GB"/>
+          <w14:ligatures w14:val="none"/>
+        </w:rPr>
+        <w:t>Dense</w:t>
+      </w:r>
+      <w:r>
+        <w:rPr>
+          <w:rFonts w:ascii="Consolas" w:eastAsia="Times New Roman" w:hAnsi="Consolas" w:cs="Courier New"/>
+          <w:kern w:val="0"/>
+          <w:sz w:val="20"/>
+          <w:szCs w:val="20"/>
+          <w:lang w:eastAsia="en-GB"/>
+          <w14:ligatures w14:val="none"/>
+        </w:rPr>
+        <w:t>)                │ (</w:t>
+      </w:r>
+      <w:r>
+        <w:rPr>
+          <w:rFonts w:ascii="Consolas" w:eastAsia="Times New Roman" w:hAnsi="Consolas" w:cs="Courier New"/>
+          <w:color w:val="00D7FF"/>
+          <w:kern w:val="0"/>
+          <w:sz w:val="20"/>
+          <w:szCs w:val="20"/>
+          <w:lang w:eastAsia="en-GB"/>
+          <w14:ligatures w14:val="none"/>
+        </w:rPr>
+        <w:t>None</w:t>
+      </w:r>
+      <w:r>
+        <w:rPr>
+          <w:rFonts w:ascii="Consolas" w:eastAsia="Times New Roman" w:hAnsi="Consolas" w:cs="Courier New"/>
+          <w:kern w:val="0"/>
+          <w:sz w:val="20"/>
+          <w:szCs w:val="20"/>
+          <w:lang w:eastAsia="en-GB"/>
+          <w14:ligatures w14:val="none"/>
+        </w:rPr>
+        <w:t xml:space="preserve">, </w:t>
+      </w:r>
+      <w:r>
+        <w:rPr>
+          <w:rFonts w:ascii="Consolas" w:eastAsia="Times New Roman" w:hAnsi="Consolas" w:cs="Courier New"/>
+          <w:color w:val="00AF00"/>
+          <w:kern w:val="0"/>
+          <w:sz w:val="20"/>
+          <w:szCs w:val="20"/>
+          <w:lang w:eastAsia="en-GB"/>
+          <w14:ligatures w14:val="none"/>
+        </w:rPr>
+        <w:t>25</w:t>
+      </w:r>
+      <w:r>
+        <w:rPr>
+          <w:rFonts w:ascii="Consolas" w:eastAsia="Times New Roman" w:hAnsi="Consolas" w:cs="Courier New"/>
+          <w:kern w:val="0"/>
+          <w:sz w:val="20"/>
+          <w:szCs w:val="20"/>
+          <w:lang w:eastAsia="en-GB"/>
+          <w14:ligatures w14:val="none"/>
+        </w:rPr>
+        <w:t xml:space="preserve">)             │         </w:t>
+      </w:r>
+      <w:r>
+        <w:rPr>
+          <w:rFonts w:ascii="Consolas" w:eastAsia="Times New Roman" w:hAnsi="Consolas" w:cs="Courier New"/>
+          <w:color w:val="00AF00"/>
+          <w:kern w:val="0"/>
+          <w:sz w:val="20"/>
+          <w:szCs w:val="20"/>
+          <w:lang w:eastAsia="en-GB"/>
+          <w14:ligatures w14:val="none"/>
+        </w:rPr>
+        <w:t>1,900</w:t>
+      </w:r>
+      <w:r>
+        <w:rPr>
+          <w:rFonts w:ascii="Consolas" w:eastAsia="Times New Roman" w:hAnsi="Consolas" w:cs="Courier New"/>
+          <w:kern w:val="0"/>
+          <w:sz w:val="20"/>
+          <w:szCs w:val="20"/>
+          <w:lang w:eastAsia="en-GB"/>
+          <w14:ligatures w14:val="none"/>
+        </w:rPr>
+        <w:t xml:space="preserve"> │</w:t>
+      </w:r>
+    </w:p>
+    <w:p>
+      <w:pPr>
+        <w:shd w:val="clear" w:color="auto" w:fill="FFFFFF"/>
+        <w:tabs>
+          <w:tab w:val="left" w:pos="916"/>
+          <w:tab w:val="left" w:pos="1832"/>
+          <w:tab w:val="left" w:pos="2748"/>
+          <w:tab w:val="left" w:pos="3664"/>
+          <w:tab w:val="left" w:pos="4580"/>
+          <w:tab w:val="left" w:pos="5496"/>
+          <w:tab w:val="left" w:pos="6412"/>
+          <w:tab w:val="left" w:pos="7328"/>
+          <w:tab w:val="left" w:pos="8244"/>
+          <w:tab w:val="left" w:pos="9160"/>
+          <w:tab w:val="left" w:pos="10076"/>
+          <w:tab w:val="left" w:pos="10992"/>
+          <w:tab w:val="left" w:pos="11908"/>
+          <w:tab w:val="left" w:pos="12824"/>
+          <w:tab w:val="left" w:pos="13740"/>
+          <w:tab w:val="left" w:pos="14656"/>
+        </w:tabs>
+        <w:wordWrap w:val="0"/>
+        <w:spacing w:before="360" w:after="360" w:line="240" w:lineRule="auto"/>
+        <w:ind w:right="480"/>
+        <w:rPr>
+          <w:rFonts w:ascii="Consolas" w:eastAsia="Times New Roman" w:hAnsi="Consolas" w:cs="Courier New"/>
+          <w:kern w:val="0"/>
+          <w:sz w:val="20"/>
+          <w:szCs w:val="20"/>
+          <w:lang w:eastAsia="en-GB"/>
+          <w14:ligatures w14:val="none"/>
+        </w:rPr>
+      </w:pPr>
+      <w:r>
+        <w:rPr>
+          <w:rFonts w:ascii="Consolas" w:eastAsia="Times New Roman" w:hAnsi="Consolas" w:cs="Courier New"/>
+          <w:kern w:val="0"/>
+          <w:sz w:val="20"/>
+          <w:szCs w:val="20"/>
+          <w:lang w:eastAsia="en-GB"/>
+          <w14:ligatures w14:val="none"/>
+        </w:rPr>
+        <w:t>└─────────────────────────────────┴────────────────────────┴───────────────┘</w:t>
+      </w:r>
+    </w:p>
+    <w:p>
+      <w:pPr>
+        <w:shd w:val="clear" w:color="auto" w:fill="FFFFFF"/>
+        <w:tabs>
+          <w:tab w:val="left" w:pos="916"/>
+          <w:tab w:val="left" w:pos="1832"/>
+          <w:tab w:val="left" w:pos="2748"/>
+          <w:tab w:val="left" w:pos="3664"/>
+          <w:tab w:val="left" w:pos="4580"/>
+          <w:tab w:val="left" w:pos="5496"/>
+          <w:tab w:val="left" w:pos="6412"/>
+          <w:tab w:val="left" w:pos="7328"/>
+          <w:tab w:val="left" w:pos="8244"/>
+          <w:tab w:val="left" w:pos="9160"/>
+          <w:tab w:val="left" w:pos="10076"/>
+          <w:tab w:val="left" w:pos="10992"/>
+          <w:tab w:val="left" w:pos="11908"/>
+          <w:tab w:val="left" w:pos="12824"/>
+          <w:tab w:val="left" w:pos="13740"/>
+          <w:tab w:val="left" w:pos="14656"/>
+        </w:tabs>
+        <w:wordWrap w:val="0"/>
+        <w:spacing w:before="360" w:after="360" w:line="240" w:lineRule="auto"/>
+        <w:ind w:right="480"/>
+        <w:rPr>
+          <w:rFonts w:ascii="Consolas" w:eastAsia="Times New Roman" w:hAnsi="Consolas" w:cs="Courier New"/>
+          <w:kern w:val="0"/>
+          <w:sz w:val="20"/>
+          <w:szCs w:val="20"/>
+          <w:lang w:eastAsia="en-GB"/>
+          <w14:ligatures w14:val="none"/>
+        </w:rPr>
+      </w:pPr>
+      <w:r>
+        <w:rPr>
+          <w:rFonts w:ascii="Consolas" w:eastAsia="Times New Roman" w:hAnsi="Consolas" w:cs="Courier New"/>
+          <w:b/>
+          <w:bCs/>
+          <w:kern w:val="0"/>
+          <w:sz w:val="20"/>
+          <w:szCs w:val="20"/>
+          <w:lang w:eastAsia="en-GB"/>
+          <w14:ligatures w14:val="none"/>
+        </w:rPr>
+        <w:t xml:space="preserve"> Total params: </w:t>
+      </w:r>
+      <w:r>
+        <w:rPr>
+          <w:rFonts w:ascii="Consolas" w:eastAsia="Times New Roman" w:hAnsi="Consolas" w:cs="Courier New"/>
+          <w:color w:val="00AF00"/>
+          <w:kern w:val="0"/>
+          <w:sz w:val="20"/>
+          <w:szCs w:val="20"/>
+          <w:lang w:eastAsia="en-GB"/>
+          <w14:ligatures w14:val="none"/>
+        </w:rPr>
+        <w:t>601,175</w:t>
+      </w:r>
+      <w:r>
+        <w:rPr>
+          <w:rFonts w:ascii="Consolas" w:eastAsia="Times New Roman" w:hAnsi="Consolas" w:cs="Courier New"/>
+          <w:kern w:val="0"/>
+          <w:sz w:val="20"/>
+          <w:szCs w:val="20"/>
+          <w:lang w:eastAsia="en-GB"/>
+          <w14:ligatures w14:val="none"/>
+        </w:rPr>
+        <w:t xml:space="preserve"> (2.29 MB)</w:t>
+      </w:r>
+    </w:p>
+    <w:p>
+      <w:pPr>
+        <w:shd w:val="clear" w:color="auto" w:fill="FFFFFF"/>
+        <w:tabs>
+          <w:tab w:val="left" w:pos="916"/>
+          <w:tab w:val="left" w:pos="1832"/>
+          <w:tab w:val="left" w:pos="2748"/>
+          <w:tab w:val="left" w:pos="3664"/>
+          <w:tab w:val="left" w:pos="4580"/>
+          <w:tab w:val="left" w:pos="5496"/>
+          <w:tab w:val="left" w:pos="6412"/>
+          <w:tab w:val="left" w:pos="7328"/>
+          <w:tab w:val="left" w:pos="8244"/>
+          <w:tab w:val="left" w:pos="9160"/>
+          <w:tab w:val="left" w:pos="10076"/>
+          <w:tab w:val="left" w:pos="10992"/>
+          <w:tab w:val="left" w:pos="11908"/>
+          <w:tab w:val="left" w:pos="12824"/>
+          <w:tab w:val="left" w:pos="13740"/>
+          <w:tab w:val="left" w:pos="14656"/>
+        </w:tabs>
+        <w:wordWrap w:val="0"/>
+        <w:spacing w:before="360" w:after="360" w:line="240" w:lineRule="auto"/>
+        <w:ind w:right="480"/>
+        <w:rPr>
+          <w:rFonts w:ascii="Consolas" w:eastAsia="Times New Roman" w:hAnsi="Consolas" w:cs="Courier New"/>
+          <w:kern w:val="0"/>
+          <w:sz w:val="20"/>
+          <w:szCs w:val="20"/>
+          <w:lang w:eastAsia="en-GB"/>
+          <w14:ligatures w14:val="none"/>
+        </w:rPr>
+      </w:pPr>
+      <w:r>
+        <w:rPr>
+          <w:rFonts w:ascii="Consolas" w:eastAsia="Times New Roman" w:hAnsi="Consolas" w:cs="Courier New"/>
+          <w:b/>
+          <w:bCs/>
+          <w:kern w:val="0"/>
+          <w:sz w:val="20"/>
+          <w:szCs w:val="20"/>
+          <w:lang w:eastAsia="en-GB"/>
+          <w14:ligatures w14:val="none"/>
+        </w:rPr>
+        <w:t xml:space="preserve"> Trainable params: </w:t>
+      </w:r>
+      <w:r>
+        <w:rPr>
+          <w:rFonts w:ascii="Consolas" w:eastAsia="Times New Roman" w:hAnsi="Consolas" w:cs="Courier New"/>
+          <w:color w:val="00AF00"/>
+          <w:kern w:val="0"/>
+          <w:sz w:val="20"/>
+          <w:szCs w:val="20"/>
+          <w:lang w:eastAsia="en-GB"/>
+          <w14:ligatures w14:val="none"/>
+        </w:rPr>
+        <w:t>601,175</w:t>
+      </w:r>
+      <w:r>
+        <w:rPr>
+          <w:rFonts w:ascii="Consolas" w:eastAsia="Times New Roman" w:hAnsi="Consolas" w:cs="Courier New"/>
+          <w:kern w:val="0"/>
+          <w:sz w:val="20"/>
+          <w:szCs w:val="20"/>
+          <w:lang w:eastAsia="en-GB"/>
+          <w14:ligatures w14:val="none"/>
+        </w:rPr>
+        <w:t xml:space="preserve"> (2.29 MB)</w:t>
+      </w:r>
+    </w:p>
+    <w:p>
+      <w:pPr>
+        <w:shd w:val="clear" w:color="auto" w:fill="FFFFFF"/>
+        <w:tabs>
+          <w:tab w:val="left" w:pos="916"/>
+          <w:tab w:val="left" w:pos="1832"/>
+          <w:tab w:val="left" w:pos="2748"/>
+          <w:tab w:val="left" w:pos="3664"/>
+          <w:tab w:val="left" w:pos="4580"/>
+          <w:tab w:val="left" w:pos="5496"/>
+          <w:tab w:val="left" w:pos="6412"/>
+          <w:tab w:val="left" w:pos="7328"/>
+          <w:tab w:val="left" w:pos="8244"/>
+          <w:tab w:val="left" w:pos="9160"/>
+          <w:tab w:val="left" w:pos="10076"/>
+          <w:tab w:val="left" w:pos="10992"/>
+          <w:tab w:val="left" w:pos="11908"/>
+          <w:tab w:val="left" w:pos="12824"/>
+          <w:tab w:val="left" w:pos="13740"/>
+          <w:tab w:val="left" w:pos="14656"/>
+        </w:tabs>
+        <w:wordWrap w:val="0"/>
+        <w:spacing w:before="360" w:after="360" w:line="240" w:lineRule="auto"/>
+        <w:ind w:right="480"/>
+        <w:rPr>
+          <w:rFonts w:ascii="Consolas" w:eastAsia="Times New Roman" w:hAnsi="Consolas" w:cs="Courier New"/>
+          <w:kern w:val="0"/>
+          <w:sz w:val="20"/>
+          <w:szCs w:val="20"/>
+          <w:lang w:eastAsia="en-GB"/>
+          <w14:ligatures w14:val="none"/>
+        </w:rPr>
+      </w:pPr>
+      <w:r>
+        <w:rPr>
+          <w:rFonts w:ascii="Consolas" w:eastAsia="Times New Roman" w:hAnsi="Consolas" w:cs="Courier New"/>
+          <w:b/>
+          <w:bCs/>
+          <w:kern w:val="0"/>
+          <w:sz w:val="20"/>
+          <w:szCs w:val="20"/>
+          <w:lang w:eastAsia="en-GB"/>
+          <w14:ligatures w14:val="none"/>
+        </w:rPr>
+        <w:t xml:space="preserve"> Non-trainable params: </w:t>
+      </w:r>
+      <w:r>
+        <w:rPr>
+          <w:rFonts w:ascii="Consolas" w:eastAsia="Times New Roman" w:hAnsi="Consolas" w:cs="Courier New"/>
+          <w:color w:val="00AF00"/>
+          <w:kern w:val="0"/>
+          <w:sz w:val="20"/>
+          <w:szCs w:val="20"/>
+          <w:lang w:eastAsia="en-GB"/>
+          <w14:ligatures w14:val="none"/>
+        </w:rPr>
+        <w:t>0</w:t>
+      </w:r>
+      <w:r>
+        <w:rPr>
+          <w:rFonts w:ascii="Consolas" w:eastAsia="Times New Roman" w:hAnsi="Consolas" w:cs="Courier New"/>
+          <w:kern w:val="0"/>
+          <w:sz w:val="20"/>
+          <w:szCs w:val="20"/>
+          <w:lang w:eastAsia="en-GB"/>
+          <w14:ligatures w14:val="none"/>
+        </w:rPr>
+        <w:t xml:space="preserve"> (0.00 B)</w:t>
+      </w:r>
+    </w:p>
+    <w:p>
+      <w:pPr>
+        <w:shd w:val="clear" w:color="auto" w:fill="FFFFFF"/>
+        <w:tabs>
+          <w:tab w:val="left" w:pos="916"/>
+          <w:tab w:val="left" w:pos="1832"/>
+          <w:tab w:val="left" w:pos="2748"/>
+          <w:tab w:val="left" w:pos="3664"/>
+          <w:tab w:val="left" w:pos="4580"/>
+          <w:tab w:val="left" w:pos="5496"/>
+          <w:tab w:val="left" w:pos="6412"/>
+          <w:tab w:val="left" w:pos="7328"/>
+          <w:tab w:val="left" w:pos="8244"/>
+          <w:tab w:val="left" w:pos="9160"/>
+          <w:tab w:val="left" w:pos="10076"/>
+          <w:tab w:val="left" w:pos="10992"/>
+          <w:tab w:val="left" w:pos="11908"/>
+          <w:tab w:val="left" w:pos="12824"/>
+          <w:tab w:val="left" w:pos="13740"/>
+          <w:tab w:val="left" w:pos="14656"/>
+        </w:tabs>
+        <w:wordWrap w:val="0"/>
+        <w:spacing w:after="0" w:line="240" w:lineRule="auto"/>
+        <w:rPr>
+          <w:rFonts w:ascii="Consolas" w:eastAsia="Times New Roman" w:hAnsi="Consolas" w:cs="Courier New"/>
+          <w:kern w:val="0"/>
+          <w:sz w:val="20"/>
+          <w:szCs w:val="20"/>
+          <w:lang w:eastAsia="en-GB"/>
+          <w14:ligatures w14:val="none"/>
+        </w:rPr>
+      </w:pPr>
+      <w:r>
+        <w:rPr>
+          <w:rFonts w:ascii="Consolas" w:eastAsia="Times New Roman" w:hAnsi="Consolas" w:cs="Courier New"/>
+          <w:kern w:val="0"/>
+          <w:sz w:val="20"/>
+          <w:szCs w:val="20"/>
+          <w:lang w:eastAsia="en-GB"/>
+          <w14:ligatures w14:val="none"/>
+        </w:rPr>
+        <w:t>None</w:t>
+      </w:r>
+    </w:p>
+    <w:p>
+      <w:pPr>
+        <w:shd w:val="clear" w:color="auto" w:fill="FFFFFF"/>
+        <w:tabs>
+          <w:tab w:val="left" w:pos="916"/>
+          <w:tab w:val="left" w:pos="1832"/>
+          <w:tab w:val="left" w:pos="2748"/>
+          <w:tab w:val="left" w:pos="3664"/>
+          <w:tab w:val="left" w:pos="4580"/>
+          <w:tab w:val="left" w:pos="5496"/>
+          <w:tab w:val="left" w:pos="6412"/>
+          <w:tab w:val="left" w:pos="7328"/>
+          <w:tab w:val="left" w:pos="8244"/>
+          <w:tab w:val="left" w:pos="9160"/>
+          <w:tab w:val="left" w:pos="10076"/>
+          <w:tab w:val="left" w:pos="10992"/>
+          <w:tab w:val="left" w:pos="11908"/>
+          <w:tab w:val="left" w:pos="12824"/>
+          <w:tab w:val="left" w:pos="13740"/>
+          <w:tab w:val="left" w:pos="14656"/>
+        </w:tabs>
+        <w:wordWrap w:val="0"/>
+        <w:spacing w:before="360" w:after="360" w:line="240" w:lineRule="auto"/>
+        <w:ind w:right="480"/>
+        <w:rPr>
+          <w:rFonts w:ascii="Consolas" w:eastAsia="Times New Roman" w:hAnsi="Consolas" w:cs="Courier New"/>
+          <w:b/>
+          <w:bCs/>
+          <w:kern w:val="0"/>
+          <w:sz w:val="20"/>
+          <w:szCs w:val="20"/>
+          <w:lang w:eastAsia="en-GB"/>
+          <w14:ligatures w14:val="none"/>
+        </w:rPr>
+      </w:pPr>
+    </w:p>
+    <w:p>
+      <w:pPr>
+        <w:shd w:val="clear" w:color="auto" w:fill="FFFFFF"/>
+        <w:tabs>
+          <w:tab w:val="left" w:pos="916"/>
+          <w:tab w:val="left" w:pos="1832"/>
+          <w:tab w:val="left" w:pos="2748"/>
+          <w:tab w:val="left" w:pos="3664"/>
+          <w:tab w:val="left" w:pos="4580"/>
+          <w:tab w:val="left" w:pos="5496"/>
+          <w:tab w:val="left" w:pos="6412"/>
+          <w:tab w:val="left" w:pos="7328"/>
+          <w:tab w:val="left" w:pos="8244"/>
+          <w:tab w:val="left" w:pos="9160"/>
+          <w:tab w:val="left" w:pos="10076"/>
+          <w:tab w:val="left" w:pos="10992"/>
+          <w:tab w:val="left" w:pos="11908"/>
+          <w:tab w:val="left" w:pos="12824"/>
+          <w:tab w:val="left" w:pos="13740"/>
+          <w:tab w:val="left" w:pos="14656"/>
+        </w:tabs>
+        <w:wordWrap w:val="0"/>
+        <w:spacing w:before="360" w:after="360" w:line="240" w:lineRule="auto"/>
+        <w:ind w:right="480"/>
+        <w:rPr>
+          <w:rFonts w:ascii="Consolas" w:eastAsia="Times New Roman" w:hAnsi="Consolas" w:cs="Courier New"/>
+          <w:b/>
+          <w:bCs/>
+          <w:kern w:val="0"/>
+          <w:sz w:val="20"/>
+          <w:szCs w:val="20"/>
+          <w:lang w:eastAsia="en-GB"/>
+          <w14:ligatures w14:val="none"/>
+        </w:rPr>
+      </w:pPr>
+      <w:r>
+        <w:rPr>
+          <w:rFonts w:ascii="Consolas" w:eastAsia="Times New Roman" w:hAnsi="Consolas" w:cs="Courier New"/>
+          <w:b/>
+          <w:bCs/>
+          <w:kern w:val="0"/>
+          <w:sz w:val="20"/>
+          <w:szCs w:val="20"/>
+          <w:lang w:eastAsia="en-GB"/>
+          <w14:ligatures w14:val="none"/>
+        </w:rPr>
+        <w:t>Decoder:</w:t>
+      </w:r>
+    </w:p>
+    <w:p>
+      <w:pPr>
+        <w:shd w:val="clear" w:color="auto" w:fill="FFFFFF"/>
+        <w:tabs>
+          <w:tab w:val="left" w:pos="916"/>
+          <w:tab w:val="left" w:pos="1832"/>
+          <w:tab w:val="left" w:pos="2748"/>
+          <w:tab w:val="left" w:pos="3664"/>
+          <w:tab w:val="left" w:pos="4580"/>
+          <w:tab w:val="left" w:pos="5496"/>
+          <w:tab w:val="left" w:pos="6412"/>
+          <w:tab w:val="left" w:pos="7328"/>
+          <w:tab w:val="left" w:pos="8244"/>
+          <w:tab w:val="left" w:pos="9160"/>
+          <w:tab w:val="left" w:pos="10076"/>
+          <w:tab w:val="left" w:pos="10992"/>
+          <w:tab w:val="left" w:pos="11908"/>
+          <w:tab w:val="left" w:pos="12824"/>
+          <w:tab w:val="left" w:pos="13740"/>
+          <w:tab w:val="left" w:pos="14656"/>
+        </w:tabs>
+        <w:wordWrap w:val="0"/>
+        <w:spacing w:before="360" w:after="360" w:line="240" w:lineRule="auto"/>
+        <w:ind w:right="480"/>
+        <w:rPr>
+          <w:rFonts w:ascii="Consolas" w:eastAsia="Times New Roman" w:hAnsi="Consolas" w:cs="Courier New"/>
+          <w:kern w:val="0"/>
+          <w:sz w:val="20"/>
+          <w:szCs w:val="20"/>
+          <w:lang w:eastAsia="en-GB"/>
+          <w14:ligatures w14:val="none"/>
+        </w:rPr>
+      </w:pPr>
+      <w:r>
+        <w:rPr>
+          <w:rFonts w:ascii="Consolas" w:eastAsia="Times New Roman" w:hAnsi="Consolas" w:cs="Courier New"/>
+          <w:b/>
+          <w:bCs/>
+          <w:kern w:val="0"/>
+          <w:sz w:val="20"/>
+          <w:szCs w:val="20"/>
+          <w:lang w:eastAsia="en-GB"/>
+          <w14:ligatures w14:val="none"/>
+        </w:rPr>
+        <w:t>Model: "sequential_11"</w:t>
+      </w:r>
+    </w:p>
+    <w:p>
+      <w:pPr>
+        <w:shd w:val="clear" w:color="auto" w:fill="FFFFFF"/>
+        <w:tabs>
+          <w:tab w:val="left" w:pos="916"/>
+          <w:tab w:val="left" w:pos="1832"/>
+          <w:tab w:val="left" w:pos="2748"/>
+          <w:tab w:val="left" w:pos="3664"/>
+          <w:tab w:val="left" w:pos="4580"/>
+          <w:tab w:val="left" w:pos="5496"/>
+          <w:tab w:val="left" w:pos="6412"/>
+          <w:tab w:val="left" w:pos="7328"/>
+          <w:tab w:val="left" w:pos="8244"/>
+          <w:tab w:val="left" w:pos="9160"/>
+          <w:tab w:val="left" w:pos="10076"/>
+          <w:tab w:val="left" w:pos="10992"/>
+          <w:tab w:val="left" w:pos="11908"/>
+          <w:tab w:val="left" w:pos="12824"/>
+          <w:tab w:val="left" w:pos="13740"/>
+          <w:tab w:val="left" w:pos="14656"/>
+        </w:tabs>
+        <w:wordWrap w:val="0"/>
+        <w:spacing w:before="360" w:after="360" w:line="240" w:lineRule="auto"/>
+        <w:ind w:right="480"/>
+        <w:rPr>
+          <w:rFonts w:ascii="Consolas" w:eastAsia="Times New Roman" w:hAnsi="Consolas" w:cs="Courier New"/>
+          <w:kern w:val="0"/>
+          <w:sz w:val="20"/>
+          <w:szCs w:val="20"/>
+          <w:lang w:eastAsia="en-GB"/>
+          <w14:ligatures w14:val="none"/>
+        </w:rPr>
+      </w:pPr>
+      <w:r>
+        <w:rPr>
+          <w:rFonts w:ascii="Consolas" w:eastAsia="Times New Roman" w:hAnsi="Consolas" w:cs="Courier New"/>
+          <w:kern w:val="0"/>
+          <w:sz w:val="20"/>
+          <w:szCs w:val="20"/>
+          <w:lang w:eastAsia="en-GB"/>
+          <w14:ligatures w14:val="none"/>
+        </w:rPr>
+        <w:t>┏━━━━━━━━━━━━━━━━━━━━━━━━━━━━━━━━━┳━━━━━━━━━━━━━━━━━━━━━━━━┳━━━━━━━━━━━━━━━┓</w:t>
+      </w:r>
+    </w:p>
+    <w:p>
+      <w:pPr>
+        <w:shd w:val="clear" w:color="auto" w:fill="FFFFFF"/>
+        <w:tabs>
+          <w:tab w:val="left" w:pos="916"/>
+          <w:tab w:val="left" w:pos="1832"/>
+          <w:tab w:val="left" w:pos="2748"/>
+          <w:tab w:val="left" w:pos="3664"/>
+          <w:tab w:val="left" w:pos="4580"/>
+          <w:tab w:val="left" w:pos="5496"/>
+          <w:tab w:val="left" w:pos="6412"/>
+          <w:tab w:val="left" w:pos="7328"/>
+          <w:tab w:val="left" w:pos="8244"/>
+          <w:tab w:val="left" w:pos="9160"/>
+          <w:tab w:val="left" w:pos="10076"/>
+          <w:tab w:val="left" w:pos="10992"/>
+          <w:tab w:val="left" w:pos="11908"/>
+          <w:tab w:val="left" w:pos="12824"/>
+          <w:tab w:val="left" w:pos="13740"/>
+          <w:tab w:val="left" w:pos="14656"/>
+        </w:tabs>
+        <w:wordWrap w:val="0"/>
+        <w:spacing w:before="360" w:after="360" w:line="240" w:lineRule="auto"/>
+        <w:ind w:right="480"/>
+        <w:rPr>
+          <w:rFonts w:ascii="Consolas" w:eastAsia="Times New Roman" w:hAnsi="Consolas" w:cs="Courier New"/>
+          <w:kern w:val="0"/>
+          <w:sz w:val="20"/>
+          <w:szCs w:val="20"/>
+          <w:lang w:eastAsia="en-GB"/>
+          <w14:ligatures w14:val="none"/>
+        </w:rPr>
+      </w:pPr>
+      <w:r>
+        <w:rPr>
+          <w:rFonts w:ascii="Consolas" w:eastAsia="Times New Roman" w:hAnsi="Consolas" w:cs="Courier New"/>
+          <w:kern w:val="0"/>
+          <w:sz w:val="20"/>
+          <w:szCs w:val="20"/>
+          <w:lang w:eastAsia="en-GB"/>
+          <w14:ligatures w14:val="none"/>
+        </w:rPr>
+        <w:t>┃</w:t>
+      </w:r>
+      <w:r>
+        <w:rPr>
+          <w:rFonts w:ascii="Consolas" w:eastAsia="Times New Roman" w:hAnsi="Consolas" w:cs="Courier New"/>
+          <w:b/>
+          <w:bCs/>
+          <w:kern w:val="0"/>
+          <w:sz w:val="20"/>
+          <w:szCs w:val="20"/>
+          <w:lang w:eastAsia="en-GB"/>
+          <w14:ligatures w14:val="none"/>
+        </w:rPr>
+        <w:t xml:space="preserve"> Layer (type)                    </w:t>
+      </w:r>
+      <w:r>
+        <w:rPr>
+          <w:rFonts w:ascii="Consolas" w:eastAsia="Times New Roman" w:hAnsi="Consolas" w:cs="Courier New"/>
+          <w:kern w:val="0"/>
+          <w:sz w:val="20"/>
+          <w:szCs w:val="20"/>
+          <w:lang w:eastAsia="en-GB"/>
+          <w14:ligatures w14:val="none"/>
+        </w:rPr>
+        <w:t>┃</w:t>
+      </w:r>
+      <w:r>
+        <w:rPr>
+          <w:rFonts w:ascii="Consolas" w:eastAsia="Times New Roman" w:hAnsi="Consolas" w:cs="Courier New"/>
+          <w:b/>
+          <w:bCs/>
+          <w:kern w:val="0"/>
+          <w:sz w:val="20"/>
+          <w:szCs w:val="20"/>
+          <w:lang w:eastAsia="en-GB"/>
+          <w14:ligatures w14:val="none"/>
+        </w:rPr>
+        <w:t xml:space="preserve"> Output Shape           </w:t>
+      </w:r>
+      <w:r>
+        <w:rPr>
+          <w:rFonts w:ascii="Consolas" w:eastAsia="Times New Roman" w:hAnsi="Consolas" w:cs="Courier New"/>
+          <w:kern w:val="0"/>
+          <w:sz w:val="20"/>
+          <w:szCs w:val="20"/>
+          <w:lang w:eastAsia="en-GB"/>
+          <w14:ligatures w14:val="none"/>
+        </w:rPr>
+        <w:t>┃</w:t>
+      </w:r>
+      <w:r>
+        <w:rPr>
+          <w:rFonts w:ascii="Consolas" w:eastAsia="Times New Roman" w:hAnsi="Consolas" w:cs="Courier New"/>
+          <w:b/>
+          <w:bCs/>
+          <w:kern w:val="0"/>
+          <w:sz w:val="20"/>
+          <w:szCs w:val="20"/>
+          <w:lang w:eastAsia="en-GB"/>
+          <w14:ligatures w14:val="none"/>
+        </w:rPr>
+        <w:t xml:space="preserve">       Param # </w:t>
+      </w:r>
+      <w:r>
+        <w:rPr>
+          <w:rFonts w:ascii="Consolas" w:eastAsia="Times New Roman" w:hAnsi="Consolas" w:cs="Courier New"/>
+          <w:kern w:val="0"/>
+          <w:sz w:val="20"/>
+          <w:szCs w:val="20"/>
+          <w:lang w:eastAsia="en-GB"/>
+          <w14:ligatures w14:val="none"/>
+        </w:rPr>
+        <w:t>┃</w:t>
+      </w:r>
+    </w:p>
+    <w:p>
+      <w:pPr>
+        <w:shd w:val="clear" w:color="auto" w:fill="FFFFFF"/>
+        <w:tabs>
+          <w:tab w:val="left" w:pos="916"/>
+          <w:tab w:val="left" w:pos="1832"/>
+          <w:tab w:val="left" w:pos="2748"/>
+          <w:tab w:val="left" w:pos="3664"/>
+          <w:tab w:val="left" w:pos="4580"/>
+          <w:tab w:val="left" w:pos="5496"/>
+          <w:tab w:val="left" w:pos="6412"/>
+          <w:tab w:val="left" w:pos="7328"/>
+          <w:tab w:val="left" w:pos="8244"/>
+          <w:tab w:val="left" w:pos="9160"/>
+          <w:tab w:val="left" w:pos="10076"/>
+          <w:tab w:val="left" w:pos="10992"/>
+          <w:tab w:val="left" w:pos="11908"/>
+          <w:tab w:val="left" w:pos="12824"/>
+          <w:tab w:val="left" w:pos="13740"/>
+          <w:tab w:val="left" w:pos="14656"/>
+        </w:tabs>
+        <w:wordWrap w:val="0"/>
+        <w:spacing w:before="360" w:after="360" w:line="240" w:lineRule="auto"/>
+        <w:ind w:right="480"/>
+        <w:rPr>
+          <w:rFonts w:ascii="Consolas" w:eastAsia="Times New Roman" w:hAnsi="Consolas" w:cs="Courier New"/>
+          <w:kern w:val="0"/>
+          <w:sz w:val="20"/>
+          <w:szCs w:val="20"/>
+          <w:lang w:eastAsia="en-GB"/>
+          <w14:ligatures w14:val="none"/>
+        </w:rPr>
+      </w:pPr>
+      <w:r>
+        <w:rPr>
+          <w:rFonts w:ascii="Consolas" w:eastAsia="Times New Roman" w:hAnsi="Consolas" w:cs="Courier New"/>
+          <w:kern w:val="0"/>
+          <w:sz w:val="20"/>
+          <w:szCs w:val="20"/>
+          <w:lang w:eastAsia="en-GB"/>
+          <w14:ligatures w14:val="none"/>
+        </w:rPr>
+        <w:t>┡━━━━━━━━━━━━━━━━━━━━━━━━━━━━━━━━━╇━━━━━━━━━━━━━━━━━━━━━━━━╇━━━━━━━━━━━━━━━┩</w:t>
+      </w:r>
+    </w:p>
+    <w:p>
+      <w:pPr>
+        <w:shd w:val="clear" w:color="auto" w:fill="FFFFFF"/>
+        <w:tabs>
+          <w:tab w:val="left" w:pos="916"/>
+          <w:tab w:val="left" w:pos="1832"/>
+          <w:tab w:val="left" w:pos="2748"/>
+          <w:tab w:val="left" w:pos="3664"/>
+          <w:tab w:val="left" w:pos="4580"/>
+          <w:tab w:val="left" w:pos="5496"/>
+          <w:tab w:val="left" w:pos="6412"/>
+          <w:tab w:val="left" w:pos="7328"/>
+          <w:tab w:val="left" w:pos="8244"/>
+          <w:tab w:val="left" w:pos="9160"/>
+          <w:tab w:val="left" w:pos="10076"/>
+          <w:tab w:val="left" w:pos="10992"/>
+          <w:tab w:val="left" w:pos="11908"/>
+          <w:tab w:val="left" w:pos="12824"/>
+          <w:tab w:val="left" w:pos="13740"/>
+          <w:tab w:val="left" w:pos="14656"/>
+        </w:tabs>
+        <w:wordWrap w:val="0"/>
+        <w:spacing w:before="360" w:after="360" w:line="240" w:lineRule="auto"/>
+        <w:ind w:right="480"/>
+        <w:rPr>
+          <w:rFonts w:ascii="Consolas" w:eastAsia="Times New Roman" w:hAnsi="Consolas" w:cs="Courier New"/>
+          <w:kern w:val="0"/>
+          <w:sz w:val="20"/>
+          <w:szCs w:val="20"/>
+          <w:lang w:eastAsia="en-GB"/>
+          <w14:ligatures w14:val="none"/>
+        </w:rPr>
+      </w:pPr>
+      <w:r>
+        <w:rPr>
+          <w:rFonts w:ascii="Consolas" w:eastAsia="Times New Roman" w:hAnsi="Consolas" w:cs="Courier New"/>
+          <w:kern w:val="0"/>
+          <w:sz w:val="20"/>
+          <w:szCs w:val="20"/>
+          <w:lang w:eastAsia="en-GB"/>
+          <w14:ligatures w14:val="none"/>
+        </w:rPr>
+        <w:t>│ dense_40 (</w:t>
+      </w:r>
+      <w:r>
+        <w:rPr>
+          <w:rFonts w:ascii="Consolas" w:eastAsia="Times New Roman" w:hAnsi="Consolas" w:cs="Courier New"/>
+          <w:color w:val="0087FF"/>
+          <w:kern w:val="0"/>
+          <w:sz w:val="20"/>
+          <w:szCs w:val="20"/>
+          <w:lang w:eastAsia="en-GB"/>
+          <w14:ligatures w14:val="none"/>
+        </w:rPr>
+        <w:t>Dense</w:t>
+      </w:r>
+      <w:r>
+        <w:rPr>
+          <w:rFonts w:ascii="Consolas" w:eastAsia="Times New Roman" w:hAnsi="Consolas" w:cs="Courier New"/>
+          <w:kern w:val="0"/>
+          <w:sz w:val="20"/>
+          <w:szCs w:val="20"/>
+          <w:lang w:eastAsia="en-GB"/>
+          <w14:ligatures w14:val="none"/>
+        </w:rPr>
+        <w:t>)                │ (</w:t>
+      </w:r>
+      <w:r>
+        <w:rPr>
+          <w:rFonts w:ascii="Consolas" w:eastAsia="Times New Roman" w:hAnsi="Consolas" w:cs="Courier New"/>
+          <w:color w:val="00D7FF"/>
+          <w:kern w:val="0"/>
+          <w:sz w:val="20"/>
+          <w:szCs w:val="20"/>
+          <w:lang w:eastAsia="en-GB"/>
+          <w14:ligatures w14:val="none"/>
+        </w:rPr>
+        <w:t>None</w:t>
+      </w:r>
+      <w:r>
+        <w:rPr>
+          <w:rFonts w:ascii="Consolas" w:eastAsia="Times New Roman" w:hAnsi="Consolas" w:cs="Courier New"/>
+          <w:kern w:val="0"/>
+          <w:sz w:val="20"/>
+          <w:szCs w:val="20"/>
+          <w:lang w:eastAsia="en-GB"/>
+          <w14:ligatures w14:val="none"/>
+        </w:rPr>
+        <w:t xml:space="preserve">, </w:t>
+      </w:r>
+      <w:r>
+        <w:rPr>
+          <w:rFonts w:ascii="Consolas" w:eastAsia="Times New Roman" w:hAnsi="Consolas" w:cs="Courier New"/>
+          <w:color w:val="00AF00"/>
+          <w:kern w:val="0"/>
+          <w:sz w:val="20"/>
+          <w:szCs w:val="20"/>
+          <w:lang w:eastAsia="en-GB"/>
+          <w14:ligatures w14:val="none"/>
+        </w:rPr>
+        <w:t>50</w:t>
+      </w:r>
+      <w:r>
+        <w:rPr>
+          <w:rFonts w:ascii="Consolas" w:eastAsia="Times New Roman" w:hAnsi="Consolas" w:cs="Courier New"/>
+          <w:kern w:val="0"/>
+          <w:sz w:val="20"/>
+          <w:szCs w:val="20"/>
+          <w:lang w:eastAsia="en-GB"/>
+          <w14:ligatures w14:val="none"/>
+        </w:rPr>
+        <w:t xml:space="preserve">)             │         </w:t>
+      </w:r>
+      <w:r>
+        <w:rPr>
+          <w:rFonts w:ascii="Consolas" w:eastAsia="Times New Roman" w:hAnsi="Consolas" w:cs="Courier New"/>
+          <w:color w:val="00AF00"/>
+          <w:kern w:val="0"/>
+          <w:sz w:val="20"/>
+          <w:szCs w:val="20"/>
+          <w:lang w:eastAsia="en-GB"/>
+          <w14:ligatures w14:val="none"/>
+        </w:rPr>
+        <w:t>1,300</w:t>
+      </w:r>
+      <w:r>
+        <w:rPr>
+          <w:rFonts w:ascii="Consolas" w:eastAsia="Times New Roman" w:hAnsi="Consolas" w:cs="Courier New"/>
+          <w:kern w:val="0"/>
+          <w:sz w:val="20"/>
+          <w:szCs w:val="20"/>
+          <w:lang w:eastAsia="en-GB"/>
+          <w14:ligatures w14:val="none"/>
+        </w:rPr>
+        <w:t xml:space="preserve"> │</w:t>
+      </w:r>
+    </w:p>
+    <w:p>
+      <w:pPr>
+        <w:shd w:val="clear" w:color="auto" w:fill="FFFFFF"/>
+        <w:tabs>
+          <w:tab w:val="left" w:pos="916"/>
+          <w:tab w:val="left" w:pos="1832"/>
+          <w:tab w:val="left" w:pos="2748"/>
+          <w:tab w:val="left" w:pos="3664"/>
+          <w:tab w:val="left" w:pos="4580"/>
+          <w:tab w:val="left" w:pos="5496"/>
+          <w:tab w:val="left" w:pos="6412"/>
+          <w:tab w:val="left" w:pos="7328"/>
+          <w:tab w:val="left" w:pos="8244"/>
+          <w:tab w:val="left" w:pos="9160"/>
+          <w:tab w:val="left" w:pos="10076"/>
+          <w:tab w:val="left" w:pos="10992"/>
+          <w:tab w:val="left" w:pos="11908"/>
+          <w:tab w:val="left" w:pos="12824"/>
+          <w:tab w:val="left" w:pos="13740"/>
+          <w:tab w:val="left" w:pos="14656"/>
+        </w:tabs>
+        <w:wordWrap w:val="0"/>
+        <w:spacing w:before="360" w:after="360" w:line="240" w:lineRule="auto"/>
+        <w:ind w:right="480"/>
+        <w:rPr>
+          <w:rFonts w:ascii="Consolas" w:eastAsia="Times New Roman" w:hAnsi="Consolas" w:cs="Courier New"/>
+          <w:kern w:val="0"/>
+          <w:sz w:val="20"/>
+          <w:szCs w:val="20"/>
+          <w:lang w:eastAsia="en-GB"/>
+          <w14:ligatures w14:val="none"/>
+        </w:rPr>
+      </w:pPr>
+      <w:r>
+        <w:rPr>
+          <w:rFonts w:ascii="Consolas" w:eastAsia="Times New Roman" w:hAnsi="Consolas" w:cs="Courier New"/>
+          <w:kern w:val="0"/>
+          <w:sz w:val="20"/>
+          <w:szCs w:val="20"/>
+          <w:lang w:eastAsia="en-GB"/>
+          <w14:ligatures w14:val="none"/>
+        </w:rPr>
+        <w:t>├─────────────────────────────────┼────────────────────────┼───────────────┤</w:t>
+      </w:r>
+    </w:p>
+    <w:p>
+      <w:pPr>
+        <w:shd w:val="clear" w:color="auto" w:fill="FFFFFF"/>
+        <w:tabs>
+          <w:tab w:val="left" w:pos="916"/>
+          <w:tab w:val="left" w:pos="1832"/>
+          <w:tab w:val="left" w:pos="2748"/>
+          <w:tab w:val="left" w:pos="3664"/>
+          <w:tab w:val="left" w:pos="4580"/>
+          <w:tab w:val="left" w:pos="5496"/>
+          <w:tab w:val="left" w:pos="6412"/>
+          <w:tab w:val="left" w:pos="7328"/>
+          <w:tab w:val="left" w:pos="8244"/>
+          <w:tab w:val="left" w:pos="9160"/>
+          <w:tab w:val="left" w:pos="10076"/>
+          <w:tab w:val="left" w:pos="10992"/>
+          <w:tab w:val="left" w:pos="11908"/>
+          <w:tab w:val="left" w:pos="12824"/>
+          <w:tab w:val="left" w:pos="13740"/>
+          <w:tab w:val="left" w:pos="14656"/>
+        </w:tabs>
+        <w:wordWrap w:val="0"/>
+        <w:spacing w:before="360" w:after="360" w:line="240" w:lineRule="auto"/>
+        <w:ind w:right="480"/>
+        <w:rPr>
+          <w:rFonts w:ascii="Consolas" w:eastAsia="Times New Roman" w:hAnsi="Consolas" w:cs="Courier New"/>
+          <w:kern w:val="0"/>
+          <w:sz w:val="20"/>
+          <w:szCs w:val="20"/>
+          <w:lang w:eastAsia="en-GB"/>
+          <w14:ligatures w14:val="none"/>
+        </w:rPr>
+      </w:pPr>
+      <w:r>
+        <w:rPr>
+          <w:rFonts w:ascii="Consolas" w:eastAsia="Times New Roman" w:hAnsi="Consolas" w:cs="Courier New"/>
+          <w:kern w:val="0"/>
+          <w:sz w:val="20"/>
+          <w:szCs w:val="20"/>
+          <w:lang w:eastAsia="en-GB"/>
+          <w14:ligatures w14:val="none"/>
+        </w:rPr>
+        <w:t>│ dense_41 (</w:t>
+      </w:r>
+      <w:r>
+        <w:rPr>
+          <w:rFonts w:ascii="Consolas" w:eastAsia="Times New Roman" w:hAnsi="Consolas" w:cs="Courier New"/>
+          <w:color w:val="0087FF"/>
+          <w:kern w:val="0"/>
+          <w:sz w:val="20"/>
+          <w:szCs w:val="20"/>
+          <w:lang w:eastAsia="en-GB"/>
+          <w14:ligatures w14:val="none"/>
+        </w:rPr>
+        <w:t>Dense</w:t>
+      </w:r>
+      <w:r>
+        <w:rPr>
+          <w:rFonts w:ascii="Consolas" w:eastAsia="Times New Roman" w:hAnsi="Consolas" w:cs="Courier New"/>
+          <w:kern w:val="0"/>
+          <w:sz w:val="20"/>
+          <w:szCs w:val="20"/>
+          <w:lang w:eastAsia="en-GB"/>
+          <w14:ligatures w14:val="none"/>
+        </w:rPr>
+        <w:t>)                │ (</w:t>
+      </w:r>
+      <w:r>
+        <w:rPr>
+          <w:rFonts w:ascii="Consolas" w:eastAsia="Times New Roman" w:hAnsi="Consolas" w:cs="Courier New"/>
+          <w:color w:val="00D7FF"/>
+          <w:kern w:val="0"/>
+          <w:sz w:val="20"/>
+          <w:szCs w:val="20"/>
+          <w:lang w:eastAsia="en-GB"/>
+          <w14:ligatures w14:val="none"/>
+        </w:rPr>
+        <w:t>None</w:t>
+      </w:r>
+      <w:r>
+        <w:rPr>
+          <w:rFonts w:ascii="Consolas" w:eastAsia="Times New Roman" w:hAnsi="Consolas" w:cs="Courier New"/>
+          <w:kern w:val="0"/>
+          <w:sz w:val="20"/>
+          <w:szCs w:val="20"/>
+          <w:lang w:eastAsia="en-GB"/>
+          <w14:ligatures w14:val="none"/>
+        </w:rPr>
+        <w:t xml:space="preserve">, </w:t>
+      </w:r>
+      <w:r>
+        <w:rPr>
+          <w:rFonts w:ascii="Consolas" w:eastAsia="Times New Roman" w:hAnsi="Consolas" w:cs="Courier New"/>
+          <w:color w:val="00AF00"/>
+          <w:kern w:val="0"/>
+          <w:sz w:val="20"/>
+          <w:szCs w:val="20"/>
+          <w:lang w:eastAsia="en-GB"/>
+          <w14:ligatures w14:val="none"/>
+        </w:rPr>
+        <w:t>25</w:t>
+      </w:r>
+      <w:r>
+        <w:rPr>
+          <w:rFonts w:ascii="Consolas" w:eastAsia="Times New Roman" w:hAnsi="Consolas" w:cs="Courier New"/>
+          <w:kern w:val="0"/>
+          <w:sz w:val="20"/>
+          <w:szCs w:val="20"/>
+          <w:lang w:eastAsia="en-GB"/>
+          <w14:ligatures w14:val="none"/>
+        </w:rPr>
+        <w:t xml:space="preserve">)             │         </w:t>
+      </w:r>
+      <w:r>
+        <w:rPr>
+          <w:rFonts w:ascii="Consolas" w:eastAsia="Times New Roman" w:hAnsi="Consolas" w:cs="Courier New"/>
+          <w:color w:val="00AF00"/>
+          <w:kern w:val="0"/>
+          <w:sz w:val="20"/>
+          <w:szCs w:val="20"/>
+          <w:lang w:eastAsia="en-GB"/>
+          <w14:ligatures w14:val="none"/>
+        </w:rPr>
+        <w:t>1,275</w:t>
+      </w:r>
+      <w:r>
+        <w:rPr>
+          <w:rFonts w:ascii="Consolas" w:eastAsia="Times New Roman" w:hAnsi="Consolas" w:cs="Courier New"/>
+          <w:kern w:val="0"/>
+          <w:sz w:val="20"/>
+          <w:szCs w:val="20"/>
+          <w:lang w:eastAsia="en-GB"/>
+          <w14:ligatures w14:val="none"/>
+        </w:rPr>
+        <w:t xml:space="preserve"> │</w:t>
+      </w:r>
+    </w:p>
+    <w:p>
+      <w:pPr>
+        <w:shd w:val="clear" w:color="auto" w:fill="FFFFFF"/>
+        <w:tabs>
+          <w:tab w:val="left" w:pos="916"/>
+          <w:tab w:val="left" w:pos="1832"/>
+          <w:tab w:val="left" w:pos="2748"/>
+          <w:tab w:val="left" w:pos="3664"/>
+          <w:tab w:val="left" w:pos="4580"/>
+          <w:tab w:val="left" w:pos="5496"/>
+          <w:tab w:val="left" w:pos="6412"/>
+          <w:tab w:val="left" w:pos="7328"/>
+          <w:tab w:val="left" w:pos="8244"/>
+          <w:tab w:val="left" w:pos="9160"/>
+          <w:tab w:val="left" w:pos="10076"/>
+          <w:tab w:val="left" w:pos="10992"/>
+          <w:tab w:val="left" w:pos="11908"/>
+          <w:tab w:val="left" w:pos="12824"/>
+          <w:tab w:val="left" w:pos="13740"/>
+          <w:tab w:val="left" w:pos="14656"/>
+        </w:tabs>
+        <w:wordWrap w:val="0"/>
+        <w:spacing w:before="360" w:after="360" w:line="240" w:lineRule="auto"/>
+        <w:ind w:right="480"/>
+        <w:rPr>
+          <w:rFonts w:ascii="Consolas" w:eastAsia="Times New Roman" w:hAnsi="Consolas" w:cs="Courier New"/>
+          <w:kern w:val="0"/>
+          <w:sz w:val="20"/>
+          <w:szCs w:val="20"/>
+          <w:lang w:eastAsia="en-GB"/>
+          <w14:ligatures w14:val="none"/>
+        </w:rPr>
+      </w:pPr>
+      <w:r>
+        <w:rPr>
+          <w:rFonts w:ascii="Consolas" w:eastAsia="Times New Roman" w:hAnsi="Consolas" w:cs="Courier New"/>
+          <w:kern w:val="0"/>
+          <w:sz w:val="20"/>
+          <w:szCs w:val="20"/>
+          <w:lang w:eastAsia="en-GB"/>
+          <w14:ligatures w14:val="none"/>
+        </w:rPr>
+        <w:t>├─────────────────────────────────┼────────────────────────┼───────────────┤</w:t>
+      </w:r>
+    </w:p>
+    <w:p>
+      <w:pPr>
+        <w:shd w:val="clear" w:color="auto" w:fill="FFFFFF"/>
+        <w:tabs>
+          <w:tab w:val="left" w:pos="916"/>
+          <w:tab w:val="left" w:pos="1832"/>
+          <w:tab w:val="left" w:pos="2748"/>
+          <w:tab w:val="left" w:pos="3664"/>
+          <w:tab w:val="left" w:pos="4580"/>
+          <w:tab w:val="left" w:pos="5496"/>
+          <w:tab w:val="left" w:pos="6412"/>
+          <w:tab w:val="left" w:pos="7328"/>
+          <w:tab w:val="left" w:pos="8244"/>
+          <w:tab w:val="left" w:pos="9160"/>
+          <w:tab w:val="left" w:pos="10076"/>
+          <w:tab w:val="left" w:pos="10992"/>
+          <w:tab w:val="left" w:pos="11908"/>
+          <w:tab w:val="left" w:pos="12824"/>
+          <w:tab w:val="left" w:pos="13740"/>
+          <w:tab w:val="left" w:pos="14656"/>
+        </w:tabs>
+        <w:wordWrap w:val="0"/>
+        <w:spacing w:before="360" w:after="360" w:line="240" w:lineRule="auto"/>
+        <w:ind w:right="480"/>
+        <w:rPr>
+          <w:rFonts w:ascii="Consolas" w:eastAsia="Times New Roman" w:hAnsi="Consolas" w:cs="Courier New"/>
+          <w:kern w:val="0"/>
+          <w:sz w:val="20"/>
+          <w:szCs w:val="20"/>
+          <w:lang w:eastAsia="en-GB"/>
+          <w14:ligatures w14:val="none"/>
+        </w:rPr>
+      </w:pPr>
+      <w:r>
+        <w:rPr>
+          <w:rFonts w:ascii="Consolas" w:eastAsia="Times New Roman" w:hAnsi="Consolas" w:cs="Courier New"/>
+          <w:kern w:val="0"/>
+          <w:sz w:val="20"/>
+          <w:szCs w:val="20"/>
+          <w:lang w:eastAsia="en-GB"/>
+          <w14:ligatures w14:val="none"/>
+        </w:rPr>
+        <w:t>│ dense_42 (</w:t>
+      </w:r>
+      <w:r>
+        <w:rPr>
+          <w:rFonts w:ascii="Consolas" w:eastAsia="Times New Roman" w:hAnsi="Consolas" w:cs="Courier New"/>
+          <w:color w:val="0087FF"/>
+          <w:kern w:val="0"/>
+          <w:sz w:val="20"/>
+          <w:szCs w:val="20"/>
+          <w:lang w:eastAsia="en-GB"/>
+          <w14:ligatures w14:val="none"/>
+        </w:rPr>
+        <w:t>Dense</w:t>
+      </w:r>
+      <w:r>
+        <w:rPr>
+          <w:rFonts w:ascii="Consolas" w:eastAsia="Times New Roman" w:hAnsi="Consolas" w:cs="Courier New"/>
+          <w:kern w:val="0"/>
+          <w:sz w:val="20"/>
+          <w:szCs w:val="20"/>
+          <w:lang w:eastAsia="en-GB"/>
+          <w14:ligatures w14:val="none"/>
+        </w:rPr>
+        <w:t>)                │ (</w:t>
+      </w:r>
+      <w:r>
+        <w:rPr>
+          <w:rFonts w:ascii="Consolas" w:eastAsia="Times New Roman" w:hAnsi="Consolas" w:cs="Courier New"/>
+          <w:color w:val="00D7FF"/>
+          <w:kern w:val="0"/>
+          <w:sz w:val="20"/>
+          <w:szCs w:val="20"/>
+          <w:lang w:eastAsia="en-GB"/>
+          <w14:ligatures w14:val="none"/>
+        </w:rPr>
+        <w:t>None</w:t>
+      </w:r>
+      <w:r>
+        <w:rPr>
+          <w:rFonts w:ascii="Consolas" w:eastAsia="Times New Roman" w:hAnsi="Consolas" w:cs="Courier New"/>
+          <w:kern w:val="0"/>
+          <w:sz w:val="20"/>
+          <w:szCs w:val="20"/>
+          <w:lang w:eastAsia="en-GB"/>
+          <w14:ligatures w14:val="none"/>
+        </w:rPr>
+        <w:t xml:space="preserve">, </w:t>
+      </w:r>
+      <w:r>
+        <w:rPr>
+          <w:rFonts w:ascii="Consolas" w:eastAsia="Times New Roman" w:hAnsi="Consolas" w:cs="Courier New"/>
+          <w:color w:val="00AF00"/>
+          <w:kern w:val="0"/>
+          <w:sz w:val="20"/>
+          <w:szCs w:val="20"/>
+          <w:lang w:eastAsia="en-GB"/>
+          <w14:ligatures w14:val="none"/>
+        </w:rPr>
+        <w:t>75</w:t>
+      </w:r>
+      <w:r>
+        <w:rPr>
+          <w:rFonts w:ascii="Consolas" w:eastAsia="Times New Roman" w:hAnsi="Consolas" w:cs="Courier New"/>
+          <w:kern w:val="0"/>
+          <w:sz w:val="20"/>
+          <w:szCs w:val="20"/>
+          <w:lang w:eastAsia="en-GB"/>
+          <w14:ligatures w14:val="none"/>
+        </w:rPr>
+        <w:t xml:space="preserve">)             │         </w:t>
+      </w:r>
+      <w:r>
+        <w:rPr>
+          <w:rFonts w:ascii="Consolas" w:eastAsia="Times New Roman" w:hAnsi="Consolas" w:cs="Courier New"/>
+          <w:color w:val="00AF00"/>
+          <w:kern w:val="0"/>
+          <w:sz w:val="20"/>
+          <w:szCs w:val="20"/>
+          <w:lang w:eastAsia="en-GB"/>
+          <w14:ligatures w14:val="none"/>
+        </w:rPr>
+        <w:t>1,950</w:t>
+      </w:r>
+      <w:r>
+        <w:rPr>
+          <w:rFonts w:ascii="Consolas" w:eastAsia="Times New Roman" w:hAnsi="Consolas" w:cs="Courier New"/>
+          <w:kern w:val="0"/>
+          <w:sz w:val="20"/>
+          <w:szCs w:val="20"/>
+          <w:lang w:eastAsia="en-GB"/>
+          <w14:ligatures w14:val="none"/>
+        </w:rPr>
+        <w:t xml:space="preserve"> │</w:t>
+      </w:r>
+    </w:p>
+    <w:p>
+      <w:pPr>
+        <w:shd w:val="clear" w:color="auto" w:fill="FFFFFF"/>
+        <w:tabs>
+          <w:tab w:val="left" w:pos="916"/>
+          <w:tab w:val="left" w:pos="1832"/>
+          <w:tab w:val="left" w:pos="2748"/>
+          <w:tab w:val="left" w:pos="3664"/>
+          <w:tab w:val="left" w:pos="4580"/>
+          <w:tab w:val="left" w:pos="5496"/>
+          <w:tab w:val="left" w:pos="6412"/>
+          <w:tab w:val="left" w:pos="7328"/>
+          <w:tab w:val="left" w:pos="8244"/>
+          <w:tab w:val="left" w:pos="9160"/>
+          <w:tab w:val="left" w:pos="10076"/>
+          <w:tab w:val="left" w:pos="10992"/>
+          <w:tab w:val="left" w:pos="11908"/>
+          <w:tab w:val="left" w:pos="12824"/>
+          <w:tab w:val="left" w:pos="13740"/>
+          <w:tab w:val="left" w:pos="14656"/>
+        </w:tabs>
+        <w:wordWrap w:val="0"/>
+        <w:spacing w:before="360" w:after="360" w:line="240" w:lineRule="auto"/>
+        <w:ind w:right="480"/>
+        <w:rPr>
+          <w:rFonts w:ascii="Consolas" w:eastAsia="Times New Roman" w:hAnsi="Consolas" w:cs="Courier New"/>
+          <w:kern w:val="0"/>
+          <w:sz w:val="20"/>
+          <w:szCs w:val="20"/>
+          <w:lang w:eastAsia="en-GB"/>
+          <w14:ligatures w14:val="none"/>
+        </w:rPr>
+      </w:pPr>
+      <w:r>
+        <w:rPr>
+          <w:rFonts w:ascii="Consolas" w:eastAsia="Times New Roman" w:hAnsi="Consolas" w:cs="Courier New"/>
+          <w:kern w:val="0"/>
+          <w:sz w:val="20"/>
+          <w:szCs w:val="20"/>
+          <w:lang w:eastAsia="en-GB"/>
+          <w14:ligatures w14:val="none"/>
+        </w:rPr>
+        <w:lastRenderedPageBreak/>
+        <w:t>├─────────────────────────────────┼────────────────────────┼───────────────┤</w:t>
+      </w:r>
+    </w:p>
+    <w:p>
+      <w:pPr>
+        <w:shd w:val="clear" w:color="auto" w:fill="FFFFFF"/>
+        <w:tabs>
+          <w:tab w:val="left" w:pos="916"/>
+          <w:tab w:val="left" w:pos="1832"/>
+          <w:tab w:val="left" w:pos="2748"/>
+          <w:tab w:val="left" w:pos="3664"/>
+          <w:tab w:val="left" w:pos="4580"/>
+          <w:tab w:val="left" w:pos="5496"/>
+          <w:tab w:val="left" w:pos="6412"/>
+          <w:tab w:val="left" w:pos="7328"/>
+          <w:tab w:val="left" w:pos="8244"/>
+          <w:tab w:val="left" w:pos="9160"/>
+          <w:tab w:val="left" w:pos="10076"/>
+          <w:tab w:val="left" w:pos="10992"/>
+          <w:tab w:val="left" w:pos="11908"/>
+          <w:tab w:val="left" w:pos="12824"/>
+          <w:tab w:val="left" w:pos="13740"/>
+          <w:tab w:val="left" w:pos="14656"/>
+        </w:tabs>
+        <w:wordWrap w:val="0"/>
+        <w:spacing w:before="360" w:after="360" w:line="240" w:lineRule="auto"/>
+        <w:ind w:right="480"/>
+        <w:rPr>
+          <w:rFonts w:ascii="Consolas" w:eastAsia="Times New Roman" w:hAnsi="Consolas" w:cs="Courier New"/>
+          <w:kern w:val="0"/>
+          <w:sz w:val="20"/>
+          <w:szCs w:val="20"/>
+          <w:lang w:eastAsia="en-GB"/>
+          <w14:ligatures w14:val="none"/>
+        </w:rPr>
+      </w:pPr>
+      <w:r>
+        <w:rPr>
+          <w:rFonts w:ascii="Consolas" w:eastAsia="Times New Roman" w:hAnsi="Consolas" w:cs="Courier New"/>
+          <w:kern w:val="0"/>
+          <w:sz w:val="20"/>
+          <w:szCs w:val="20"/>
+          <w:lang w:eastAsia="en-GB"/>
+          <w14:ligatures w14:val="none"/>
+        </w:rPr>
+        <w:t>│ dense_43 (</w:t>
+      </w:r>
+      <w:r>
+        <w:rPr>
+          <w:rFonts w:ascii="Consolas" w:eastAsia="Times New Roman" w:hAnsi="Consolas" w:cs="Courier New"/>
+          <w:color w:val="0087FF"/>
+          <w:kern w:val="0"/>
+          <w:sz w:val="20"/>
+          <w:szCs w:val="20"/>
+          <w:lang w:eastAsia="en-GB"/>
+          <w14:ligatures w14:val="none"/>
+        </w:rPr>
+        <w:t>Dense</w:t>
+      </w:r>
+      <w:r>
+        <w:rPr>
+          <w:rFonts w:ascii="Consolas" w:eastAsia="Times New Roman" w:hAnsi="Consolas" w:cs="Courier New"/>
+          <w:kern w:val="0"/>
+          <w:sz w:val="20"/>
+          <w:szCs w:val="20"/>
+          <w:lang w:eastAsia="en-GB"/>
+          <w14:ligatures w14:val="none"/>
+        </w:rPr>
+        <w:t>)                │ (</w:t>
+      </w:r>
+      <w:r>
+        <w:rPr>
+          <w:rFonts w:ascii="Consolas" w:eastAsia="Times New Roman" w:hAnsi="Consolas" w:cs="Courier New"/>
+          <w:color w:val="00D7FF"/>
+          <w:kern w:val="0"/>
+          <w:sz w:val="20"/>
+          <w:szCs w:val="20"/>
+          <w:lang w:eastAsia="en-GB"/>
+          <w14:ligatures w14:val="none"/>
+        </w:rPr>
+        <w:t>None</w:t>
+      </w:r>
+      <w:r>
+        <w:rPr>
+          <w:rFonts w:ascii="Consolas" w:eastAsia="Times New Roman" w:hAnsi="Consolas" w:cs="Courier New"/>
+          <w:kern w:val="0"/>
+          <w:sz w:val="20"/>
+          <w:szCs w:val="20"/>
+          <w:lang w:eastAsia="en-GB"/>
+          <w14:ligatures w14:val="none"/>
+        </w:rPr>
+        <w:t xml:space="preserve">, </w:t>
+      </w:r>
+      <w:r>
+        <w:rPr>
+          <w:rFonts w:ascii="Consolas" w:eastAsia="Times New Roman" w:hAnsi="Consolas" w:cs="Courier New"/>
+          <w:color w:val="00AF00"/>
+          <w:kern w:val="0"/>
+          <w:sz w:val="20"/>
+          <w:szCs w:val="20"/>
+          <w:lang w:eastAsia="en-GB"/>
+          <w14:ligatures w14:val="none"/>
+        </w:rPr>
+        <w:t>150</w:t>
+      </w:r>
+      <w:r>
+        <w:rPr>
+          <w:rFonts w:ascii="Consolas" w:eastAsia="Times New Roman" w:hAnsi="Consolas" w:cs="Courier New"/>
+          <w:kern w:val="0"/>
+          <w:sz w:val="20"/>
+          <w:szCs w:val="20"/>
+          <w:lang w:eastAsia="en-GB"/>
+          <w14:ligatures w14:val="none"/>
+        </w:rPr>
+        <w:t xml:space="preserve">)            │        </w:t>
+      </w:r>
+      <w:r>
+        <w:rPr>
+          <w:rFonts w:ascii="Consolas" w:eastAsia="Times New Roman" w:hAnsi="Consolas" w:cs="Courier New"/>
+          <w:color w:val="00AF00"/>
+          <w:kern w:val="0"/>
+          <w:sz w:val="20"/>
+          <w:szCs w:val="20"/>
+          <w:lang w:eastAsia="en-GB"/>
+          <w14:ligatures w14:val="none"/>
+        </w:rPr>
+        <w:t>11,400</w:t>
+      </w:r>
+      <w:r>
+        <w:rPr>
+          <w:rFonts w:ascii="Consolas" w:eastAsia="Times New Roman" w:hAnsi="Consolas" w:cs="Courier New"/>
+          <w:kern w:val="0"/>
+          <w:sz w:val="20"/>
+          <w:szCs w:val="20"/>
+          <w:lang w:eastAsia="en-GB"/>
+          <w14:ligatures w14:val="none"/>
+        </w:rPr>
+        <w:t xml:space="preserve"> │</w:t>
+      </w:r>
+    </w:p>
+    <w:p>
+      <w:pPr>
+        <w:shd w:val="clear" w:color="auto" w:fill="FFFFFF"/>
+        <w:tabs>
+          <w:tab w:val="left" w:pos="916"/>
+          <w:tab w:val="left" w:pos="1832"/>
+          <w:tab w:val="left" w:pos="2748"/>
+          <w:tab w:val="left" w:pos="3664"/>
+          <w:tab w:val="left" w:pos="4580"/>
+          <w:tab w:val="left" w:pos="5496"/>
+          <w:tab w:val="left" w:pos="6412"/>
+          <w:tab w:val="left" w:pos="7328"/>
+          <w:tab w:val="left" w:pos="8244"/>
+          <w:tab w:val="left" w:pos="9160"/>
+          <w:tab w:val="left" w:pos="10076"/>
+          <w:tab w:val="left" w:pos="10992"/>
+          <w:tab w:val="left" w:pos="11908"/>
+          <w:tab w:val="left" w:pos="12824"/>
+          <w:tab w:val="left" w:pos="13740"/>
+          <w:tab w:val="left" w:pos="14656"/>
+        </w:tabs>
+        <w:wordWrap w:val="0"/>
+        <w:spacing w:before="360" w:after="360" w:line="240" w:lineRule="auto"/>
+        <w:ind w:right="480"/>
+        <w:rPr>
+          <w:rFonts w:ascii="Consolas" w:eastAsia="Times New Roman" w:hAnsi="Consolas" w:cs="Courier New"/>
+          <w:kern w:val="0"/>
+          <w:sz w:val="20"/>
+          <w:szCs w:val="20"/>
+          <w:lang w:eastAsia="en-GB"/>
+          <w14:ligatures w14:val="none"/>
+        </w:rPr>
+      </w:pPr>
+      <w:r>
+        <w:rPr>
+          <w:rFonts w:ascii="Consolas" w:eastAsia="Times New Roman" w:hAnsi="Consolas" w:cs="Courier New"/>
+          <w:kern w:val="0"/>
+          <w:sz w:val="20"/>
+          <w:szCs w:val="20"/>
+          <w:lang w:eastAsia="en-GB"/>
+          <w14:ligatures w14:val="none"/>
+        </w:rPr>
+        <w:t>├─────────────────────────────────┼────────────────────────┼───────────────┤</w:t>
+      </w:r>
+    </w:p>
+    <w:p>
+      <w:pPr>
+        <w:shd w:val="clear" w:color="auto" w:fill="FFFFFF"/>
+        <w:tabs>
+          <w:tab w:val="left" w:pos="916"/>
+          <w:tab w:val="left" w:pos="1832"/>
+          <w:tab w:val="left" w:pos="2748"/>
+          <w:tab w:val="left" w:pos="3664"/>
+          <w:tab w:val="left" w:pos="4580"/>
+          <w:tab w:val="left" w:pos="5496"/>
+          <w:tab w:val="left" w:pos="6412"/>
+          <w:tab w:val="left" w:pos="7328"/>
+          <w:tab w:val="left" w:pos="8244"/>
+          <w:tab w:val="left" w:pos="9160"/>
+          <w:tab w:val="left" w:pos="10076"/>
+          <w:tab w:val="left" w:pos="10992"/>
+          <w:tab w:val="left" w:pos="11908"/>
+          <w:tab w:val="left" w:pos="12824"/>
+          <w:tab w:val="left" w:pos="13740"/>
+          <w:tab w:val="left" w:pos="14656"/>
+        </w:tabs>
+        <w:wordWrap w:val="0"/>
+        <w:spacing w:before="360" w:after="360" w:line="240" w:lineRule="auto"/>
+        <w:ind w:right="480"/>
+        <w:rPr>
+          <w:rFonts w:ascii="Consolas" w:eastAsia="Times New Roman" w:hAnsi="Consolas" w:cs="Courier New"/>
+          <w:kern w:val="0"/>
+          <w:sz w:val="20"/>
+          <w:szCs w:val="20"/>
+          <w:lang w:eastAsia="en-GB"/>
+          <w14:ligatures w14:val="none"/>
+        </w:rPr>
+      </w:pPr>
+      <w:r>
+        <w:rPr>
+          <w:rFonts w:ascii="Consolas" w:eastAsia="Times New Roman" w:hAnsi="Consolas" w:cs="Courier New"/>
+          <w:kern w:val="0"/>
+          <w:sz w:val="20"/>
+          <w:szCs w:val="20"/>
+          <w:lang w:eastAsia="en-GB"/>
+          <w14:ligatures w14:val="none"/>
+        </w:rPr>
+        <w:t>│ dense_44 (</w:t>
+      </w:r>
+      <w:r>
+        <w:rPr>
+          <w:rFonts w:ascii="Consolas" w:eastAsia="Times New Roman" w:hAnsi="Consolas" w:cs="Courier New"/>
+          <w:color w:val="0087FF"/>
+          <w:kern w:val="0"/>
+          <w:sz w:val="20"/>
+          <w:szCs w:val="20"/>
+          <w:lang w:eastAsia="en-GB"/>
+          <w14:ligatures w14:val="none"/>
+        </w:rPr>
+        <w:t>Dense</w:t>
+      </w:r>
+      <w:r>
+        <w:rPr>
+          <w:rFonts w:ascii="Consolas" w:eastAsia="Times New Roman" w:hAnsi="Consolas" w:cs="Courier New"/>
+          <w:kern w:val="0"/>
+          <w:sz w:val="20"/>
+          <w:szCs w:val="20"/>
+          <w:lang w:eastAsia="en-GB"/>
+          <w14:ligatures w14:val="none"/>
+        </w:rPr>
+        <w:t>)                │ (</w:t>
+      </w:r>
+      <w:r>
+        <w:rPr>
+          <w:rFonts w:ascii="Consolas" w:eastAsia="Times New Roman" w:hAnsi="Consolas" w:cs="Courier New"/>
+          <w:color w:val="00D7FF"/>
+          <w:kern w:val="0"/>
+          <w:sz w:val="20"/>
+          <w:szCs w:val="20"/>
+          <w:lang w:eastAsia="en-GB"/>
+          <w14:ligatures w14:val="none"/>
+        </w:rPr>
+        <w:t>None</w:t>
+      </w:r>
+      <w:r>
+        <w:rPr>
+          <w:rFonts w:ascii="Consolas" w:eastAsia="Times New Roman" w:hAnsi="Consolas" w:cs="Courier New"/>
+          <w:kern w:val="0"/>
+          <w:sz w:val="20"/>
+          <w:szCs w:val="20"/>
+          <w:lang w:eastAsia="en-GB"/>
+          <w14:ligatures w14:val="none"/>
+        </w:rPr>
+        <w:t xml:space="preserve">, </w:t>
+      </w:r>
+      <w:r>
+        <w:rPr>
+          <w:rFonts w:ascii="Consolas" w:eastAsia="Times New Roman" w:hAnsi="Consolas" w:cs="Courier New"/>
+          <w:color w:val="00AF00"/>
+          <w:kern w:val="0"/>
+          <w:sz w:val="20"/>
+          <w:szCs w:val="20"/>
+          <w:lang w:eastAsia="en-GB"/>
+          <w14:ligatures w14:val="none"/>
+        </w:rPr>
+        <w:t>300</w:t>
+      </w:r>
+      <w:r>
+        <w:rPr>
+          <w:rFonts w:ascii="Consolas" w:eastAsia="Times New Roman" w:hAnsi="Consolas" w:cs="Courier New"/>
+          <w:kern w:val="0"/>
+          <w:sz w:val="20"/>
+          <w:szCs w:val="20"/>
+          <w:lang w:eastAsia="en-GB"/>
+          <w14:ligatures w14:val="none"/>
+        </w:rPr>
+        <w:t xml:space="preserve">)            │        </w:t>
+      </w:r>
+      <w:r>
+        <w:rPr>
+          <w:rFonts w:ascii="Consolas" w:eastAsia="Times New Roman" w:hAnsi="Consolas" w:cs="Courier New"/>
+          <w:color w:val="00AF00"/>
+          <w:kern w:val="0"/>
+          <w:sz w:val="20"/>
+          <w:szCs w:val="20"/>
+          <w:lang w:eastAsia="en-GB"/>
+          <w14:ligatures w14:val="none"/>
+        </w:rPr>
+        <w:t>45,300</w:t>
+      </w:r>
+      <w:r>
+        <w:rPr>
+          <w:rFonts w:ascii="Consolas" w:eastAsia="Times New Roman" w:hAnsi="Consolas" w:cs="Courier New"/>
+          <w:kern w:val="0"/>
+          <w:sz w:val="20"/>
+          <w:szCs w:val="20"/>
+          <w:lang w:eastAsia="en-GB"/>
+          <w14:ligatures w14:val="none"/>
+        </w:rPr>
+        <w:t xml:space="preserve"> │</w:t>
+      </w:r>
+    </w:p>
+    <w:p>
+      <w:pPr>
+        <w:shd w:val="clear" w:color="auto" w:fill="FFFFFF"/>
+        <w:tabs>
+          <w:tab w:val="left" w:pos="916"/>
+          <w:tab w:val="left" w:pos="1832"/>
+          <w:tab w:val="left" w:pos="2748"/>
+          <w:tab w:val="left" w:pos="3664"/>
+          <w:tab w:val="left" w:pos="4580"/>
+          <w:tab w:val="left" w:pos="5496"/>
+          <w:tab w:val="left" w:pos="6412"/>
+          <w:tab w:val="left" w:pos="7328"/>
+          <w:tab w:val="left" w:pos="8244"/>
+          <w:tab w:val="left" w:pos="9160"/>
+          <w:tab w:val="left" w:pos="10076"/>
+          <w:tab w:val="left" w:pos="10992"/>
+          <w:tab w:val="left" w:pos="11908"/>
+          <w:tab w:val="left" w:pos="12824"/>
+          <w:tab w:val="left" w:pos="13740"/>
+          <w:tab w:val="left" w:pos="14656"/>
+        </w:tabs>
+        <w:wordWrap w:val="0"/>
+        <w:spacing w:before="360" w:after="360" w:line="240" w:lineRule="auto"/>
+        <w:ind w:right="480"/>
+        <w:rPr>
+          <w:rFonts w:ascii="Consolas" w:eastAsia="Times New Roman" w:hAnsi="Consolas" w:cs="Courier New"/>
+          <w:kern w:val="0"/>
+          <w:sz w:val="20"/>
+          <w:szCs w:val="20"/>
+          <w:lang w:eastAsia="en-GB"/>
+          <w14:ligatures w14:val="none"/>
+        </w:rPr>
+      </w:pPr>
+      <w:r>
+        <w:rPr>
+          <w:rFonts w:ascii="Consolas" w:eastAsia="Times New Roman" w:hAnsi="Consolas" w:cs="Courier New"/>
+          <w:kern w:val="0"/>
+          <w:sz w:val="20"/>
+          <w:szCs w:val="20"/>
+          <w:lang w:eastAsia="en-GB"/>
+          <w14:ligatures w14:val="none"/>
+        </w:rPr>
+        <w:t>├─────────────────────────────────┼────────────────────────┼───────────────┤</w:t>
+      </w:r>
+    </w:p>
+    <w:p>
+      <w:pPr>
+        <w:shd w:val="clear" w:color="auto" w:fill="FFFFFF"/>
+        <w:tabs>
+          <w:tab w:val="left" w:pos="916"/>
+          <w:tab w:val="left" w:pos="1832"/>
+          <w:tab w:val="left" w:pos="2748"/>
+          <w:tab w:val="left" w:pos="3664"/>
+          <w:tab w:val="left" w:pos="4580"/>
+          <w:tab w:val="left" w:pos="5496"/>
+          <w:tab w:val="left" w:pos="6412"/>
+          <w:tab w:val="left" w:pos="7328"/>
+          <w:tab w:val="left" w:pos="8244"/>
+          <w:tab w:val="left" w:pos="9160"/>
+          <w:tab w:val="left" w:pos="10076"/>
+          <w:tab w:val="left" w:pos="10992"/>
+          <w:tab w:val="left" w:pos="11908"/>
+          <w:tab w:val="left" w:pos="12824"/>
+          <w:tab w:val="left" w:pos="13740"/>
+          <w:tab w:val="left" w:pos="14656"/>
+        </w:tabs>
+        <w:wordWrap w:val="0"/>
+        <w:spacing w:before="360" w:after="360" w:line="240" w:lineRule="auto"/>
+        <w:ind w:right="480"/>
+        <w:rPr>
+          <w:rFonts w:ascii="Consolas" w:eastAsia="Times New Roman" w:hAnsi="Consolas" w:cs="Courier New"/>
+          <w:kern w:val="0"/>
+          <w:sz w:val="20"/>
+          <w:szCs w:val="20"/>
+          <w:lang w:eastAsia="en-GB"/>
+          <w14:ligatures w14:val="none"/>
+        </w:rPr>
+      </w:pPr>
+      <w:r>
+        <w:rPr>
+          <w:rFonts w:ascii="Consolas" w:eastAsia="Times New Roman" w:hAnsi="Consolas" w:cs="Courier New"/>
+          <w:kern w:val="0"/>
+          <w:sz w:val="20"/>
+          <w:szCs w:val="20"/>
+          <w:lang w:eastAsia="en-GB"/>
+          <w14:ligatures w14:val="none"/>
+        </w:rPr>
+        <w:t>│ dense_45 (</w:t>
+      </w:r>
+      <w:r>
+        <w:rPr>
+          <w:rFonts w:ascii="Consolas" w:eastAsia="Times New Roman" w:hAnsi="Consolas" w:cs="Courier New"/>
+          <w:color w:val="0087FF"/>
+          <w:kern w:val="0"/>
+          <w:sz w:val="20"/>
+          <w:szCs w:val="20"/>
+          <w:lang w:eastAsia="en-GB"/>
+          <w14:ligatures w14:val="none"/>
+        </w:rPr>
+        <w:t>Dense</w:t>
+      </w:r>
+      <w:r>
+        <w:rPr>
+          <w:rFonts w:ascii="Consolas" w:eastAsia="Times New Roman" w:hAnsi="Consolas" w:cs="Courier New"/>
+          <w:kern w:val="0"/>
+          <w:sz w:val="20"/>
+          <w:szCs w:val="20"/>
+          <w:lang w:eastAsia="en-GB"/>
+          <w14:ligatures w14:val="none"/>
+        </w:rPr>
+        <w:t>)                │ (</w:t>
+      </w:r>
+      <w:r>
+        <w:rPr>
+          <w:rFonts w:ascii="Consolas" w:eastAsia="Times New Roman" w:hAnsi="Consolas" w:cs="Courier New"/>
+          <w:color w:val="00D7FF"/>
+          <w:kern w:val="0"/>
+          <w:sz w:val="20"/>
+          <w:szCs w:val="20"/>
+          <w:lang w:eastAsia="en-GB"/>
+          <w14:ligatures w14:val="none"/>
+        </w:rPr>
+        <w:t>None</w:t>
+      </w:r>
+      <w:r>
+        <w:rPr>
+          <w:rFonts w:ascii="Consolas" w:eastAsia="Times New Roman" w:hAnsi="Consolas" w:cs="Courier New"/>
+          <w:kern w:val="0"/>
+          <w:sz w:val="20"/>
+          <w:szCs w:val="20"/>
+          <w:lang w:eastAsia="en-GB"/>
+          <w14:ligatures w14:val="none"/>
+        </w:rPr>
+        <w:t xml:space="preserve">, </w:t>
+      </w:r>
+      <w:r>
+        <w:rPr>
+          <w:rFonts w:ascii="Consolas" w:eastAsia="Times New Roman" w:hAnsi="Consolas" w:cs="Courier New"/>
+          <w:color w:val="00AF00"/>
+          <w:kern w:val="0"/>
+          <w:sz w:val="20"/>
+          <w:szCs w:val="20"/>
+          <w:lang w:eastAsia="en-GB"/>
+          <w14:ligatures w14:val="none"/>
+        </w:rPr>
+        <w:t>500</w:t>
+      </w:r>
+      <w:r>
+        <w:rPr>
+          <w:rFonts w:ascii="Consolas" w:eastAsia="Times New Roman" w:hAnsi="Consolas" w:cs="Courier New"/>
+          <w:kern w:val="0"/>
+          <w:sz w:val="20"/>
+          <w:szCs w:val="20"/>
+          <w:lang w:eastAsia="en-GB"/>
+          <w14:ligatures w14:val="none"/>
+        </w:rPr>
+        <w:t xml:space="preserve">)            │       </w:t>
+      </w:r>
+      <w:r>
+        <w:rPr>
+          <w:rFonts w:ascii="Consolas" w:eastAsia="Times New Roman" w:hAnsi="Consolas" w:cs="Courier New"/>
+          <w:color w:val="00AF00"/>
+          <w:kern w:val="0"/>
+          <w:sz w:val="20"/>
+          <w:szCs w:val="20"/>
+          <w:lang w:eastAsia="en-GB"/>
+          <w14:ligatures w14:val="none"/>
+        </w:rPr>
+        <w:t>150,500</w:t>
+      </w:r>
+      <w:r>
+        <w:rPr>
+          <w:rFonts w:ascii="Consolas" w:eastAsia="Times New Roman" w:hAnsi="Consolas" w:cs="Courier New"/>
+          <w:kern w:val="0"/>
+          <w:sz w:val="20"/>
+          <w:szCs w:val="20"/>
+          <w:lang w:eastAsia="en-GB"/>
+          <w14:ligatures w14:val="none"/>
+        </w:rPr>
+        <w:t xml:space="preserve"> │</w:t>
+      </w:r>
+    </w:p>
+    <w:p>
+      <w:pPr>
+        <w:shd w:val="clear" w:color="auto" w:fill="FFFFFF"/>
+        <w:tabs>
+          <w:tab w:val="left" w:pos="916"/>
+          <w:tab w:val="left" w:pos="1832"/>
+          <w:tab w:val="left" w:pos="2748"/>
+          <w:tab w:val="left" w:pos="3664"/>
+          <w:tab w:val="left" w:pos="4580"/>
+          <w:tab w:val="left" w:pos="5496"/>
+          <w:tab w:val="left" w:pos="6412"/>
+          <w:tab w:val="left" w:pos="7328"/>
+          <w:tab w:val="left" w:pos="8244"/>
+          <w:tab w:val="left" w:pos="9160"/>
+          <w:tab w:val="left" w:pos="10076"/>
+          <w:tab w:val="left" w:pos="10992"/>
+          <w:tab w:val="left" w:pos="11908"/>
+          <w:tab w:val="left" w:pos="12824"/>
+          <w:tab w:val="left" w:pos="13740"/>
+          <w:tab w:val="left" w:pos="14656"/>
+        </w:tabs>
+        <w:wordWrap w:val="0"/>
+        <w:spacing w:before="360" w:after="360" w:line="240" w:lineRule="auto"/>
+        <w:ind w:right="480"/>
+        <w:rPr>
+          <w:rFonts w:ascii="Consolas" w:eastAsia="Times New Roman" w:hAnsi="Consolas" w:cs="Courier New"/>
+          <w:kern w:val="0"/>
+          <w:sz w:val="20"/>
+          <w:szCs w:val="20"/>
+          <w:lang w:eastAsia="en-GB"/>
+          <w14:ligatures w14:val="none"/>
+        </w:rPr>
+      </w:pPr>
+      <w:r>
+        <w:rPr>
+          <w:rFonts w:ascii="Consolas" w:eastAsia="Times New Roman" w:hAnsi="Consolas" w:cs="Courier New"/>
+          <w:kern w:val="0"/>
+          <w:sz w:val="20"/>
+          <w:szCs w:val="20"/>
+          <w:lang w:eastAsia="en-GB"/>
+          <w14:ligatures w14:val="none"/>
+        </w:rPr>
+        <w:t>├─────────────────────────────────┼────────────────────────┼───────────────┤</w:t>
+      </w:r>
+    </w:p>
+    <w:p>
+      <w:pPr>
+        <w:shd w:val="clear" w:color="auto" w:fill="FFFFFF"/>
+        <w:tabs>
+          <w:tab w:val="left" w:pos="916"/>
+          <w:tab w:val="left" w:pos="1832"/>
+          <w:tab w:val="left" w:pos="2748"/>
+          <w:tab w:val="left" w:pos="3664"/>
+          <w:tab w:val="left" w:pos="4580"/>
+          <w:tab w:val="left" w:pos="5496"/>
+          <w:tab w:val="left" w:pos="6412"/>
+          <w:tab w:val="left" w:pos="7328"/>
+          <w:tab w:val="left" w:pos="8244"/>
+          <w:tab w:val="left" w:pos="9160"/>
+          <w:tab w:val="left" w:pos="10076"/>
+          <w:tab w:val="left" w:pos="10992"/>
+          <w:tab w:val="left" w:pos="11908"/>
+          <w:tab w:val="left" w:pos="12824"/>
+          <w:tab w:val="left" w:pos="13740"/>
+          <w:tab w:val="left" w:pos="14656"/>
+        </w:tabs>
+        <w:wordWrap w:val="0"/>
+        <w:spacing w:before="360" w:after="360" w:line="240" w:lineRule="auto"/>
+        <w:ind w:right="480"/>
+        <w:rPr>
+          <w:rFonts w:ascii="Consolas" w:eastAsia="Times New Roman" w:hAnsi="Consolas" w:cs="Courier New"/>
+          <w:kern w:val="0"/>
+          <w:sz w:val="20"/>
+          <w:szCs w:val="20"/>
+          <w:lang w:eastAsia="en-GB"/>
+          <w14:ligatures w14:val="none"/>
+        </w:rPr>
+      </w:pPr>
+      <w:r>
+        <w:rPr>
+          <w:rFonts w:ascii="Consolas" w:eastAsia="Times New Roman" w:hAnsi="Consolas" w:cs="Courier New"/>
+          <w:kern w:val="0"/>
+          <w:sz w:val="20"/>
+          <w:szCs w:val="20"/>
+          <w:lang w:eastAsia="en-GB"/>
+          <w14:ligatures w14:val="none"/>
+        </w:rPr>
+        <w:t>│ dense_46 (</w:t>
+      </w:r>
+      <w:r>
+        <w:rPr>
+          <w:rFonts w:ascii="Consolas" w:eastAsia="Times New Roman" w:hAnsi="Consolas" w:cs="Courier New"/>
+          <w:color w:val="0087FF"/>
+          <w:kern w:val="0"/>
+          <w:sz w:val="20"/>
+          <w:szCs w:val="20"/>
+          <w:lang w:eastAsia="en-GB"/>
+          <w14:ligatures w14:val="none"/>
+        </w:rPr>
+        <w:t>Dense</w:t>
+      </w:r>
+      <w:r>
+        <w:rPr>
+          <w:rFonts w:ascii="Consolas" w:eastAsia="Times New Roman" w:hAnsi="Consolas" w:cs="Courier New"/>
+          <w:kern w:val="0"/>
+          <w:sz w:val="20"/>
+          <w:szCs w:val="20"/>
+          <w:lang w:eastAsia="en-GB"/>
+          <w14:ligatures w14:val="none"/>
+        </w:rPr>
+        <w:t>)                │ (</w:t>
+      </w:r>
+      <w:r>
+        <w:rPr>
+          <w:rFonts w:ascii="Consolas" w:eastAsia="Times New Roman" w:hAnsi="Consolas" w:cs="Courier New"/>
+          <w:color w:val="00D7FF"/>
+          <w:kern w:val="0"/>
+          <w:sz w:val="20"/>
+          <w:szCs w:val="20"/>
+          <w:lang w:eastAsia="en-GB"/>
+          <w14:ligatures w14:val="none"/>
+        </w:rPr>
+        <w:t>None</w:t>
+      </w:r>
+      <w:r>
+        <w:rPr>
+          <w:rFonts w:ascii="Consolas" w:eastAsia="Times New Roman" w:hAnsi="Consolas" w:cs="Courier New"/>
+          <w:kern w:val="0"/>
+          <w:sz w:val="20"/>
+          <w:szCs w:val="20"/>
+          <w:lang w:eastAsia="en-GB"/>
+          <w14:ligatures w14:val="none"/>
+        </w:rPr>
+        <w:t xml:space="preserve">, </w:t>
+      </w:r>
+      <w:r>
+        <w:rPr>
+          <w:rFonts w:ascii="Consolas" w:eastAsia="Times New Roman" w:hAnsi="Consolas" w:cs="Courier New"/>
+          <w:color w:val="00AF00"/>
+          <w:kern w:val="0"/>
+          <w:sz w:val="20"/>
+          <w:szCs w:val="20"/>
+          <w:lang w:eastAsia="en-GB"/>
+          <w14:ligatures w14:val="none"/>
+        </w:rPr>
+        <w:t>784</w:t>
+      </w:r>
+      <w:r>
+        <w:rPr>
+          <w:rFonts w:ascii="Consolas" w:eastAsia="Times New Roman" w:hAnsi="Consolas" w:cs="Courier New"/>
+          <w:kern w:val="0"/>
+          <w:sz w:val="20"/>
+          <w:szCs w:val="20"/>
+          <w:lang w:eastAsia="en-GB"/>
+          <w14:ligatures w14:val="none"/>
+        </w:rPr>
+        <w:t xml:space="preserve">)            │       </w:t>
+      </w:r>
+      <w:r>
+        <w:rPr>
+          <w:rFonts w:ascii="Consolas" w:eastAsia="Times New Roman" w:hAnsi="Consolas" w:cs="Courier New"/>
+          <w:color w:val="00AF00"/>
+          <w:kern w:val="0"/>
+          <w:sz w:val="20"/>
+          <w:szCs w:val="20"/>
+          <w:lang w:eastAsia="en-GB"/>
+          <w14:ligatures w14:val="none"/>
+        </w:rPr>
+        <w:t>392,784</w:t>
+      </w:r>
+      <w:r>
+        <w:rPr>
+          <w:rFonts w:ascii="Consolas" w:eastAsia="Times New Roman" w:hAnsi="Consolas" w:cs="Courier New"/>
+          <w:kern w:val="0"/>
+          <w:sz w:val="20"/>
+          <w:szCs w:val="20"/>
+          <w:lang w:eastAsia="en-GB"/>
+          <w14:ligatures w14:val="none"/>
+        </w:rPr>
+        <w:t xml:space="preserve"> │</w:t>
+      </w:r>
+    </w:p>
+    <w:p>
+      <w:pPr>
+        <w:shd w:val="clear" w:color="auto" w:fill="FFFFFF"/>
+        <w:tabs>
+          <w:tab w:val="left" w:pos="916"/>
+          <w:tab w:val="left" w:pos="1832"/>
+          <w:tab w:val="left" w:pos="2748"/>
+          <w:tab w:val="left" w:pos="3664"/>
+          <w:tab w:val="left" w:pos="4580"/>
+          <w:tab w:val="left" w:pos="5496"/>
+          <w:tab w:val="left" w:pos="6412"/>
+          <w:tab w:val="left" w:pos="7328"/>
+          <w:tab w:val="left" w:pos="8244"/>
+          <w:tab w:val="left" w:pos="9160"/>
+          <w:tab w:val="left" w:pos="10076"/>
+          <w:tab w:val="left" w:pos="10992"/>
+          <w:tab w:val="left" w:pos="11908"/>
+          <w:tab w:val="left" w:pos="12824"/>
+          <w:tab w:val="left" w:pos="13740"/>
+          <w:tab w:val="left" w:pos="14656"/>
+        </w:tabs>
+        <w:wordWrap w:val="0"/>
+        <w:spacing w:before="360" w:after="360" w:line="240" w:lineRule="auto"/>
+        <w:ind w:right="480"/>
+        <w:rPr>
+          <w:rFonts w:ascii="Consolas" w:eastAsia="Times New Roman" w:hAnsi="Consolas" w:cs="Courier New"/>
+          <w:kern w:val="0"/>
+          <w:sz w:val="20"/>
+          <w:szCs w:val="20"/>
+          <w:lang w:eastAsia="en-GB"/>
+          <w14:ligatures w14:val="none"/>
+        </w:rPr>
+      </w:pPr>
+      <w:r>
+        <w:rPr>
+          <w:rFonts w:ascii="Consolas" w:eastAsia="Times New Roman" w:hAnsi="Consolas" w:cs="Courier New"/>
+          <w:kern w:val="0"/>
+          <w:sz w:val="20"/>
+          <w:szCs w:val="20"/>
+          <w:lang w:eastAsia="en-GB"/>
+          <w14:ligatures w14:val="none"/>
+        </w:rPr>
+        <w:t>├─────────────────────────────────┼────────────────────────┼───────────────┤</w:t>
+      </w:r>
+    </w:p>
+    <w:p>
+      <w:pPr>
+        <w:shd w:val="clear" w:color="auto" w:fill="FFFFFF"/>
+        <w:tabs>
+          <w:tab w:val="left" w:pos="916"/>
+          <w:tab w:val="left" w:pos="1832"/>
+          <w:tab w:val="left" w:pos="2748"/>
+          <w:tab w:val="left" w:pos="3664"/>
+          <w:tab w:val="left" w:pos="4580"/>
+          <w:tab w:val="left" w:pos="5496"/>
+          <w:tab w:val="left" w:pos="6412"/>
+          <w:tab w:val="left" w:pos="7328"/>
+          <w:tab w:val="left" w:pos="8244"/>
+          <w:tab w:val="left" w:pos="9160"/>
+          <w:tab w:val="left" w:pos="10076"/>
+          <w:tab w:val="left" w:pos="10992"/>
+          <w:tab w:val="left" w:pos="11908"/>
+          <w:tab w:val="left" w:pos="12824"/>
+          <w:tab w:val="left" w:pos="13740"/>
+          <w:tab w:val="left" w:pos="14656"/>
+        </w:tabs>
+        <w:wordWrap w:val="0"/>
+        <w:spacing w:before="360" w:after="360" w:line="240" w:lineRule="auto"/>
+        <w:ind w:right="480"/>
+        <w:rPr>
+          <w:rFonts w:ascii="Consolas" w:eastAsia="Times New Roman" w:hAnsi="Consolas" w:cs="Courier New"/>
+          <w:kern w:val="0"/>
+          <w:sz w:val="20"/>
+          <w:szCs w:val="20"/>
+          <w:lang w:eastAsia="en-GB"/>
+          <w14:ligatures w14:val="none"/>
+        </w:rPr>
+      </w:pPr>
+      <w:r>
+        <w:rPr>
+          <w:rFonts w:ascii="Consolas" w:eastAsia="Times New Roman" w:hAnsi="Consolas" w:cs="Courier New"/>
+          <w:kern w:val="0"/>
+          <w:sz w:val="20"/>
+          <w:szCs w:val="20"/>
+          <w:lang w:eastAsia="en-GB"/>
+          <w14:ligatures w14:val="none"/>
+        </w:rPr>
+        <w:t>│ reshape_4 (</w:t>
+      </w:r>
+      <w:r>
+        <w:rPr>
+          <w:rFonts w:ascii="Consolas" w:eastAsia="Times New Roman" w:hAnsi="Consolas" w:cs="Courier New"/>
+          <w:color w:val="0087FF"/>
+          <w:kern w:val="0"/>
+          <w:sz w:val="20"/>
+          <w:szCs w:val="20"/>
+          <w:lang w:eastAsia="en-GB"/>
+          <w14:ligatures w14:val="none"/>
+        </w:rPr>
+        <w:t>Reshape</w:t>
+      </w:r>
+      <w:r>
+        <w:rPr>
+          <w:rFonts w:ascii="Consolas" w:eastAsia="Times New Roman" w:hAnsi="Consolas" w:cs="Courier New"/>
+          <w:kern w:val="0"/>
+          <w:sz w:val="20"/>
+          <w:szCs w:val="20"/>
+          <w:lang w:eastAsia="en-GB"/>
+          <w14:ligatures w14:val="none"/>
+        </w:rPr>
+        <w:t>)             │ (</w:t>
+      </w:r>
+      <w:r>
+        <w:rPr>
+          <w:rFonts w:ascii="Consolas" w:eastAsia="Times New Roman" w:hAnsi="Consolas" w:cs="Courier New"/>
+          <w:color w:val="00D7FF"/>
+          <w:kern w:val="0"/>
+          <w:sz w:val="20"/>
+          <w:szCs w:val="20"/>
+          <w:lang w:eastAsia="en-GB"/>
+          <w14:ligatures w14:val="none"/>
+        </w:rPr>
+        <w:t>None</w:t>
+      </w:r>
+      <w:r>
+        <w:rPr>
+          <w:rFonts w:ascii="Consolas" w:eastAsia="Times New Roman" w:hAnsi="Consolas" w:cs="Courier New"/>
+          <w:kern w:val="0"/>
+          <w:sz w:val="20"/>
+          <w:szCs w:val="20"/>
+          <w:lang w:eastAsia="en-GB"/>
+          <w14:ligatures w14:val="none"/>
+        </w:rPr>
+        <w:t xml:space="preserve">, </w:t>
+      </w:r>
+      <w:r>
+        <w:rPr>
+          <w:rFonts w:ascii="Consolas" w:eastAsia="Times New Roman" w:hAnsi="Consolas" w:cs="Courier New"/>
+          <w:color w:val="00AF00"/>
+          <w:kern w:val="0"/>
+          <w:sz w:val="20"/>
+          <w:szCs w:val="20"/>
+          <w:lang w:eastAsia="en-GB"/>
+          <w14:ligatures w14:val="none"/>
+        </w:rPr>
+        <w:t>28</w:t>
+      </w:r>
+      <w:r>
+        <w:rPr>
+          <w:rFonts w:ascii="Consolas" w:eastAsia="Times New Roman" w:hAnsi="Consolas" w:cs="Courier New"/>
+          <w:kern w:val="0"/>
+          <w:sz w:val="20"/>
+          <w:szCs w:val="20"/>
+          <w:lang w:eastAsia="en-GB"/>
+          <w14:ligatures w14:val="none"/>
+        </w:rPr>
+        <w:t xml:space="preserve">, </w:t>
+      </w:r>
+      <w:r>
+        <w:rPr>
+          <w:rFonts w:ascii="Consolas" w:eastAsia="Times New Roman" w:hAnsi="Consolas" w:cs="Courier New"/>
+          <w:color w:val="00AF00"/>
+          <w:kern w:val="0"/>
+          <w:sz w:val="20"/>
+          <w:szCs w:val="20"/>
+          <w:lang w:eastAsia="en-GB"/>
+          <w14:ligatures w14:val="none"/>
+        </w:rPr>
+        <w:t>28</w:t>
+      </w:r>
+      <w:r>
+        <w:rPr>
+          <w:rFonts w:ascii="Consolas" w:eastAsia="Times New Roman" w:hAnsi="Consolas" w:cs="Courier New"/>
+          <w:kern w:val="0"/>
+          <w:sz w:val="20"/>
+          <w:szCs w:val="20"/>
+          <w:lang w:eastAsia="en-GB"/>
+          <w14:ligatures w14:val="none"/>
+        </w:rPr>
+        <w:t xml:space="preserve">)         │             </w:t>
+      </w:r>
+      <w:r>
+        <w:rPr>
+          <w:rFonts w:ascii="Consolas" w:eastAsia="Times New Roman" w:hAnsi="Consolas" w:cs="Courier New"/>
+          <w:color w:val="00AF00"/>
+          <w:kern w:val="0"/>
+          <w:sz w:val="20"/>
+          <w:szCs w:val="20"/>
+          <w:lang w:eastAsia="en-GB"/>
+          <w14:ligatures w14:val="none"/>
+        </w:rPr>
+        <w:t>0</w:t>
+      </w:r>
+      <w:r>
+        <w:rPr>
+          <w:rFonts w:ascii="Consolas" w:eastAsia="Times New Roman" w:hAnsi="Consolas" w:cs="Courier New"/>
+          <w:kern w:val="0"/>
+          <w:sz w:val="20"/>
+          <w:szCs w:val="20"/>
+          <w:lang w:eastAsia="en-GB"/>
+          <w14:ligatures w14:val="none"/>
+        </w:rPr>
+        <w:t xml:space="preserve"> │</w:t>
+      </w:r>
+    </w:p>
+    <w:p>
+      <w:pPr>
+        <w:shd w:val="clear" w:color="auto" w:fill="FFFFFF"/>
+        <w:tabs>
+          <w:tab w:val="left" w:pos="916"/>
+          <w:tab w:val="left" w:pos="1832"/>
+          <w:tab w:val="left" w:pos="2748"/>
+          <w:tab w:val="left" w:pos="3664"/>
+          <w:tab w:val="left" w:pos="4580"/>
+          <w:tab w:val="left" w:pos="5496"/>
+          <w:tab w:val="left" w:pos="6412"/>
+          <w:tab w:val="left" w:pos="7328"/>
+          <w:tab w:val="left" w:pos="8244"/>
+          <w:tab w:val="left" w:pos="9160"/>
+          <w:tab w:val="left" w:pos="10076"/>
+          <w:tab w:val="left" w:pos="10992"/>
+          <w:tab w:val="left" w:pos="11908"/>
+          <w:tab w:val="left" w:pos="12824"/>
+          <w:tab w:val="left" w:pos="13740"/>
+          <w:tab w:val="left" w:pos="14656"/>
+        </w:tabs>
+        <w:wordWrap w:val="0"/>
+        <w:spacing w:before="360" w:after="360" w:line="240" w:lineRule="auto"/>
+        <w:ind w:right="480"/>
+        <w:rPr>
+          <w:rFonts w:ascii="Consolas" w:eastAsia="Times New Roman" w:hAnsi="Consolas" w:cs="Courier New"/>
+          <w:kern w:val="0"/>
+          <w:sz w:val="20"/>
+          <w:szCs w:val="20"/>
+          <w:lang w:eastAsia="en-GB"/>
+          <w14:ligatures w14:val="none"/>
+        </w:rPr>
+      </w:pPr>
+      <w:r>
+        <w:rPr>
+          <w:rFonts w:ascii="Consolas" w:eastAsia="Times New Roman" w:hAnsi="Consolas" w:cs="Courier New"/>
+          <w:kern w:val="0"/>
+          <w:sz w:val="20"/>
+          <w:szCs w:val="20"/>
+          <w:lang w:eastAsia="en-GB"/>
+          <w14:ligatures w14:val="none"/>
+        </w:rPr>
+        <w:t>└─────────────────────────────────┴────────────────────────┴───────────────┘</w:t>
+      </w:r>
+    </w:p>
+    <w:p>
+      <w:pPr>
+        <w:shd w:val="clear" w:color="auto" w:fill="FFFFFF"/>
+        <w:tabs>
+          <w:tab w:val="left" w:pos="916"/>
+          <w:tab w:val="left" w:pos="1832"/>
+          <w:tab w:val="left" w:pos="2748"/>
+          <w:tab w:val="left" w:pos="3664"/>
+          <w:tab w:val="left" w:pos="4580"/>
+          <w:tab w:val="left" w:pos="5496"/>
+          <w:tab w:val="left" w:pos="6412"/>
+          <w:tab w:val="left" w:pos="7328"/>
+          <w:tab w:val="left" w:pos="8244"/>
+          <w:tab w:val="left" w:pos="9160"/>
+          <w:tab w:val="left" w:pos="10076"/>
+          <w:tab w:val="left" w:pos="10992"/>
+          <w:tab w:val="left" w:pos="11908"/>
+          <w:tab w:val="left" w:pos="12824"/>
+          <w:tab w:val="left" w:pos="13740"/>
+          <w:tab w:val="left" w:pos="14656"/>
+        </w:tabs>
+        <w:wordWrap w:val="0"/>
+        <w:spacing w:before="360" w:after="360" w:line="240" w:lineRule="auto"/>
+        <w:ind w:right="480"/>
+        <w:rPr>
+          <w:rFonts w:ascii="Consolas" w:eastAsia="Times New Roman" w:hAnsi="Consolas" w:cs="Courier New"/>
+          <w:kern w:val="0"/>
+          <w:sz w:val="20"/>
+          <w:szCs w:val="20"/>
+          <w:lang w:eastAsia="en-GB"/>
+          <w14:ligatures w14:val="none"/>
+        </w:rPr>
+      </w:pPr>
+      <w:r>
+        <w:rPr>
+          <w:rFonts w:ascii="Consolas" w:eastAsia="Times New Roman" w:hAnsi="Consolas" w:cs="Courier New"/>
+          <w:b/>
+          <w:bCs/>
+          <w:kern w:val="0"/>
+          <w:sz w:val="20"/>
+          <w:szCs w:val="20"/>
+          <w:lang w:eastAsia="en-GB"/>
+          <w14:ligatures w14:val="none"/>
+        </w:rPr>
+        <w:t xml:space="preserve"> Total params: </w:t>
+      </w:r>
+      <w:r>
+        <w:rPr>
+          <w:rFonts w:ascii="Consolas" w:eastAsia="Times New Roman" w:hAnsi="Consolas" w:cs="Courier New"/>
+          <w:color w:val="00AF00"/>
+          <w:kern w:val="0"/>
+          <w:sz w:val="20"/>
+          <w:szCs w:val="20"/>
+          <w:lang w:eastAsia="en-GB"/>
+          <w14:ligatures w14:val="none"/>
+        </w:rPr>
+        <w:t>604,509</w:t>
+      </w:r>
+      <w:r>
+        <w:rPr>
+          <w:rFonts w:ascii="Consolas" w:eastAsia="Times New Roman" w:hAnsi="Consolas" w:cs="Courier New"/>
+          <w:kern w:val="0"/>
+          <w:sz w:val="20"/>
+          <w:szCs w:val="20"/>
+          <w:lang w:eastAsia="en-GB"/>
+          <w14:ligatures w14:val="none"/>
+        </w:rPr>
+        <w:t xml:space="preserve"> (2.31 MB)</w:t>
+      </w:r>
+    </w:p>
+    <w:p>
+      <w:pPr>
+        <w:shd w:val="clear" w:color="auto" w:fill="FFFFFF"/>
+        <w:tabs>
+          <w:tab w:val="left" w:pos="916"/>
+          <w:tab w:val="left" w:pos="1832"/>
+          <w:tab w:val="left" w:pos="2748"/>
+          <w:tab w:val="left" w:pos="3664"/>
+          <w:tab w:val="left" w:pos="4580"/>
+          <w:tab w:val="left" w:pos="5496"/>
+          <w:tab w:val="left" w:pos="6412"/>
+          <w:tab w:val="left" w:pos="7328"/>
+          <w:tab w:val="left" w:pos="8244"/>
+          <w:tab w:val="left" w:pos="9160"/>
+          <w:tab w:val="left" w:pos="10076"/>
+          <w:tab w:val="left" w:pos="10992"/>
+          <w:tab w:val="left" w:pos="11908"/>
+          <w:tab w:val="left" w:pos="12824"/>
+          <w:tab w:val="left" w:pos="13740"/>
+          <w:tab w:val="left" w:pos="14656"/>
+        </w:tabs>
+        <w:wordWrap w:val="0"/>
+        <w:spacing w:before="360" w:after="360" w:line="240" w:lineRule="auto"/>
+        <w:ind w:right="480"/>
+        <w:rPr>
+          <w:rFonts w:ascii="Consolas" w:eastAsia="Times New Roman" w:hAnsi="Consolas" w:cs="Courier New"/>
+          <w:kern w:val="0"/>
+          <w:sz w:val="20"/>
+          <w:szCs w:val="20"/>
+          <w:lang w:eastAsia="en-GB"/>
+          <w14:ligatures w14:val="none"/>
+        </w:rPr>
+      </w:pPr>
+      <w:r>
+        <w:rPr>
+          <w:rFonts w:ascii="Consolas" w:eastAsia="Times New Roman" w:hAnsi="Consolas" w:cs="Courier New"/>
+          <w:b/>
+          <w:bCs/>
+          <w:kern w:val="0"/>
+          <w:sz w:val="20"/>
+          <w:szCs w:val="20"/>
+          <w:lang w:eastAsia="en-GB"/>
+          <w14:ligatures w14:val="none"/>
+        </w:rPr>
+        <w:t xml:space="preserve"> Trainable params: </w:t>
+      </w:r>
+      <w:r>
+        <w:rPr>
+          <w:rFonts w:ascii="Consolas" w:eastAsia="Times New Roman" w:hAnsi="Consolas" w:cs="Courier New"/>
+          <w:color w:val="00AF00"/>
+          <w:kern w:val="0"/>
+          <w:sz w:val="20"/>
+          <w:szCs w:val="20"/>
+          <w:lang w:eastAsia="en-GB"/>
+          <w14:ligatures w14:val="none"/>
+        </w:rPr>
+        <w:t>604,509</w:t>
+      </w:r>
+      <w:r>
+        <w:rPr>
+          <w:rFonts w:ascii="Consolas" w:eastAsia="Times New Roman" w:hAnsi="Consolas" w:cs="Courier New"/>
+          <w:kern w:val="0"/>
+          <w:sz w:val="20"/>
+          <w:szCs w:val="20"/>
+          <w:lang w:eastAsia="en-GB"/>
+          <w14:ligatures w14:val="none"/>
+        </w:rPr>
+        <w:t xml:space="preserve"> (2.31 MB)</w:t>
+      </w:r>
+    </w:p>
+    <w:p>
+      <w:pPr>
+        <w:shd w:val="clear" w:color="auto" w:fill="FFFFFF"/>
+        <w:tabs>
+          <w:tab w:val="left" w:pos="916"/>
+          <w:tab w:val="left" w:pos="1832"/>
+          <w:tab w:val="left" w:pos="2748"/>
+          <w:tab w:val="left" w:pos="3664"/>
+          <w:tab w:val="left" w:pos="4580"/>
+          <w:tab w:val="left" w:pos="5496"/>
+          <w:tab w:val="left" w:pos="6412"/>
+          <w:tab w:val="left" w:pos="7328"/>
+          <w:tab w:val="left" w:pos="8244"/>
+          <w:tab w:val="left" w:pos="9160"/>
+          <w:tab w:val="left" w:pos="10076"/>
+          <w:tab w:val="left" w:pos="10992"/>
+          <w:tab w:val="left" w:pos="11908"/>
+          <w:tab w:val="left" w:pos="12824"/>
+          <w:tab w:val="left" w:pos="13740"/>
+          <w:tab w:val="left" w:pos="14656"/>
+        </w:tabs>
+        <w:wordWrap w:val="0"/>
+        <w:spacing w:before="360" w:after="360" w:line="240" w:lineRule="auto"/>
+        <w:ind w:right="480"/>
+        <w:rPr>
+          <w:rFonts w:ascii="Consolas" w:eastAsia="Times New Roman" w:hAnsi="Consolas" w:cs="Courier New"/>
+          <w:kern w:val="0"/>
+          <w:sz w:val="20"/>
+          <w:szCs w:val="20"/>
+          <w:lang w:eastAsia="en-GB"/>
+          <w14:ligatures w14:val="none"/>
+        </w:rPr>
+      </w:pPr>
+      <w:r>
+        <w:rPr>
+          <w:rFonts w:ascii="Consolas" w:eastAsia="Times New Roman" w:hAnsi="Consolas" w:cs="Courier New"/>
+          <w:b/>
+          <w:bCs/>
+          <w:kern w:val="0"/>
+          <w:sz w:val="20"/>
+          <w:szCs w:val="20"/>
+          <w:lang w:eastAsia="en-GB"/>
+          <w14:ligatures w14:val="none"/>
+        </w:rPr>
+        <w:t xml:space="preserve"> Non-trainable params: </w:t>
+      </w:r>
+      <w:r>
+        <w:rPr>
+          <w:rFonts w:ascii="Consolas" w:eastAsia="Times New Roman" w:hAnsi="Consolas" w:cs="Courier New"/>
+          <w:color w:val="00AF00"/>
+          <w:kern w:val="0"/>
+          <w:sz w:val="20"/>
+          <w:szCs w:val="20"/>
+          <w:lang w:eastAsia="en-GB"/>
+          <w14:ligatures w14:val="none"/>
+        </w:rPr>
+        <w:t>0</w:t>
+      </w:r>
+      <w:r>
+        <w:rPr>
+          <w:rFonts w:ascii="Consolas" w:eastAsia="Times New Roman" w:hAnsi="Consolas" w:cs="Courier New"/>
+          <w:kern w:val="0"/>
+          <w:sz w:val="20"/>
+          <w:szCs w:val="20"/>
+          <w:lang w:eastAsia="en-GB"/>
+          <w14:ligatures w14:val="none"/>
+        </w:rPr>
+        <w:t xml:space="preserve"> (0.00 B)</w:t>
+      </w:r>
+    </w:p>
+    <w:p>
+      <w:pPr>
+        <w:shd w:val="clear" w:color="auto" w:fill="FFFFFF"/>
+        <w:tabs>
+          <w:tab w:val="left" w:pos="916"/>
+          <w:tab w:val="left" w:pos="1832"/>
+          <w:tab w:val="left" w:pos="2748"/>
+          <w:tab w:val="left" w:pos="3664"/>
+          <w:tab w:val="left" w:pos="4580"/>
+          <w:tab w:val="left" w:pos="5496"/>
+          <w:tab w:val="left" w:pos="6412"/>
+          <w:tab w:val="left" w:pos="7328"/>
+          <w:tab w:val="left" w:pos="8244"/>
+          <w:tab w:val="left" w:pos="9160"/>
+          <w:tab w:val="left" w:pos="10076"/>
+          <w:tab w:val="left" w:pos="10992"/>
+          <w:tab w:val="left" w:pos="11908"/>
+          <w:tab w:val="left" w:pos="12824"/>
+          <w:tab w:val="left" w:pos="13740"/>
+          <w:tab w:val="left" w:pos="14656"/>
+        </w:tabs>
+        <w:wordWrap w:val="0"/>
+        <w:spacing w:after="0" w:line="240" w:lineRule="auto"/>
+        <w:rPr>
+          <w:rFonts w:ascii="Consolas" w:eastAsia="Times New Roman" w:hAnsi="Consolas" w:cs="Courier New"/>
+          <w:kern w:val="0"/>
+          <w:sz w:val="20"/>
+          <w:szCs w:val="20"/>
+          <w:lang w:eastAsia="en-GB"/>
+          <w14:ligatures w14:val="none"/>
+        </w:rPr>
+      </w:pPr>
+      <w:r>
+        <w:rPr>
+          <w:rFonts w:ascii="Consolas" w:eastAsia="Times New Roman" w:hAnsi="Consolas" w:cs="Courier New"/>
+          <w:kern w:val="0"/>
+          <w:sz w:val="20"/>
+          <w:szCs w:val="20"/>
+          <w:lang w:eastAsia="en-GB"/>
+          <w14:ligatures w14:val="none"/>
+        </w:rPr>
+        <w:t>None</w:t>
+      </w:r>
+    </w:p>
+    <w:p>
+      <w:pPr>
+        <w:shd w:val="clear" w:color="auto" w:fill="FFFFFF"/>
+        <w:tabs>
+          <w:tab w:val="left" w:pos="916"/>
+          <w:tab w:val="left" w:pos="1832"/>
+          <w:tab w:val="left" w:pos="2748"/>
+          <w:tab w:val="left" w:pos="3664"/>
+          <w:tab w:val="left" w:pos="4580"/>
+          <w:tab w:val="left" w:pos="5496"/>
+          <w:tab w:val="left" w:pos="6412"/>
+          <w:tab w:val="left" w:pos="7328"/>
+          <w:tab w:val="left" w:pos="8244"/>
+          <w:tab w:val="left" w:pos="9160"/>
+          <w:tab w:val="left" w:pos="10076"/>
+          <w:tab w:val="left" w:pos="10992"/>
+          <w:tab w:val="left" w:pos="11908"/>
+          <w:tab w:val="left" w:pos="12824"/>
+          <w:tab w:val="left" w:pos="13740"/>
+          <w:tab w:val="left" w:pos="14656"/>
+        </w:tabs>
+        <w:wordWrap w:val="0"/>
+        <w:spacing w:after="0" w:line="240" w:lineRule="auto"/>
+        <w:rPr>
+          <w:rFonts w:ascii="Consolas" w:eastAsia="Times New Roman" w:hAnsi="Consolas" w:cs="Courier New"/>
+          <w:kern w:val="0"/>
+          <w:sz w:val="20"/>
+          <w:szCs w:val="20"/>
+          <w:lang w:eastAsia="en-GB"/>
+          <w14:ligatures w14:val="none"/>
+        </w:rPr>
+      </w:pPr>
+    </w:p>
+    <w:p>
+      <w:pPr>
+        <w:shd w:val="clear" w:color="auto" w:fill="FFFFFF"/>
+        <w:tabs>
+          <w:tab w:val="left" w:pos="916"/>
+          <w:tab w:val="left" w:pos="1832"/>
+          <w:tab w:val="left" w:pos="2748"/>
+          <w:tab w:val="left" w:pos="3664"/>
+          <w:tab w:val="left" w:pos="4580"/>
+          <w:tab w:val="left" w:pos="5496"/>
+          <w:tab w:val="left" w:pos="6412"/>
+          <w:tab w:val="left" w:pos="7328"/>
+          <w:tab w:val="left" w:pos="8244"/>
+          <w:tab w:val="left" w:pos="9160"/>
+          <w:tab w:val="left" w:pos="10076"/>
+          <w:tab w:val="left" w:pos="10992"/>
+          <w:tab w:val="left" w:pos="11908"/>
+          <w:tab w:val="left" w:pos="12824"/>
+          <w:tab w:val="left" w:pos="13740"/>
+          <w:tab w:val="left" w:pos="14656"/>
+        </w:tabs>
+        <w:wordWrap w:val="0"/>
+        <w:spacing w:before="360" w:after="360" w:line="240" w:lineRule="auto"/>
+        <w:ind w:right="480"/>
+        <w:rPr>
+          <w:rFonts w:ascii="Consolas" w:eastAsia="Times New Roman" w:hAnsi="Consolas" w:cs="Courier New"/>
+          <w:b/>
+          <w:bCs/>
+          <w:kern w:val="0"/>
+          <w:sz w:val="20"/>
+          <w:szCs w:val="20"/>
+          <w:lang w:eastAsia="en-GB"/>
+          <w14:ligatures w14:val="none"/>
+        </w:rPr>
+      </w:pPr>
+      <w:r>
+        <w:rPr>
+          <w:rFonts w:ascii="Consolas" w:eastAsia="Times New Roman" w:hAnsi="Consolas" w:cs="Courier New"/>
+          <w:b/>
+          <w:bCs/>
+          <w:kern w:val="0"/>
+          <w:sz w:val="20"/>
+          <w:szCs w:val="20"/>
+          <w:lang w:eastAsia="en-GB"/>
+          <w14:ligatures w14:val="none"/>
+        </w:rPr>
+        <w:t>Autoencoder:</w:t>
+      </w:r>
+    </w:p>
+    <w:p>
+      <w:pPr>
+        <w:shd w:val="clear" w:color="auto" w:fill="FFFFFF"/>
+        <w:tabs>
+          <w:tab w:val="left" w:pos="916"/>
+          <w:tab w:val="left" w:pos="1832"/>
+          <w:tab w:val="left" w:pos="2748"/>
+          <w:tab w:val="left" w:pos="3664"/>
+          <w:tab w:val="left" w:pos="4580"/>
+          <w:tab w:val="left" w:pos="5496"/>
+          <w:tab w:val="left" w:pos="6412"/>
+          <w:tab w:val="left" w:pos="7328"/>
+          <w:tab w:val="left" w:pos="8244"/>
+          <w:tab w:val="left" w:pos="9160"/>
+          <w:tab w:val="left" w:pos="10076"/>
+          <w:tab w:val="left" w:pos="10992"/>
+          <w:tab w:val="left" w:pos="11908"/>
+          <w:tab w:val="left" w:pos="12824"/>
+          <w:tab w:val="left" w:pos="13740"/>
+          <w:tab w:val="left" w:pos="14656"/>
+        </w:tabs>
+        <w:wordWrap w:val="0"/>
+        <w:spacing w:before="360" w:after="360" w:line="240" w:lineRule="auto"/>
+        <w:ind w:right="480"/>
+        <w:rPr>
+          <w:rFonts w:ascii="Consolas" w:eastAsia="Times New Roman" w:hAnsi="Consolas" w:cs="Courier New"/>
+          <w:kern w:val="0"/>
+          <w:sz w:val="20"/>
+          <w:szCs w:val="20"/>
+          <w:lang w:eastAsia="en-GB"/>
+          <w14:ligatures w14:val="none"/>
+        </w:rPr>
+      </w:pPr>
+      <w:r>
+        <w:rPr>
+          <w:rFonts w:ascii="Consolas" w:eastAsia="Times New Roman" w:hAnsi="Consolas" w:cs="Courier New"/>
+          <w:b/>
+          <w:bCs/>
+          <w:kern w:val="0"/>
+          <w:sz w:val="20"/>
+          <w:szCs w:val="20"/>
+          <w:lang w:eastAsia="en-GB"/>
+          <w14:ligatures w14:val="none"/>
+        </w:rPr>
+        <w:t>Model: "sequential_12"</w:t>
+      </w:r>
+    </w:p>
+    <w:p>
+      <w:pPr>
+        <w:shd w:val="clear" w:color="auto" w:fill="FFFFFF"/>
+        <w:tabs>
+          <w:tab w:val="left" w:pos="916"/>
+          <w:tab w:val="left" w:pos="1832"/>
+          <w:tab w:val="left" w:pos="2748"/>
+          <w:tab w:val="left" w:pos="3664"/>
+          <w:tab w:val="left" w:pos="4580"/>
+          <w:tab w:val="left" w:pos="5496"/>
+          <w:tab w:val="left" w:pos="6412"/>
+          <w:tab w:val="left" w:pos="7328"/>
+          <w:tab w:val="left" w:pos="8244"/>
+          <w:tab w:val="left" w:pos="9160"/>
+          <w:tab w:val="left" w:pos="10076"/>
+          <w:tab w:val="left" w:pos="10992"/>
+          <w:tab w:val="left" w:pos="11908"/>
+          <w:tab w:val="left" w:pos="12824"/>
+          <w:tab w:val="left" w:pos="13740"/>
+          <w:tab w:val="left" w:pos="14656"/>
+        </w:tabs>
+        <w:wordWrap w:val="0"/>
+        <w:spacing w:before="360" w:after="360" w:line="240" w:lineRule="auto"/>
+        <w:ind w:right="480"/>
+        <w:rPr>
+          <w:rFonts w:ascii="Consolas" w:eastAsia="Times New Roman" w:hAnsi="Consolas" w:cs="Courier New"/>
+          <w:kern w:val="0"/>
+          <w:sz w:val="20"/>
+          <w:szCs w:val="20"/>
+          <w:lang w:eastAsia="en-GB"/>
+          <w14:ligatures w14:val="none"/>
+        </w:rPr>
+      </w:pPr>
+      <w:r>
+        <w:rPr>
+          <w:rFonts w:ascii="Consolas" w:eastAsia="Times New Roman" w:hAnsi="Consolas" w:cs="Courier New"/>
+          <w:kern w:val="0"/>
+          <w:sz w:val="20"/>
+          <w:szCs w:val="20"/>
+          <w:lang w:eastAsia="en-GB"/>
+          <w14:ligatures w14:val="none"/>
+        </w:rPr>
+        <w:t>┏━━━━━━━━━━━━━━━━━━━━━━━━━━━━━━━━━┳━━━━━━━━━━━━━━━━━━━━━━━━┳━━━━━━━━━━━━━━━┓</w:t>
+      </w:r>
+    </w:p>
+    <w:p>
+      <w:pPr>
+        <w:shd w:val="clear" w:color="auto" w:fill="FFFFFF"/>
+        <w:tabs>
+          <w:tab w:val="left" w:pos="916"/>
+          <w:tab w:val="left" w:pos="1832"/>
+          <w:tab w:val="left" w:pos="2748"/>
+          <w:tab w:val="left" w:pos="3664"/>
+          <w:tab w:val="left" w:pos="4580"/>
+          <w:tab w:val="left" w:pos="5496"/>
+          <w:tab w:val="left" w:pos="6412"/>
+          <w:tab w:val="left" w:pos="7328"/>
+          <w:tab w:val="left" w:pos="8244"/>
+          <w:tab w:val="left" w:pos="9160"/>
+          <w:tab w:val="left" w:pos="10076"/>
+          <w:tab w:val="left" w:pos="10992"/>
+          <w:tab w:val="left" w:pos="11908"/>
+          <w:tab w:val="left" w:pos="12824"/>
+          <w:tab w:val="left" w:pos="13740"/>
+          <w:tab w:val="left" w:pos="14656"/>
+        </w:tabs>
+        <w:wordWrap w:val="0"/>
+        <w:spacing w:before="360" w:after="360" w:line="240" w:lineRule="auto"/>
+        <w:ind w:right="480"/>
+        <w:rPr>
+          <w:rFonts w:ascii="Consolas" w:eastAsia="Times New Roman" w:hAnsi="Consolas" w:cs="Courier New"/>
+          <w:kern w:val="0"/>
+          <w:sz w:val="20"/>
+          <w:szCs w:val="20"/>
+          <w:lang w:eastAsia="en-GB"/>
+          <w14:ligatures w14:val="none"/>
+        </w:rPr>
+      </w:pPr>
+      <w:r>
+        <w:rPr>
+          <w:rFonts w:ascii="Consolas" w:eastAsia="Times New Roman" w:hAnsi="Consolas" w:cs="Courier New"/>
+          <w:kern w:val="0"/>
+          <w:sz w:val="20"/>
+          <w:szCs w:val="20"/>
+          <w:lang w:eastAsia="en-GB"/>
+          <w14:ligatures w14:val="none"/>
+        </w:rPr>
+        <w:t>┃</w:t>
+      </w:r>
+      <w:r>
+        <w:rPr>
+          <w:rFonts w:ascii="Consolas" w:eastAsia="Times New Roman" w:hAnsi="Consolas" w:cs="Courier New"/>
+          <w:b/>
+          <w:bCs/>
+          <w:kern w:val="0"/>
+          <w:sz w:val="20"/>
+          <w:szCs w:val="20"/>
+          <w:lang w:eastAsia="en-GB"/>
+          <w14:ligatures w14:val="none"/>
+        </w:rPr>
+        <w:t xml:space="preserve"> Layer (type)                    </w:t>
+      </w:r>
+      <w:r>
+        <w:rPr>
+          <w:rFonts w:ascii="Consolas" w:eastAsia="Times New Roman" w:hAnsi="Consolas" w:cs="Courier New"/>
+          <w:kern w:val="0"/>
+          <w:sz w:val="20"/>
+          <w:szCs w:val="20"/>
+          <w:lang w:eastAsia="en-GB"/>
+          <w14:ligatures w14:val="none"/>
+        </w:rPr>
+        <w:t>┃</w:t>
+      </w:r>
+      <w:r>
+        <w:rPr>
+          <w:rFonts w:ascii="Consolas" w:eastAsia="Times New Roman" w:hAnsi="Consolas" w:cs="Courier New"/>
+          <w:b/>
+          <w:bCs/>
+          <w:kern w:val="0"/>
+          <w:sz w:val="20"/>
+          <w:szCs w:val="20"/>
+          <w:lang w:eastAsia="en-GB"/>
+          <w14:ligatures w14:val="none"/>
+        </w:rPr>
+        <w:t xml:space="preserve"> Output Shape           </w:t>
+      </w:r>
+      <w:r>
+        <w:rPr>
+          <w:rFonts w:ascii="Consolas" w:eastAsia="Times New Roman" w:hAnsi="Consolas" w:cs="Courier New"/>
+          <w:kern w:val="0"/>
+          <w:sz w:val="20"/>
+          <w:szCs w:val="20"/>
+          <w:lang w:eastAsia="en-GB"/>
+          <w14:ligatures w14:val="none"/>
+        </w:rPr>
+        <w:t>┃</w:t>
+      </w:r>
+      <w:r>
+        <w:rPr>
+          <w:rFonts w:ascii="Consolas" w:eastAsia="Times New Roman" w:hAnsi="Consolas" w:cs="Courier New"/>
+          <w:b/>
+          <w:bCs/>
+          <w:kern w:val="0"/>
+          <w:sz w:val="20"/>
+          <w:szCs w:val="20"/>
+          <w:lang w:eastAsia="en-GB"/>
+          <w14:ligatures w14:val="none"/>
+        </w:rPr>
+        <w:t xml:space="preserve">       Param # </w:t>
+      </w:r>
+      <w:r>
+        <w:rPr>
+          <w:rFonts w:ascii="Consolas" w:eastAsia="Times New Roman" w:hAnsi="Consolas" w:cs="Courier New"/>
+          <w:kern w:val="0"/>
+          <w:sz w:val="20"/>
+          <w:szCs w:val="20"/>
+          <w:lang w:eastAsia="en-GB"/>
+          <w14:ligatures w14:val="none"/>
+        </w:rPr>
+        <w:t>┃</w:t>
+      </w:r>
+    </w:p>
+    <w:p>
+      <w:pPr>
+        <w:shd w:val="clear" w:color="auto" w:fill="FFFFFF"/>
+        <w:tabs>
+          <w:tab w:val="left" w:pos="916"/>
+          <w:tab w:val="left" w:pos="1832"/>
+          <w:tab w:val="left" w:pos="2748"/>
+          <w:tab w:val="left" w:pos="3664"/>
+          <w:tab w:val="left" w:pos="4580"/>
+          <w:tab w:val="left" w:pos="5496"/>
+          <w:tab w:val="left" w:pos="6412"/>
+          <w:tab w:val="left" w:pos="7328"/>
+          <w:tab w:val="left" w:pos="8244"/>
+          <w:tab w:val="left" w:pos="9160"/>
+          <w:tab w:val="left" w:pos="10076"/>
+          <w:tab w:val="left" w:pos="10992"/>
+          <w:tab w:val="left" w:pos="11908"/>
+          <w:tab w:val="left" w:pos="12824"/>
+          <w:tab w:val="left" w:pos="13740"/>
+          <w:tab w:val="left" w:pos="14656"/>
+        </w:tabs>
+        <w:wordWrap w:val="0"/>
+        <w:spacing w:before="360" w:after="360" w:line="240" w:lineRule="auto"/>
+        <w:ind w:right="480"/>
+        <w:rPr>
+          <w:rFonts w:ascii="Consolas" w:eastAsia="Times New Roman" w:hAnsi="Consolas" w:cs="Courier New"/>
+          <w:kern w:val="0"/>
+          <w:sz w:val="20"/>
+          <w:szCs w:val="20"/>
+          <w:lang w:eastAsia="en-GB"/>
+          <w14:ligatures w14:val="none"/>
+        </w:rPr>
+      </w:pPr>
+      <w:r>
+        <w:rPr>
+          <w:rFonts w:ascii="Consolas" w:eastAsia="Times New Roman" w:hAnsi="Consolas" w:cs="Courier New"/>
+          <w:kern w:val="0"/>
+          <w:sz w:val="20"/>
+          <w:szCs w:val="20"/>
+          <w:lang w:eastAsia="en-GB"/>
+          <w14:ligatures w14:val="none"/>
+        </w:rPr>
+        <w:t>┡━━━━━━━━━━━━━━━━━━━━━━━━━━━━━━━━━╇━━━━━━━━━━━━━━━━━━━━━━━━╇━━━━━━━━━━━━━━━┩</w:t>
+      </w:r>
+    </w:p>
+    <w:p>
+      <w:pPr>
+        <w:shd w:val="clear" w:color="auto" w:fill="FFFFFF"/>
+        <w:tabs>
+          <w:tab w:val="left" w:pos="916"/>
+          <w:tab w:val="left" w:pos="1832"/>
+          <w:tab w:val="left" w:pos="2748"/>
+          <w:tab w:val="left" w:pos="3664"/>
+          <w:tab w:val="left" w:pos="4580"/>
+          <w:tab w:val="left" w:pos="5496"/>
+          <w:tab w:val="left" w:pos="6412"/>
+          <w:tab w:val="left" w:pos="7328"/>
+          <w:tab w:val="left" w:pos="8244"/>
+          <w:tab w:val="left" w:pos="9160"/>
+          <w:tab w:val="left" w:pos="10076"/>
+          <w:tab w:val="left" w:pos="10992"/>
+          <w:tab w:val="left" w:pos="11908"/>
+          <w:tab w:val="left" w:pos="12824"/>
+          <w:tab w:val="left" w:pos="13740"/>
+          <w:tab w:val="left" w:pos="14656"/>
+        </w:tabs>
+        <w:wordWrap w:val="0"/>
+        <w:spacing w:before="360" w:after="360" w:line="240" w:lineRule="auto"/>
+        <w:ind w:right="480"/>
+        <w:rPr>
+          <w:rFonts w:ascii="Consolas" w:eastAsia="Times New Roman" w:hAnsi="Consolas" w:cs="Courier New"/>
+          <w:kern w:val="0"/>
+          <w:sz w:val="20"/>
+          <w:szCs w:val="20"/>
+          <w:lang w:eastAsia="en-GB"/>
+          <w14:ligatures w14:val="none"/>
+        </w:rPr>
+      </w:pPr>
+      <w:r>
+        <w:rPr>
+          <w:rFonts w:ascii="Consolas" w:eastAsia="Times New Roman" w:hAnsi="Consolas" w:cs="Courier New"/>
+          <w:kern w:val="0"/>
+          <w:sz w:val="20"/>
+          <w:szCs w:val="20"/>
+          <w:lang w:eastAsia="en-GB"/>
+          <w14:ligatures w14:val="none"/>
+        </w:rPr>
+        <w:t>│ sequential_10 (</w:t>
+      </w:r>
+      <w:r>
+        <w:rPr>
+          <w:rFonts w:ascii="Consolas" w:eastAsia="Times New Roman" w:hAnsi="Consolas" w:cs="Courier New"/>
+          <w:color w:val="0087FF"/>
+          <w:kern w:val="0"/>
+          <w:sz w:val="20"/>
+          <w:szCs w:val="20"/>
+          <w:lang w:eastAsia="en-GB"/>
+          <w14:ligatures w14:val="none"/>
+        </w:rPr>
+        <w:t>Sequential</w:t>
+      </w:r>
+      <w:r>
+        <w:rPr>
+          <w:rFonts w:ascii="Consolas" w:eastAsia="Times New Roman" w:hAnsi="Consolas" w:cs="Courier New"/>
+          <w:kern w:val="0"/>
+          <w:sz w:val="20"/>
+          <w:szCs w:val="20"/>
+          <w:lang w:eastAsia="en-GB"/>
+          <w14:ligatures w14:val="none"/>
+        </w:rPr>
+        <w:t>)      │ (</w:t>
+      </w:r>
+      <w:r>
+        <w:rPr>
+          <w:rFonts w:ascii="Consolas" w:eastAsia="Times New Roman" w:hAnsi="Consolas" w:cs="Courier New"/>
+          <w:color w:val="00D7FF"/>
+          <w:kern w:val="0"/>
+          <w:sz w:val="20"/>
+          <w:szCs w:val="20"/>
+          <w:lang w:eastAsia="en-GB"/>
+          <w14:ligatures w14:val="none"/>
+        </w:rPr>
+        <w:t>None</w:t>
+      </w:r>
+      <w:r>
+        <w:rPr>
+          <w:rFonts w:ascii="Consolas" w:eastAsia="Times New Roman" w:hAnsi="Consolas" w:cs="Courier New"/>
+          <w:kern w:val="0"/>
+          <w:sz w:val="20"/>
+          <w:szCs w:val="20"/>
+          <w:lang w:eastAsia="en-GB"/>
+          <w14:ligatures w14:val="none"/>
+        </w:rPr>
+        <w:t xml:space="preserve">, </w:t>
+      </w:r>
+      <w:r>
+        <w:rPr>
+          <w:rFonts w:ascii="Consolas" w:eastAsia="Times New Roman" w:hAnsi="Consolas" w:cs="Courier New"/>
+          <w:color w:val="00AF00"/>
+          <w:kern w:val="0"/>
+          <w:sz w:val="20"/>
+          <w:szCs w:val="20"/>
+          <w:lang w:eastAsia="en-GB"/>
+          <w14:ligatures w14:val="none"/>
+        </w:rPr>
+        <w:t>25</w:t>
+      </w:r>
+      <w:r>
+        <w:rPr>
+          <w:rFonts w:ascii="Consolas" w:eastAsia="Times New Roman" w:hAnsi="Consolas" w:cs="Courier New"/>
+          <w:kern w:val="0"/>
+          <w:sz w:val="20"/>
+          <w:szCs w:val="20"/>
+          <w:lang w:eastAsia="en-GB"/>
+          <w14:ligatures w14:val="none"/>
+        </w:rPr>
+        <w:t xml:space="preserve">)             │       </w:t>
+      </w:r>
+      <w:r>
+        <w:rPr>
+          <w:rFonts w:ascii="Consolas" w:eastAsia="Times New Roman" w:hAnsi="Consolas" w:cs="Courier New"/>
+          <w:color w:val="00AF00"/>
+          <w:kern w:val="0"/>
+          <w:sz w:val="20"/>
+          <w:szCs w:val="20"/>
+          <w:lang w:eastAsia="en-GB"/>
+          <w14:ligatures w14:val="none"/>
+        </w:rPr>
+        <w:t>601,175</w:t>
+      </w:r>
+      <w:r>
+        <w:rPr>
+          <w:rFonts w:ascii="Consolas" w:eastAsia="Times New Roman" w:hAnsi="Consolas" w:cs="Courier New"/>
+          <w:kern w:val="0"/>
+          <w:sz w:val="20"/>
+          <w:szCs w:val="20"/>
+          <w:lang w:eastAsia="en-GB"/>
+          <w14:ligatures w14:val="none"/>
+        </w:rPr>
+        <w:t xml:space="preserve"> │</w:t>
+      </w:r>
+    </w:p>
+    <w:p>
+      <w:pPr>
+        <w:shd w:val="clear" w:color="auto" w:fill="FFFFFF"/>
+        <w:tabs>
+          <w:tab w:val="left" w:pos="916"/>
+          <w:tab w:val="left" w:pos="1832"/>
+          <w:tab w:val="left" w:pos="2748"/>
+          <w:tab w:val="left" w:pos="3664"/>
+          <w:tab w:val="left" w:pos="4580"/>
+          <w:tab w:val="left" w:pos="5496"/>
+          <w:tab w:val="left" w:pos="6412"/>
+          <w:tab w:val="left" w:pos="7328"/>
+          <w:tab w:val="left" w:pos="8244"/>
+          <w:tab w:val="left" w:pos="9160"/>
+          <w:tab w:val="left" w:pos="10076"/>
+          <w:tab w:val="left" w:pos="10992"/>
+          <w:tab w:val="left" w:pos="11908"/>
+          <w:tab w:val="left" w:pos="12824"/>
+          <w:tab w:val="left" w:pos="13740"/>
+          <w:tab w:val="left" w:pos="14656"/>
+        </w:tabs>
+        <w:wordWrap w:val="0"/>
+        <w:spacing w:before="360" w:after="360" w:line="240" w:lineRule="auto"/>
+        <w:ind w:right="480"/>
+        <w:rPr>
+          <w:rFonts w:ascii="Consolas" w:eastAsia="Times New Roman" w:hAnsi="Consolas" w:cs="Courier New"/>
+          <w:kern w:val="0"/>
+          <w:sz w:val="20"/>
+          <w:szCs w:val="20"/>
+          <w:lang w:eastAsia="en-GB"/>
+          <w14:ligatures w14:val="none"/>
+        </w:rPr>
+      </w:pPr>
+      <w:r>
+        <w:rPr>
+          <w:rFonts w:ascii="Consolas" w:eastAsia="Times New Roman" w:hAnsi="Consolas" w:cs="Courier New"/>
+          <w:kern w:val="0"/>
+          <w:sz w:val="20"/>
+          <w:szCs w:val="20"/>
+          <w:lang w:eastAsia="en-GB"/>
+          <w14:ligatures w14:val="none"/>
+        </w:rPr>
+        <w:t>├─────────────────────────────────┼────────────────────────┼───────────────┤</w:t>
+      </w:r>
+    </w:p>
+    <w:p>
+      <w:pPr>
+        <w:shd w:val="clear" w:color="auto" w:fill="FFFFFF"/>
+        <w:tabs>
+          <w:tab w:val="left" w:pos="916"/>
+          <w:tab w:val="left" w:pos="1832"/>
+          <w:tab w:val="left" w:pos="2748"/>
+          <w:tab w:val="left" w:pos="3664"/>
+          <w:tab w:val="left" w:pos="4580"/>
+          <w:tab w:val="left" w:pos="5496"/>
+          <w:tab w:val="left" w:pos="6412"/>
+          <w:tab w:val="left" w:pos="7328"/>
+          <w:tab w:val="left" w:pos="8244"/>
+          <w:tab w:val="left" w:pos="9160"/>
+          <w:tab w:val="left" w:pos="10076"/>
+          <w:tab w:val="left" w:pos="10992"/>
+          <w:tab w:val="left" w:pos="11908"/>
+          <w:tab w:val="left" w:pos="12824"/>
+          <w:tab w:val="left" w:pos="13740"/>
+          <w:tab w:val="left" w:pos="14656"/>
+        </w:tabs>
+        <w:wordWrap w:val="0"/>
+        <w:spacing w:before="360" w:after="360" w:line="240" w:lineRule="auto"/>
+        <w:ind w:right="480"/>
+        <w:rPr>
+          <w:rFonts w:ascii="Consolas" w:eastAsia="Times New Roman" w:hAnsi="Consolas" w:cs="Courier New"/>
+          <w:kern w:val="0"/>
+          <w:sz w:val="20"/>
+          <w:szCs w:val="20"/>
+          <w:lang w:eastAsia="en-GB"/>
+          <w14:ligatures w14:val="none"/>
+        </w:rPr>
+      </w:pPr>
+      <w:r>
+        <w:rPr>
+          <w:rFonts w:ascii="Consolas" w:eastAsia="Times New Roman" w:hAnsi="Consolas" w:cs="Courier New"/>
+          <w:kern w:val="0"/>
+          <w:sz w:val="20"/>
+          <w:szCs w:val="20"/>
+          <w:lang w:eastAsia="en-GB"/>
+          <w14:ligatures w14:val="none"/>
+        </w:rPr>
+        <w:t>│ sequential_11 (</w:t>
+      </w:r>
+      <w:r>
+        <w:rPr>
+          <w:rFonts w:ascii="Consolas" w:eastAsia="Times New Roman" w:hAnsi="Consolas" w:cs="Courier New"/>
+          <w:color w:val="0087FF"/>
+          <w:kern w:val="0"/>
+          <w:sz w:val="20"/>
+          <w:szCs w:val="20"/>
+          <w:lang w:eastAsia="en-GB"/>
+          <w14:ligatures w14:val="none"/>
+        </w:rPr>
+        <w:t>Sequential</w:t>
+      </w:r>
+      <w:r>
+        <w:rPr>
+          <w:rFonts w:ascii="Consolas" w:eastAsia="Times New Roman" w:hAnsi="Consolas" w:cs="Courier New"/>
+          <w:kern w:val="0"/>
+          <w:sz w:val="20"/>
+          <w:szCs w:val="20"/>
+          <w:lang w:eastAsia="en-GB"/>
+          <w14:ligatures w14:val="none"/>
+        </w:rPr>
+        <w:t>)      │ (</w:t>
+      </w:r>
+      <w:r>
+        <w:rPr>
+          <w:rFonts w:ascii="Consolas" w:eastAsia="Times New Roman" w:hAnsi="Consolas" w:cs="Courier New"/>
+          <w:color w:val="00D7FF"/>
+          <w:kern w:val="0"/>
+          <w:sz w:val="20"/>
+          <w:szCs w:val="20"/>
+          <w:lang w:eastAsia="en-GB"/>
+          <w14:ligatures w14:val="none"/>
+        </w:rPr>
+        <w:t>None</w:t>
+      </w:r>
+      <w:r>
+        <w:rPr>
+          <w:rFonts w:ascii="Consolas" w:eastAsia="Times New Roman" w:hAnsi="Consolas" w:cs="Courier New"/>
+          <w:kern w:val="0"/>
+          <w:sz w:val="20"/>
+          <w:szCs w:val="20"/>
+          <w:lang w:eastAsia="en-GB"/>
+          <w14:ligatures w14:val="none"/>
+        </w:rPr>
+        <w:t xml:space="preserve">, </w:t>
+      </w:r>
+      <w:r>
+        <w:rPr>
+          <w:rFonts w:ascii="Consolas" w:eastAsia="Times New Roman" w:hAnsi="Consolas" w:cs="Courier New"/>
+          <w:color w:val="00AF00"/>
+          <w:kern w:val="0"/>
+          <w:sz w:val="20"/>
+          <w:szCs w:val="20"/>
+          <w:lang w:eastAsia="en-GB"/>
+          <w14:ligatures w14:val="none"/>
+        </w:rPr>
+        <w:t>28</w:t>
+      </w:r>
+      <w:r>
+        <w:rPr>
+          <w:rFonts w:ascii="Consolas" w:eastAsia="Times New Roman" w:hAnsi="Consolas" w:cs="Courier New"/>
+          <w:kern w:val="0"/>
+          <w:sz w:val="20"/>
+          <w:szCs w:val="20"/>
+          <w:lang w:eastAsia="en-GB"/>
+          <w14:ligatures w14:val="none"/>
+        </w:rPr>
+        <w:t xml:space="preserve">, </w:t>
+      </w:r>
+      <w:r>
+        <w:rPr>
+          <w:rFonts w:ascii="Consolas" w:eastAsia="Times New Roman" w:hAnsi="Consolas" w:cs="Courier New"/>
+          <w:color w:val="00AF00"/>
+          <w:kern w:val="0"/>
+          <w:sz w:val="20"/>
+          <w:szCs w:val="20"/>
+          <w:lang w:eastAsia="en-GB"/>
+          <w14:ligatures w14:val="none"/>
+        </w:rPr>
+        <w:t>28</w:t>
+      </w:r>
+      <w:r>
+        <w:rPr>
+          <w:rFonts w:ascii="Consolas" w:eastAsia="Times New Roman" w:hAnsi="Consolas" w:cs="Courier New"/>
+          <w:kern w:val="0"/>
+          <w:sz w:val="20"/>
+          <w:szCs w:val="20"/>
+          <w:lang w:eastAsia="en-GB"/>
+          <w14:ligatures w14:val="none"/>
+        </w:rPr>
+        <w:t xml:space="preserve">)         │       </w:t>
+      </w:r>
+      <w:r>
+        <w:rPr>
+          <w:rFonts w:ascii="Consolas" w:eastAsia="Times New Roman" w:hAnsi="Consolas" w:cs="Courier New"/>
+          <w:color w:val="00AF00"/>
+          <w:kern w:val="0"/>
+          <w:sz w:val="20"/>
+          <w:szCs w:val="20"/>
+          <w:lang w:eastAsia="en-GB"/>
+          <w14:ligatures w14:val="none"/>
+        </w:rPr>
+        <w:t>604,509</w:t>
+      </w:r>
+      <w:r>
+        <w:rPr>
+          <w:rFonts w:ascii="Consolas" w:eastAsia="Times New Roman" w:hAnsi="Consolas" w:cs="Courier New"/>
+          <w:kern w:val="0"/>
+          <w:sz w:val="20"/>
+          <w:szCs w:val="20"/>
+          <w:lang w:eastAsia="en-GB"/>
+          <w14:ligatures w14:val="none"/>
+        </w:rPr>
+        <w:t xml:space="preserve"> │</w:t>
+      </w:r>
+    </w:p>
+    <w:p>
+      <w:pPr>
+        <w:shd w:val="clear" w:color="auto" w:fill="FFFFFF"/>
+        <w:tabs>
+          <w:tab w:val="left" w:pos="916"/>
+          <w:tab w:val="left" w:pos="1832"/>
+          <w:tab w:val="left" w:pos="2748"/>
+          <w:tab w:val="left" w:pos="3664"/>
+          <w:tab w:val="left" w:pos="4580"/>
+          <w:tab w:val="left" w:pos="5496"/>
+          <w:tab w:val="left" w:pos="6412"/>
+          <w:tab w:val="left" w:pos="7328"/>
+          <w:tab w:val="left" w:pos="8244"/>
+          <w:tab w:val="left" w:pos="9160"/>
+          <w:tab w:val="left" w:pos="10076"/>
+          <w:tab w:val="left" w:pos="10992"/>
+          <w:tab w:val="left" w:pos="11908"/>
+          <w:tab w:val="left" w:pos="12824"/>
+          <w:tab w:val="left" w:pos="13740"/>
+          <w:tab w:val="left" w:pos="14656"/>
+        </w:tabs>
+        <w:wordWrap w:val="0"/>
+        <w:spacing w:before="360" w:after="360" w:line="240" w:lineRule="auto"/>
+        <w:ind w:right="480"/>
+        <w:rPr>
+          <w:rFonts w:ascii="Consolas" w:eastAsia="Times New Roman" w:hAnsi="Consolas" w:cs="Courier New"/>
+          <w:kern w:val="0"/>
+          <w:sz w:val="20"/>
+          <w:szCs w:val="20"/>
+          <w:lang w:eastAsia="en-GB"/>
+          <w14:ligatures w14:val="none"/>
+        </w:rPr>
+      </w:pPr>
+      <w:r>
+        <w:rPr>
+          <w:rFonts w:ascii="Consolas" w:eastAsia="Times New Roman" w:hAnsi="Consolas" w:cs="Courier New"/>
+          <w:kern w:val="0"/>
+          <w:sz w:val="20"/>
+          <w:szCs w:val="20"/>
+          <w:lang w:eastAsia="en-GB"/>
+          <w14:ligatures w14:val="none"/>
+        </w:rPr>
+        <w:lastRenderedPageBreak/>
+        <w:t>└─────────────────────────────────┴────────────────────────┴──────────────┘</w:t>
+      </w:r>
+    </w:p>
+    <w:p>
+      <w:pPr>
+        <w:shd w:val="clear" w:color="auto" w:fill="FFFFFF"/>
+        <w:tabs>
+          <w:tab w:val="left" w:pos="916"/>
+          <w:tab w:val="left" w:pos="1832"/>
+          <w:tab w:val="left" w:pos="2748"/>
+          <w:tab w:val="left" w:pos="3664"/>
+          <w:tab w:val="left" w:pos="4580"/>
+          <w:tab w:val="left" w:pos="5496"/>
+          <w:tab w:val="left" w:pos="6412"/>
+          <w:tab w:val="left" w:pos="7328"/>
+          <w:tab w:val="left" w:pos="8244"/>
+          <w:tab w:val="left" w:pos="9160"/>
+          <w:tab w:val="left" w:pos="10076"/>
+          <w:tab w:val="left" w:pos="10992"/>
+          <w:tab w:val="left" w:pos="11908"/>
+          <w:tab w:val="left" w:pos="12824"/>
+          <w:tab w:val="left" w:pos="13740"/>
+          <w:tab w:val="left" w:pos="14656"/>
+        </w:tabs>
+        <w:wordWrap w:val="0"/>
+        <w:spacing w:before="360" w:after="360" w:line="240" w:lineRule="auto"/>
+        <w:ind w:right="480"/>
+        <w:rPr>
+          <w:rFonts w:ascii="Consolas" w:eastAsia="Times New Roman" w:hAnsi="Consolas" w:cs="Courier New"/>
+          <w:kern w:val="0"/>
+          <w:sz w:val="20"/>
+          <w:szCs w:val="20"/>
+          <w:lang w:eastAsia="en-GB"/>
+          <w14:ligatures w14:val="none"/>
+        </w:rPr>
+      </w:pPr>
+      <w:r>
+        <w:rPr>
+          <w:rFonts w:ascii="Consolas" w:eastAsia="Times New Roman" w:hAnsi="Consolas" w:cs="Courier New"/>
+          <w:b/>
+          <w:bCs/>
+          <w:kern w:val="0"/>
+          <w:sz w:val="20"/>
+          <w:szCs w:val="20"/>
+          <w:lang w:eastAsia="en-GB"/>
+          <w14:ligatures w14:val="none"/>
+        </w:rPr>
+        <w:t xml:space="preserve"> Total params: </w:t>
+      </w:r>
+      <w:r>
+        <w:rPr>
+          <w:rFonts w:ascii="Consolas" w:eastAsia="Times New Roman" w:hAnsi="Consolas" w:cs="Courier New"/>
+          <w:color w:val="00AF00"/>
+          <w:kern w:val="0"/>
+          <w:sz w:val="20"/>
+          <w:szCs w:val="20"/>
+          <w:lang w:eastAsia="en-GB"/>
+          <w14:ligatures w14:val="none"/>
+        </w:rPr>
+        <w:t>1,205,684</w:t>
+      </w:r>
+      <w:r>
+        <w:rPr>
+          <w:rFonts w:ascii="Consolas" w:eastAsia="Times New Roman" w:hAnsi="Consolas" w:cs="Courier New"/>
+          <w:kern w:val="0"/>
+          <w:sz w:val="20"/>
+          <w:szCs w:val="20"/>
+          <w:lang w:eastAsia="en-GB"/>
+          <w14:ligatures w14:val="none"/>
+        </w:rPr>
+        <w:t xml:space="preserve"> (4.60 MB)</w:t>
+      </w:r>
+    </w:p>
+    <w:p>
+      <w:pPr>
+        <w:shd w:val="clear" w:color="auto" w:fill="FFFFFF"/>
+        <w:tabs>
+          <w:tab w:val="left" w:pos="916"/>
+          <w:tab w:val="left" w:pos="1832"/>
+          <w:tab w:val="left" w:pos="2748"/>
+          <w:tab w:val="left" w:pos="3664"/>
+          <w:tab w:val="left" w:pos="4580"/>
+          <w:tab w:val="left" w:pos="5496"/>
+          <w:tab w:val="left" w:pos="6412"/>
+          <w:tab w:val="left" w:pos="7328"/>
+          <w:tab w:val="left" w:pos="8244"/>
+          <w:tab w:val="left" w:pos="9160"/>
+          <w:tab w:val="left" w:pos="10076"/>
+          <w:tab w:val="left" w:pos="10992"/>
+          <w:tab w:val="left" w:pos="11908"/>
+          <w:tab w:val="left" w:pos="12824"/>
+          <w:tab w:val="left" w:pos="13740"/>
+          <w:tab w:val="left" w:pos="14656"/>
+        </w:tabs>
+        <w:wordWrap w:val="0"/>
+        <w:spacing w:before="360" w:after="360" w:line="240" w:lineRule="auto"/>
+        <w:ind w:right="480"/>
+        <w:rPr>
+          <w:rFonts w:ascii="Consolas" w:eastAsia="Times New Roman" w:hAnsi="Consolas" w:cs="Courier New"/>
+          <w:kern w:val="0"/>
+          <w:sz w:val="20"/>
+          <w:szCs w:val="20"/>
+          <w:lang w:eastAsia="en-GB"/>
+          <w14:ligatures w14:val="none"/>
+        </w:rPr>
+      </w:pPr>
+      <w:r>
+        <w:rPr>
+          <w:rFonts w:ascii="Consolas" w:eastAsia="Times New Roman" w:hAnsi="Consolas" w:cs="Courier New"/>
+          <w:b/>
+          <w:bCs/>
+          <w:kern w:val="0"/>
+          <w:sz w:val="20"/>
+          <w:szCs w:val="20"/>
+          <w:lang w:eastAsia="en-GB"/>
+          <w14:ligatures w14:val="none"/>
+        </w:rPr>
+        <w:t xml:space="preserve"> Trainable params: </w:t>
+      </w:r>
+      <w:r>
+        <w:rPr>
+          <w:rFonts w:ascii="Consolas" w:eastAsia="Times New Roman" w:hAnsi="Consolas" w:cs="Courier New"/>
+          <w:color w:val="00AF00"/>
+          <w:kern w:val="0"/>
+          <w:sz w:val="20"/>
+          <w:szCs w:val="20"/>
+          <w:lang w:eastAsia="en-GB"/>
+          <w14:ligatures w14:val="none"/>
+        </w:rPr>
+        <w:t>1,205,684</w:t>
+      </w:r>
+      <w:r>
+        <w:rPr>
+          <w:rFonts w:ascii="Consolas" w:eastAsia="Times New Roman" w:hAnsi="Consolas" w:cs="Courier New"/>
+          <w:kern w:val="0"/>
+          <w:sz w:val="20"/>
+          <w:szCs w:val="20"/>
+          <w:lang w:eastAsia="en-GB"/>
+          <w14:ligatures w14:val="none"/>
+        </w:rPr>
+        <w:t xml:space="preserve"> (4.60 MB)</w:t>
+      </w:r>
+    </w:p>
+    <w:p>
+      <w:pPr>
+        <w:shd w:val="clear" w:color="auto" w:fill="FFFFFF"/>
+        <w:tabs>
+          <w:tab w:val="left" w:pos="916"/>
+          <w:tab w:val="left" w:pos="1832"/>
+          <w:tab w:val="left" w:pos="2748"/>
+          <w:tab w:val="left" w:pos="3664"/>
+          <w:tab w:val="left" w:pos="4580"/>
+          <w:tab w:val="left" w:pos="5496"/>
+          <w:tab w:val="left" w:pos="6412"/>
+          <w:tab w:val="left" w:pos="7328"/>
+          <w:tab w:val="left" w:pos="8244"/>
+          <w:tab w:val="left" w:pos="9160"/>
+          <w:tab w:val="left" w:pos="10076"/>
+          <w:tab w:val="left" w:pos="10992"/>
+          <w:tab w:val="left" w:pos="11908"/>
+          <w:tab w:val="left" w:pos="12824"/>
+          <w:tab w:val="left" w:pos="13740"/>
+          <w:tab w:val="left" w:pos="14656"/>
+        </w:tabs>
+        <w:wordWrap w:val="0"/>
+        <w:spacing w:before="360" w:after="360" w:line="240" w:lineRule="auto"/>
+        <w:ind w:right="480"/>
+        <w:rPr>
+          <w:rFonts w:ascii="Consolas" w:eastAsia="Times New Roman" w:hAnsi="Consolas" w:cs="Courier New"/>
+          <w:kern w:val="0"/>
+          <w:sz w:val="20"/>
+          <w:szCs w:val="20"/>
+          <w:lang w:eastAsia="en-GB"/>
+          <w14:ligatures w14:val="none"/>
+        </w:rPr>
+      </w:pPr>
+      <w:r>
+        <w:rPr>
+          <w:rFonts w:ascii="Consolas" w:eastAsia="Times New Roman" w:hAnsi="Consolas" w:cs="Courier New"/>
+          <w:b/>
+          <w:bCs/>
+          <w:kern w:val="0"/>
+          <w:sz w:val="20"/>
+          <w:szCs w:val="20"/>
+          <w:lang w:eastAsia="en-GB"/>
+          <w14:ligatures w14:val="none"/>
+        </w:rPr>
+        <w:t xml:space="preserve"> </w:t>
+      </w:r>
+      <w:r>
+        <w:rPr>
+          <w:rFonts w:ascii="Consolas" w:eastAsia="Times New Roman" w:hAnsi="Consolas" w:cs="Courier New"/>
+          <w:b/>
+          <w:bCs/>
+          <w:kern w:val="0"/>
+          <w:sz w:val="20"/>
+          <w:szCs w:val="20"/>
+          <w:lang w:eastAsia="en-GB"/>
+          <w14:ligatures w14:val="none"/>
+        </w:rPr>
+        <w:t xml:space="preserve">Non-trainable params: </w:t>
+      </w:r>
+      <w:r>
+        <w:rPr>
+          <w:rFonts w:ascii="Consolas" w:eastAsia="Times New Roman" w:hAnsi="Consolas" w:cs="Courier New"/>
+          <w:color w:val="00AF00"/>
+          <w:kern w:val="0"/>
+          <w:sz w:val="20"/>
+          <w:szCs w:val="20"/>
+          <w:lang w:eastAsia="en-GB"/>
+          <w14:ligatures w14:val="none"/>
+        </w:rPr>
+        <w:t>0</w:t>
+      </w:r>
+      <w:r>
+        <w:rPr>
+          <w:rFonts w:ascii="Consolas" w:eastAsia="Times New Roman" w:hAnsi="Consolas" w:cs="Courier New"/>
+          <w:kern w:val="0"/>
+          <w:sz w:val="20"/>
+          <w:szCs w:val="20"/>
+          <w:lang w:eastAsia="en-GB"/>
+          <w14:ligatures w14:val="none"/>
+        </w:rPr>
+        <w:t xml:space="preserve"> (0.00 B)</w:t>
+      </w:r>
+    </w:p>
+    <w:p>
+      <w:pPr>
+        <w:shd w:val="clear" w:color="auto" w:fill="FFFFFF"/>
+        <w:tabs>
+          <w:tab w:val="left" w:pos="916"/>
+          <w:tab w:val="left" w:pos="1832"/>
+          <w:tab w:val="left" w:pos="2748"/>
+          <w:tab w:val="left" w:pos="3664"/>
+          <w:tab w:val="left" w:pos="4580"/>
+          <w:tab w:val="left" w:pos="5496"/>
+          <w:tab w:val="left" w:pos="6412"/>
+          <w:tab w:val="left" w:pos="7328"/>
+          <w:tab w:val="left" w:pos="8244"/>
+          <w:tab w:val="left" w:pos="9160"/>
+          <w:tab w:val="left" w:pos="10076"/>
+          <w:tab w:val="left" w:pos="10992"/>
+          <w:tab w:val="left" w:pos="11908"/>
+          <w:tab w:val="left" w:pos="12824"/>
+          <w:tab w:val="left" w:pos="13740"/>
+          <w:tab w:val="left" w:pos="14656"/>
+        </w:tabs>
+        <w:wordWrap w:val="0"/>
+        <w:spacing w:after="0" w:line="240" w:lineRule="auto"/>
+        <w:rPr>
+          <w:rFonts w:ascii="Consolas" w:eastAsia="Times New Roman" w:hAnsi="Consolas" w:cs="Courier New"/>
+          <w:kern w:val="0"/>
+          <w:sz w:val="20"/>
+          <w:szCs w:val="20"/>
+          <w:lang w:eastAsia="en-GB"/>
+          <w14:ligatures w14:val="none"/>
+        </w:rPr>
+      </w:pPr>
+      <w:r>
+        <w:rPr>
+          <w:rFonts w:ascii="Consolas" w:eastAsia="Times New Roman" w:hAnsi="Consolas" w:cs="Courier New"/>
+          <w:kern w:val="0"/>
+          <w:sz w:val="20"/>
+          <w:szCs w:val="20"/>
+          <w:lang w:eastAsia="en-GB"/>
+          <w14:ligatures w14:val="none"/>
+        </w:rPr>
+        <w:t>None</w:t>
+      </w:r>
+    </w:p>
+    <w:p>
+      <w:pPr>
         <w:jc w:val="both"/>
         <w:rPr>
           <w:sz w:val="44"/>
@@ -9781,13 +14784,23 @@
           <w:u w:val="single"/>
         </w:rPr>
       </w:pPr>
+      <w:proofErr w:type="spellStart"/>
       <w:r>
         <w:rPr>
           <w:sz w:val="44"/>
           <w:szCs w:val="44"/>
           <w:u w:val="single"/>
         </w:rPr>
-        <w:t xml:space="preserve">Github: </w:t>
+        <w:t>Github</w:t>
+      </w:r>
+      <w:proofErr w:type="spellEnd"/>
+      <w:r>
+        <w:rPr>
+          <w:sz w:val="44"/>
+          <w:szCs w:val="44"/>
+          <w:u w:val="single"/>
+        </w:rPr>
+        <w:t xml:space="preserve">: </w:t>
       </w:r>
     </w:p>
     <w:sectPr>
